--- a/files/RESUME_PETER_A_SAYEGH_SS26_EE.docx
+++ b/files/RESUME_PETER_A_SAYEGH_SS26_EE.docx
@@ -5,27 +5,39 @@
     <w:p>
       <w:pPr>
         <w:pStyle w:val="Title"/>
-      </w:pPr>
-      <w:r>
+        <w:rPr>
+          <w:rFonts w:asciiTheme="majorBidi" w:hAnsiTheme="majorBidi" w:cstheme="majorBidi"/>
+        </w:rPr>
+      </w:pPr>
+      <w:r>
+        <w:rPr>
+          <w:rFonts w:asciiTheme="majorBidi" w:hAnsiTheme="majorBidi" w:cstheme="majorBidi"/>
+        </w:rPr>
         <w:t>PETER</w:t>
       </w:r>
       <w:r>
         <w:rPr>
+          <w:rFonts w:asciiTheme="majorBidi" w:hAnsiTheme="majorBidi" w:cstheme="majorBidi"/>
           <w:spacing w:val="-3"/>
         </w:rPr>
         <w:t xml:space="preserve"> </w:t>
       </w:r>
       <w:r>
+        <w:rPr>
+          <w:rFonts w:asciiTheme="majorBidi" w:hAnsiTheme="majorBidi" w:cstheme="majorBidi"/>
+        </w:rPr>
         <w:t>A.</w:t>
       </w:r>
       <w:r>
         <w:rPr>
+          <w:rFonts w:asciiTheme="majorBidi" w:hAnsiTheme="majorBidi" w:cstheme="majorBidi"/>
           <w:spacing w:val="-1"/>
         </w:rPr>
         <w:t xml:space="preserve"> </w:t>
       </w:r>
       <w:r>
         <w:rPr>
+          <w:rFonts w:asciiTheme="majorBidi" w:hAnsiTheme="majorBidi" w:cstheme="majorBidi"/>
           <w:spacing w:val="-2"/>
         </w:rPr>
         <w:t>SAYEGH</w:t>
@@ -37,50 +49,73 @@
         <w:spacing w:before="2"/>
         <w:jc w:val="center"/>
         <w:rPr>
+          <w:rFonts w:asciiTheme="majorBidi" w:hAnsiTheme="majorBidi" w:cstheme="majorBidi"/>
           <w:spacing w:val="-6"/>
           <w:lang w:val="en-FR"/>
         </w:rPr>
       </w:pPr>
       <w:r>
+        <w:rPr>
+          <w:rFonts w:asciiTheme="majorBidi" w:hAnsiTheme="majorBidi" w:cstheme="majorBidi"/>
+        </w:rPr>
         <w:t>646</w:t>
       </w:r>
       <w:r>
+        <w:rPr>
+          <w:rFonts w:asciiTheme="majorBidi" w:hAnsiTheme="majorBidi" w:cstheme="majorBidi"/>
+        </w:rPr>
         <w:t>-</w:t>
       </w:r>
       <w:r>
+        <w:rPr>
+          <w:rFonts w:asciiTheme="majorBidi" w:hAnsiTheme="majorBidi" w:cstheme="majorBidi"/>
+        </w:rPr>
         <w:t>679-0959</w:t>
       </w:r>
       <w:r>
         <w:rPr>
+          <w:rFonts w:asciiTheme="majorBidi" w:hAnsiTheme="majorBidi" w:cstheme="majorBidi"/>
           <w:spacing w:val="-6"/>
         </w:rPr>
         <w:t xml:space="preserve"> </w:t>
       </w:r>
       <w:r>
+        <w:rPr>
+          <w:rFonts w:asciiTheme="majorBidi" w:hAnsiTheme="majorBidi" w:cstheme="majorBidi"/>
+        </w:rPr>
         <w:t>|</w:t>
       </w:r>
       <w:r>
         <w:rPr>
+          <w:rFonts w:asciiTheme="majorBidi" w:hAnsiTheme="majorBidi" w:cstheme="majorBidi"/>
           <w:spacing w:val="-6"/>
         </w:rPr>
         <w:t xml:space="preserve"> </w:t>
       </w:r>
       <w:hyperlink r:id="rId6">
         <w:r>
+          <w:rPr>
+            <w:rFonts w:asciiTheme="majorBidi" w:hAnsiTheme="majorBidi" w:cstheme="majorBidi"/>
+          </w:rPr>
           <w:t>pas2232@columbia.edu</w:t>
         </w:r>
       </w:hyperlink>
       <w:r>
         <w:rPr>
+          <w:rFonts w:asciiTheme="majorBidi" w:hAnsiTheme="majorBidi" w:cstheme="majorBidi"/>
           <w:spacing w:val="-6"/>
         </w:rPr>
         <w:t xml:space="preserve"> </w:t>
       </w:r>
       <w:r>
+        <w:rPr>
+          <w:rFonts w:asciiTheme="majorBidi" w:hAnsiTheme="majorBidi" w:cstheme="majorBidi"/>
+        </w:rPr>
         <w:t>|</w:t>
       </w:r>
       <w:r>
         <w:rPr>
+          <w:rFonts w:asciiTheme="majorBidi" w:hAnsiTheme="majorBidi" w:cstheme="majorBidi"/>
           <w:spacing w:val="-6"/>
         </w:rPr>
         <w:t xml:space="preserve"> </w:t>
@@ -89,6 +124,7 @@
         <w:r>
           <w:rPr>
             <w:rStyle w:val="Hyperlink"/>
+            <w:rFonts w:asciiTheme="majorBidi" w:hAnsiTheme="majorBidi" w:cstheme="majorBidi"/>
             <w:spacing w:val="-6"/>
           </w:rPr>
           <w:t>linkedin.com/in/</w:t>
@@ -97,6 +133,7 @@
         <w:r>
           <w:rPr>
             <w:rStyle w:val="Hyperlink"/>
+            <w:rFonts w:asciiTheme="majorBidi" w:hAnsiTheme="majorBidi" w:cstheme="majorBidi"/>
             <w:spacing w:val="-6"/>
           </w:rPr>
           <w:t>peterasayegh</w:t>
@@ -105,16 +142,21 @@
         <w:r>
           <w:rPr>
             <w:rStyle w:val="Hyperlink"/>
+            <w:rFonts w:asciiTheme="majorBidi" w:hAnsiTheme="majorBidi" w:cstheme="majorBidi"/>
             <w:spacing w:val="-6"/>
           </w:rPr>
           <w:t>/</w:t>
         </w:r>
       </w:hyperlink>
       <w:r>
+        <w:rPr>
+          <w:rFonts w:asciiTheme="majorBidi" w:hAnsiTheme="majorBidi" w:cstheme="majorBidi"/>
+        </w:rPr>
         <w:t>|</w:t>
       </w:r>
       <w:r>
         <w:rPr>
+          <w:rFonts w:asciiTheme="majorBidi" w:hAnsiTheme="majorBidi" w:cstheme="majorBidi"/>
           <w:spacing w:val="-6"/>
         </w:rPr>
         <w:t xml:space="preserve"> </w:t>
@@ -123,6 +165,7 @@
         <w:r>
           <w:rPr>
             <w:rStyle w:val="Hyperlink"/>
+            <w:rFonts w:asciiTheme="majorBidi" w:hAnsiTheme="majorBidi" w:cstheme="majorBidi"/>
           </w:rPr>
           <w:t>github.com/peter-</w:t>
         </w:r>
@@ -130,6 +173,7 @@
         <w:r>
           <w:rPr>
             <w:rStyle w:val="Hyperlink"/>
+            <w:rFonts w:asciiTheme="majorBidi" w:hAnsiTheme="majorBidi" w:cstheme="majorBidi"/>
           </w:rPr>
           <w:t>sayegh</w:t>
         </w:r>
@@ -137,16 +181,21 @@
       </w:hyperlink>
       <w:r>
         <w:rPr>
+          <w:rFonts w:asciiTheme="majorBidi" w:hAnsiTheme="majorBidi" w:cstheme="majorBidi"/>
           <w:color w:val="0563C1"/>
           <w:spacing w:val="-6"/>
         </w:rPr>
         <w:t xml:space="preserve"> </w:t>
       </w:r>
       <w:r>
+        <w:rPr>
+          <w:rFonts w:asciiTheme="majorBidi" w:hAnsiTheme="majorBidi" w:cstheme="majorBidi"/>
+        </w:rPr>
         <w:t>|</w:t>
       </w:r>
       <w:r>
         <w:rPr>
+          <w:rFonts w:asciiTheme="majorBidi" w:hAnsiTheme="majorBidi" w:cstheme="majorBidi"/>
           <w:spacing w:val="-6"/>
         </w:rPr>
         <w:t xml:space="preserve"> </w:t>
@@ -155,6 +204,7 @@
         <w:r>
           <w:rPr>
             <w:rStyle w:val="Hyperlink"/>
+            <w:rFonts w:asciiTheme="majorBidi" w:hAnsiTheme="majorBidi" w:cstheme="majorBidi"/>
             <w:spacing w:val="-6"/>
           </w:rPr>
           <w:t>peter-sayegh.github.io/my-portfolio</w:t>
@@ -167,6 +217,7 @@
         <w:spacing w:before="2"/>
         <w:jc w:val="center"/>
         <w:rPr>
+          <w:rFonts w:asciiTheme="majorBidi" w:hAnsiTheme="majorBidi" w:cstheme="majorBidi"/>
           <w:spacing w:val="-6"/>
           <w:lang w:val="en-FR"/>
         </w:rPr>
@@ -176,9 +227,13 @@
       <w:pPr>
         <w:pStyle w:val="Heading1"/>
         <w:spacing w:before="1"/>
-      </w:pPr>
-      <w:r>
-        <w:rPr>
+        <w:rPr>
+          <w:rFonts w:asciiTheme="majorBidi" w:hAnsiTheme="majorBidi" w:cstheme="majorBidi"/>
+        </w:rPr>
+      </w:pPr>
+      <w:r>
+        <w:rPr>
+          <w:rFonts w:asciiTheme="majorBidi" w:hAnsiTheme="majorBidi" w:cstheme="majorBidi"/>
           <w:spacing w:val="-2"/>
         </w:rPr>
         <w:t>EDUCATION</w:t>
@@ -190,11 +245,13 @@
         <w:spacing w:line="20" w:lineRule="exact"/>
         <w:ind w:left="331" w:firstLine="0"/>
         <w:rPr>
+          <w:rFonts w:asciiTheme="majorBidi" w:hAnsiTheme="majorBidi" w:cstheme="majorBidi"/>
           <w:sz w:val="2"/>
         </w:rPr>
       </w:pPr>
       <w:r>
         <w:rPr>
+          <w:rFonts w:asciiTheme="majorBidi" w:hAnsiTheme="majorBidi" w:cstheme="majorBidi"/>
           <w:noProof/>
           <w:sz w:val="2"/>
         </w:rPr>
@@ -294,11 +351,13 @@
         </w:tabs>
         <w:ind w:left="360"/>
         <w:rPr>
-          <w:sz w:val="20"/>
-        </w:rPr>
-      </w:pPr>
-      <w:r>
-        <w:rPr>
+          <w:rFonts w:asciiTheme="majorBidi" w:hAnsiTheme="majorBidi" w:cstheme="majorBidi"/>
+          <w:sz w:val="20"/>
+        </w:rPr>
+      </w:pPr>
+      <w:r>
+        <w:rPr>
+          <w:rFonts w:asciiTheme="majorBidi" w:hAnsiTheme="majorBidi" w:cstheme="majorBidi"/>
           <w:b/>
           <w:sz w:val="20"/>
         </w:rPr>
@@ -306,6 +365,7 @@
       </w:r>
       <w:r>
         <w:rPr>
+          <w:rFonts w:asciiTheme="majorBidi" w:hAnsiTheme="majorBidi" w:cstheme="majorBidi"/>
           <w:b/>
           <w:spacing w:val="-9"/>
           <w:sz w:val="20"/>
@@ -314,6 +374,7 @@
       </w:r>
       <w:r>
         <w:rPr>
+          <w:rFonts w:asciiTheme="majorBidi" w:hAnsiTheme="majorBidi" w:cstheme="majorBidi"/>
           <w:b/>
           <w:spacing w:val="-2"/>
           <w:sz w:val="20"/>
@@ -322,6 +383,7 @@
       </w:r>
       <w:r>
         <w:rPr>
+          <w:rFonts w:asciiTheme="majorBidi" w:hAnsiTheme="majorBidi" w:cstheme="majorBidi"/>
           <w:b/>
           <w:sz w:val="20"/>
         </w:rPr>
@@ -329,12 +391,14 @@
       </w:r>
       <w:r>
         <w:rPr>
+          <w:rFonts w:asciiTheme="majorBidi" w:hAnsiTheme="majorBidi" w:cstheme="majorBidi"/>
           <w:sz w:val="20"/>
         </w:rPr>
         <w:t>New</w:t>
       </w:r>
       <w:r>
         <w:rPr>
+          <w:rFonts w:asciiTheme="majorBidi" w:hAnsiTheme="majorBidi" w:cstheme="majorBidi"/>
           <w:spacing w:val="-6"/>
           <w:sz w:val="20"/>
         </w:rPr>
@@ -342,12 +406,14 @@
       </w:r>
       <w:r>
         <w:rPr>
+          <w:rFonts w:asciiTheme="majorBidi" w:hAnsiTheme="majorBidi" w:cstheme="majorBidi"/>
           <w:sz w:val="20"/>
         </w:rPr>
         <w:t>York,</w:t>
       </w:r>
       <w:r>
         <w:rPr>
+          <w:rFonts w:asciiTheme="majorBidi" w:hAnsiTheme="majorBidi" w:cstheme="majorBidi"/>
           <w:spacing w:val="-4"/>
           <w:sz w:val="20"/>
         </w:rPr>
@@ -355,6 +421,7 @@
       </w:r>
       <w:r>
         <w:rPr>
+          <w:rFonts w:asciiTheme="majorBidi" w:hAnsiTheme="majorBidi" w:cstheme="majorBidi"/>
           <w:spacing w:val="-5"/>
           <w:sz w:val="20"/>
         </w:rPr>
@@ -369,19 +436,26 @@
         <w:spacing w:line="242" w:lineRule="exact"/>
         <w:ind w:left="360"/>
         <w:rPr>
-          <w:sz w:val="20"/>
-        </w:rPr>
-      </w:pPr>
-      <w:r>
-        <w:rPr>
-          <w:b/>
+          <w:rFonts w:asciiTheme="majorBidi" w:hAnsiTheme="majorBidi" w:cstheme="majorBidi"/>
+          <w:sz w:val="20"/>
+        </w:rPr>
+      </w:pPr>
+      <w:r>
+        <w:rPr>
+          <w:rFonts w:asciiTheme="majorBidi" w:hAnsiTheme="majorBidi" w:cstheme="majorBidi"/>
+          <w:bCs/>
+          <w:i/>
+          <w:iCs/>
           <w:sz w:val="20"/>
         </w:rPr>
         <w:t>MS</w:t>
       </w:r>
       <w:r>
         <w:rPr>
-          <w:b/>
+          <w:rFonts w:asciiTheme="majorBidi" w:hAnsiTheme="majorBidi" w:cstheme="majorBidi"/>
+          <w:bCs/>
+          <w:i/>
+          <w:iCs/>
           <w:spacing w:val="-8"/>
           <w:sz w:val="20"/>
         </w:rPr>
@@ -389,14 +463,20 @@
       </w:r>
       <w:r>
         <w:rPr>
-          <w:b/>
+          <w:rFonts w:asciiTheme="majorBidi" w:hAnsiTheme="majorBidi" w:cstheme="majorBidi"/>
+          <w:bCs/>
+          <w:i/>
+          <w:iCs/>
           <w:sz w:val="20"/>
         </w:rPr>
         <w:t>in</w:t>
       </w:r>
       <w:r>
         <w:rPr>
-          <w:b/>
+          <w:rFonts w:asciiTheme="majorBidi" w:hAnsiTheme="majorBidi" w:cstheme="majorBidi"/>
+          <w:bCs/>
+          <w:i/>
+          <w:iCs/>
           <w:spacing w:val="-5"/>
           <w:sz w:val="20"/>
         </w:rPr>
@@ -404,14 +484,20 @@
       </w:r>
       <w:r>
         <w:rPr>
-          <w:b/>
+          <w:rFonts w:asciiTheme="majorBidi" w:hAnsiTheme="majorBidi" w:cstheme="majorBidi"/>
+          <w:bCs/>
+          <w:i/>
+          <w:iCs/>
           <w:sz w:val="20"/>
         </w:rPr>
         <w:t>Electrical</w:t>
       </w:r>
       <w:r>
         <w:rPr>
-          <w:b/>
+          <w:rFonts w:asciiTheme="majorBidi" w:hAnsiTheme="majorBidi" w:cstheme="majorBidi"/>
+          <w:bCs/>
+          <w:i/>
+          <w:iCs/>
           <w:spacing w:val="-6"/>
           <w:sz w:val="20"/>
         </w:rPr>
@@ -419,14 +505,20 @@
       </w:r>
       <w:r>
         <w:rPr>
-          <w:b/>
+          <w:rFonts w:asciiTheme="majorBidi" w:hAnsiTheme="majorBidi" w:cstheme="majorBidi"/>
+          <w:bCs/>
+          <w:i/>
+          <w:iCs/>
           <w:sz w:val="20"/>
         </w:rPr>
         <w:t>Engineering</w:t>
       </w:r>
       <w:r>
         <w:rPr>
-          <w:b/>
+          <w:rFonts w:asciiTheme="majorBidi" w:hAnsiTheme="majorBidi" w:cstheme="majorBidi"/>
+          <w:bCs/>
+          <w:i/>
+          <w:iCs/>
           <w:spacing w:val="-6"/>
           <w:sz w:val="20"/>
         </w:rPr>
@@ -434,14 +526,20 @@
       </w:r>
       <w:r>
         <w:rPr>
-          <w:b/>
+          <w:rFonts w:asciiTheme="majorBidi" w:hAnsiTheme="majorBidi" w:cstheme="majorBidi"/>
+          <w:bCs/>
+          <w:i/>
+          <w:iCs/>
           <w:sz w:val="20"/>
         </w:rPr>
         <w:t>–</w:t>
       </w:r>
       <w:r>
         <w:rPr>
-          <w:b/>
+          <w:rFonts w:asciiTheme="majorBidi" w:hAnsiTheme="majorBidi" w:cstheme="majorBidi"/>
+          <w:bCs/>
+          <w:i/>
+          <w:iCs/>
           <w:spacing w:val="-5"/>
           <w:sz w:val="20"/>
         </w:rPr>
@@ -449,7 +547,10 @@
       </w:r>
       <w:r>
         <w:rPr>
-          <w:b/>
+          <w:rFonts w:asciiTheme="majorBidi" w:hAnsiTheme="majorBidi" w:cstheme="majorBidi"/>
+          <w:bCs/>
+          <w:i/>
+          <w:iCs/>
           <w:spacing w:val="-5"/>
           <w:sz w:val="20"/>
         </w:rPr>
@@ -457,14 +558,20 @@
       </w:r>
       <w:r>
         <w:rPr>
-          <w:b/>
+          <w:rFonts w:asciiTheme="majorBidi" w:hAnsiTheme="majorBidi" w:cstheme="majorBidi"/>
+          <w:bCs/>
+          <w:i/>
+          <w:iCs/>
           <w:sz w:val="20"/>
         </w:rPr>
         <w:t>Tesla</w:t>
       </w:r>
       <w:r>
         <w:rPr>
-          <w:b/>
+          <w:rFonts w:asciiTheme="majorBidi" w:hAnsiTheme="majorBidi" w:cstheme="majorBidi"/>
+          <w:bCs/>
+          <w:i/>
+          <w:iCs/>
           <w:spacing w:val="-5"/>
           <w:sz w:val="20"/>
         </w:rPr>
@@ -472,59 +579,80 @@
       </w:r>
       <w:r>
         <w:rPr>
+          <w:rFonts w:asciiTheme="majorBidi" w:hAnsiTheme="majorBidi" w:cstheme="majorBidi"/>
+          <w:bCs/>
+          <w:i/>
+          <w:iCs/>
+          <w:spacing w:val="-2"/>
+          <w:sz w:val="20"/>
+        </w:rPr>
+        <w:t>Scholar</w:t>
+      </w:r>
+      <w:r>
+        <w:rPr>
+          <w:rFonts w:asciiTheme="majorBidi" w:hAnsiTheme="majorBidi" w:cstheme="majorBidi"/>
+          <w:bCs/>
+          <w:i/>
+          <w:iCs/>
+          <w:spacing w:val="-2"/>
+          <w:sz w:val="20"/>
+        </w:rPr>
+        <w:t>ship</w:t>
+      </w:r>
+      <w:r>
+        <w:rPr>
+          <w:rFonts w:asciiTheme="majorBidi" w:hAnsiTheme="majorBidi" w:cstheme="majorBidi"/>
           <w:b/>
           <w:spacing w:val="-2"/>
           <w:sz w:val="20"/>
         </w:rPr>
-        <w:t>Scholar</w:t>
-      </w:r>
-      <w:r>
-        <w:rPr>
+        <w:t>,</w:t>
+      </w:r>
+      <w:r>
+        <w:rPr>
+          <w:rFonts w:asciiTheme="majorBidi" w:hAnsiTheme="majorBidi" w:cstheme="majorBidi"/>
+          <w:bCs/>
+          <w:spacing w:val="-2"/>
+          <w:sz w:val="20"/>
+        </w:rPr>
+        <w:t xml:space="preserve"> GPA: 3.</w:t>
+      </w:r>
+      <w:r>
+        <w:rPr>
+          <w:rFonts w:asciiTheme="majorBidi" w:hAnsiTheme="majorBidi" w:cstheme="majorBidi"/>
+          <w:bCs/>
+          <w:spacing w:val="-2"/>
+          <w:sz w:val="20"/>
+        </w:rPr>
+        <w:t>79</w:t>
+      </w:r>
+      <w:r>
+        <w:rPr>
+          <w:rFonts w:asciiTheme="majorBidi" w:hAnsiTheme="majorBidi" w:cstheme="majorBidi"/>
+          <w:bCs/>
+          <w:spacing w:val="-2"/>
+          <w:sz w:val="20"/>
+        </w:rPr>
+        <w:t>/4.0</w:t>
+      </w:r>
+      <w:r>
+        <w:rPr>
+          <w:rFonts w:asciiTheme="majorBidi" w:hAnsiTheme="majorBidi" w:cstheme="majorBidi"/>
           <w:b/>
-          <w:spacing w:val="-2"/>
-          <w:sz w:val="20"/>
-        </w:rPr>
-        <w:t>ship</w:t>
-      </w:r>
-      <w:r>
-        <w:rPr>
-          <w:b/>
-          <w:spacing w:val="-2"/>
-          <w:sz w:val="20"/>
-        </w:rPr>
-        <w:t>,</w:t>
-      </w:r>
-      <w:r>
-        <w:rPr>
-          <w:bCs/>
-          <w:spacing w:val="-2"/>
-          <w:sz w:val="20"/>
-        </w:rPr>
-        <w:t xml:space="preserve"> GPA: 3.</w:t>
-      </w:r>
-      <w:r>
-        <w:rPr>
-          <w:bCs/>
-          <w:spacing w:val="-2"/>
-          <w:sz w:val="20"/>
-        </w:rPr>
-        <w:t>80/4.0</w:t>
-      </w:r>
-      <w:r>
-        <w:rPr>
-          <w:b/>
           <w:sz w:val="20"/>
         </w:rPr>
         <w:tab/>
       </w:r>
       <w:r>
         <w:rPr>
+          <w:rFonts w:asciiTheme="majorBidi" w:hAnsiTheme="majorBidi" w:cstheme="majorBidi"/>
           <w:sz w:val="20"/>
         </w:rPr>
         <w:t>Expected</w:t>
       </w:r>
       <w:r>
         <w:rPr>
+          <w:rFonts w:asciiTheme="majorBidi" w:hAnsiTheme="majorBidi" w:cstheme="majorBidi"/>
           <w:spacing w:val="-8"/>
           <w:sz w:val="20"/>
         </w:rPr>
@@ -532,12 +660,14 @@
       </w:r>
       <w:r>
         <w:rPr>
+          <w:rFonts w:asciiTheme="majorBidi" w:hAnsiTheme="majorBidi" w:cstheme="majorBidi"/>
           <w:sz w:val="20"/>
         </w:rPr>
         <w:t>Dec</w:t>
       </w:r>
       <w:r>
         <w:rPr>
+          <w:rFonts w:asciiTheme="majorBidi" w:hAnsiTheme="majorBidi" w:cstheme="majorBidi"/>
           <w:spacing w:val="-5"/>
           <w:sz w:val="20"/>
         </w:rPr>
@@ -545,6 +675,7 @@
       </w:r>
       <w:r>
         <w:rPr>
+          <w:rFonts w:asciiTheme="majorBidi" w:hAnsiTheme="majorBidi" w:cstheme="majorBidi"/>
           <w:spacing w:val="-4"/>
           <w:sz w:val="20"/>
         </w:rPr>
@@ -557,146 +688,221 @@
         <w:spacing w:line="242" w:lineRule="exact"/>
         <w:ind w:left="360" w:firstLine="0"/>
         <w:rPr>
+          <w:rFonts w:asciiTheme="majorBidi" w:hAnsiTheme="majorBidi" w:cstheme="majorBidi"/>
           <w:spacing w:val="-2"/>
         </w:rPr>
       </w:pPr>
       <w:r>
+        <w:rPr>
+          <w:rFonts w:asciiTheme="majorBidi" w:hAnsiTheme="majorBidi" w:cstheme="majorBidi"/>
+        </w:rPr>
         <w:t>Course</w:t>
       </w:r>
       <w:r>
+        <w:rPr>
+          <w:rFonts w:asciiTheme="majorBidi" w:hAnsiTheme="majorBidi" w:cstheme="majorBidi"/>
+        </w:rPr>
         <w:t>work</w:t>
       </w:r>
       <w:r>
+        <w:rPr>
+          <w:rFonts w:asciiTheme="majorBidi" w:hAnsiTheme="majorBidi" w:cstheme="majorBidi"/>
+        </w:rPr>
         <w:t>:</w:t>
       </w:r>
       <w:r>
         <w:rPr>
+          <w:rFonts w:asciiTheme="majorBidi" w:hAnsiTheme="majorBidi" w:cstheme="majorBidi"/>
           <w:spacing w:val="-11"/>
         </w:rPr>
         <w:t xml:space="preserve"> </w:t>
       </w:r>
       <w:r>
+        <w:rPr>
+          <w:rFonts w:asciiTheme="majorBidi" w:hAnsiTheme="majorBidi" w:cstheme="majorBidi"/>
+        </w:rPr>
         <w:t>Digital</w:t>
       </w:r>
       <w:r>
         <w:rPr>
+          <w:rFonts w:asciiTheme="majorBidi" w:hAnsiTheme="majorBidi" w:cstheme="majorBidi"/>
           <w:spacing w:val="-8"/>
         </w:rPr>
         <w:t xml:space="preserve"> </w:t>
       </w:r>
       <w:r>
+        <w:rPr>
+          <w:rFonts w:asciiTheme="majorBidi" w:hAnsiTheme="majorBidi" w:cstheme="majorBidi"/>
+        </w:rPr>
         <w:t>Signal</w:t>
       </w:r>
       <w:r>
         <w:rPr>
+          <w:rFonts w:asciiTheme="majorBidi" w:hAnsiTheme="majorBidi" w:cstheme="majorBidi"/>
           <w:spacing w:val="-8"/>
         </w:rPr>
         <w:t xml:space="preserve"> </w:t>
       </w:r>
       <w:r>
+        <w:rPr>
+          <w:rFonts w:asciiTheme="majorBidi" w:hAnsiTheme="majorBidi" w:cstheme="majorBidi"/>
+        </w:rPr>
         <w:t>Processing,</w:t>
       </w:r>
       <w:r>
         <w:rPr>
+          <w:rFonts w:asciiTheme="majorBidi" w:hAnsiTheme="majorBidi" w:cstheme="majorBidi"/>
           <w:spacing w:val="-8"/>
         </w:rPr>
         <w:t xml:space="preserve"> </w:t>
       </w:r>
       <w:r>
         <w:rPr>
+          <w:rFonts w:asciiTheme="majorBidi" w:hAnsiTheme="majorBidi" w:cstheme="majorBidi"/>
           <w:spacing w:val="-8"/>
         </w:rPr>
         <w:t xml:space="preserve">Adv. </w:t>
       </w:r>
       <w:r>
+        <w:rPr>
+          <w:rFonts w:asciiTheme="majorBidi" w:hAnsiTheme="majorBidi" w:cstheme="majorBidi"/>
+        </w:rPr>
         <w:t>Analog</w:t>
       </w:r>
       <w:r>
         <w:rPr>
+          <w:rFonts w:asciiTheme="majorBidi" w:hAnsiTheme="majorBidi" w:cstheme="majorBidi"/>
           <w:spacing w:val="-8"/>
         </w:rPr>
         <w:t xml:space="preserve"> </w:t>
       </w:r>
       <w:r>
+        <w:rPr>
+          <w:rFonts w:asciiTheme="majorBidi" w:hAnsiTheme="majorBidi" w:cstheme="majorBidi"/>
+        </w:rPr>
         <w:t>Integrated</w:t>
       </w:r>
       <w:r>
         <w:rPr>
+          <w:rFonts w:asciiTheme="majorBidi" w:hAnsiTheme="majorBidi" w:cstheme="majorBidi"/>
           <w:spacing w:val="-8"/>
         </w:rPr>
         <w:t xml:space="preserve"> </w:t>
       </w:r>
       <w:r>
+        <w:rPr>
+          <w:rFonts w:asciiTheme="majorBidi" w:hAnsiTheme="majorBidi" w:cstheme="majorBidi"/>
+        </w:rPr>
         <w:t>Circuits,</w:t>
       </w:r>
       <w:r>
         <w:rPr>
+          <w:rFonts w:asciiTheme="majorBidi" w:hAnsiTheme="majorBidi" w:cstheme="majorBidi"/>
           <w:spacing w:val="-8"/>
         </w:rPr>
         <w:t xml:space="preserve"> </w:t>
       </w:r>
       <w:r>
+        <w:rPr>
+          <w:rFonts w:asciiTheme="majorBidi" w:hAnsiTheme="majorBidi" w:cstheme="majorBidi"/>
+        </w:rPr>
         <w:t>Power</w:t>
       </w:r>
       <w:r>
         <w:rPr>
+          <w:rFonts w:asciiTheme="majorBidi" w:hAnsiTheme="majorBidi" w:cstheme="majorBidi"/>
           <w:spacing w:val="-8"/>
         </w:rPr>
         <w:t xml:space="preserve"> </w:t>
       </w:r>
       <w:r>
+        <w:rPr>
+          <w:rFonts w:asciiTheme="majorBidi" w:hAnsiTheme="majorBidi" w:cstheme="majorBidi"/>
+        </w:rPr>
         <w:t>Electronics,</w:t>
       </w:r>
       <w:r>
         <w:rPr>
+          <w:rFonts w:asciiTheme="majorBidi" w:hAnsiTheme="majorBidi" w:cstheme="majorBidi"/>
           <w:spacing w:val="-8"/>
         </w:rPr>
         <w:t xml:space="preserve"> </w:t>
       </w:r>
       <w:r>
+        <w:rPr>
+          <w:rFonts w:asciiTheme="majorBidi" w:hAnsiTheme="majorBidi" w:cstheme="majorBidi"/>
+        </w:rPr>
         <w:t>MOS</w:t>
       </w:r>
       <w:r>
         <w:rPr>
+          <w:rFonts w:asciiTheme="majorBidi" w:hAnsiTheme="majorBidi" w:cstheme="majorBidi"/>
           <w:spacing w:val="-8"/>
         </w:rPr>
         <w:t xml:space="preserve"> </w:t>
       </w:r>
       <w:r>
         <w:rPr>
+          <w:rFonts w:asciiTheme="majorBidi" w:hAnsiTheme="majorBidi" w:cstheme="majorBidi"/>
           <w:spacing w:val="-2"/>
         </w:rPr>
         <w:t>Transistors</w:t>
       </w:r>
       <w:r>
         <w:rPr>
+          <w:rFonts w:asciiTheme="majorBidi" w:hAnsiTheme="majorBidi" w:cstheme="majorBidi"/>
           <w:spacing w:val="-2"/>
         </w:rPr>
         <w:t xml:space="preserve">, Analog-Digital Interfaces in VLSI, Embedded AI, </w:t>
       </w:r>
       <w:r>
         <w:rPr>
+          <w:rFonts w:asciiTheme="majorBidi" w:hAnsiTheme="majorBidi" w:cstheme="majorBidi"/>
           <w:spacing w:val="-2"/>
         </w:rPr>
         <w:t>Microwave Circuit Design</w:t>
       </w:r>
       <w:r>
         <w:rPr>
+          <w:rFonts w:asciiTheme="majorBidi" w:hAnsiTheme="majorBidi" w:cstheme="majorBidi"/>
           <w:spacing w:val="-2"/>
         </w:rPr>
         <w:t>,</w:t>
       </w:r>
       <w:r>
         <w:rPr>
+          <w:rFonts w:asciiTheme="majorBidi" w:hAnsiTheme="majorBidi" w:cstheme="majorBidi"/>
           <w:spacing w:val="-2"/>
         </w:rPr>
         <w:t xml:space="preserve"> </w:t>
       </w:r>
       <w:r>
         <w:rPr>
+          <w:rFonts w:asciiTheme="majorBidi" w:hAnsiTheme="majorBidi" w:cstheme="majorBidi"/>
           <w:spacing w:val="-2"/>
         </w:rPr>
-        <w:t xml:space="preserve">Motor Drive Systems, Nonlinear and Adaptive Control </w:t>
+        <w:t xml:space="preserve">Motor Drive Systems, </w:t>
+      </w:r>
+      <w:r>
+        <w:rPr>
+          <w:rFonts w:asciiTheme="majorBidi" w:hAnsiTheme="majorBidi" w:cstheme="majorBidi"/>
+          <w:spacing w:val="-2"/>
+        </w:rPr>
+        <w:t>High</w:t>
+      </w:r>
+      <w:r>
+        <w:rPr>
+          <w:rFonts w:asciiTheme="majorBidi" w:hAnsiTheme="majorBidi" w:cstheme="majorBidi"/>
+          <w:spacing w:val="-2"/>
+        </w:rPr>
+        <w:t>-</w:t>
+      </w:r>
+      <w:r>
+        <w:rPr>
+          <w:rFonts w:asciiTheme="majorBidi" w:hAnsiTheme="majorBidi" w:cstheme="majorBidi"/>
+          <w:spacing w:val="-2"/>
+        </w:rPr>
+        <w:t>Frequency Magnetics Design</w:t>
       </w:r>
     </w:p>
     <w:p>
@@ -704,45 +910,55 @@
         <w:pStyle w:val="BodyText"/>
         <w:spacing w:line="242" w:lineRule="exact"/>
         <w:ind w:left="360" w:firstLine="0"/>
-      </w:pPr>
-      <w:r>
-        <w:rPr>
+        <w:rPr>
+          <w:rFonts w:asciiTheme="majorBidi" w:hAnsiTheme="majorBidi" w:cstheme="majorBidi"/>
+        </w:rPr>
+      </w:pPr>
+      <w:r>
+        <w:rPr>
+          <w:rFonts w:asciiTheme="majorBidi" w:hAnsiTheme="majorBidi" w:cstheme="majorBidi"/>
           <w:spacing w:val="-2"/>
         </w:rPr>
         <w:t xml:space="preserve">Activities: </w:t>
       </w:r>
       <w:r>
         <w:rPr>
+          <w:rFonts w:asciiTheme="majorBidi" w:hAnsiTheme="majorBidi" w:cstheme="majorBidi"/>
           <w:spacing w:val="-2"/>
         </w:rPr>
         <w:t xml:space="preserve">Lead </w:t>
       </w:r>
       <w:r>
         <w:rPr>
+          <w:rFonts w:asciiTheme="majorBidi" w:hAnsiTheme="majorBidi" w:cstheme="majorBidi"/>
           <w:spacing w:val="-2"/>
         </w:rPr>
         <w:t xml:space="preserve">Department Representative </w:t>
       </w:r>
       <w:r>
         <w:rPr>
+          <w:rFonts w:asciiTheme="majorBidi" w:hAnsiTheme="majorBidi" w:cstheme="majorBidi"/>
           <w:spacing w:val="-2"/>
         </w:rPr>
         <w:t xml:space="preserve">for </w:t>
       </w:r>
       <w:r>
         <w:rPr>
+          <w:rFonts w:asciiTheme="majorBidi" w:hAnsiTheme="majorBidi" w:cstheme="majorBidi"/>
           <w:spacing w:val="-2"/>
         </w:rPr>
         <w:t>Electrical Engineering</w:t>
       </w:r>
       <w:r>
         <w:rPr>
+          <w:rFonts w:asciiTheme="majorBidi" w:hAnsiTheme="majorBidi" w:cstheme="majorBidi"/>
           <w:spacing w:val="-2"/>
         </w:rPr>
         <w:t xml:space="preserve"> with</w:t>
       </w:r>
       <w:r>
         <w:rPr>
+          <w:rFonts w:asciiTheme="majorBidi" w:hAnsiTheme="majorBidi" w:cstheme="majorBidi"/>
           <w:spacing w:val="-2"/>
         </w:rPr>
         <w:t>in the Engineering Student Graduate Council (EGSC)</w:t>
@@ -753,6 +969,9 @@
         <w:pStyle w:val="BodyText"/>
         <w:spacing w:before="20"/>
         <w:ind w:left="0" w:firstLine="0"/>
+        <w:rPr>
+          <w:rFonts w:asciiTheme="majorBidi" w:hAnsiTheme="majorBidi" w:cstheme="majorBidi"/>
+        </w:rPr>
       </w:pPr>
     </w:p>
     <w:p>
@@ -763,12 +982,14 @@
         <w:spacing w:before="1"/>
         <w:ind w:left="360"/>
         <w:rPr>
+          <w:rFonts w:asciiTheme="majorBidi" w:hAnsiTheme="majorBidi" w:cstheme="majorBidi"/>
           <w:sz w:val="20"/>
           <w:lang w:val="fr-FR"/>
         </w:rPr>
       </w:pPr>
       <w:r>
         <w:rPr>
+          <w:rFonts w:asciiTheme="majorBidi" w:hAnsiTheme="majorBidi" w:cstheme="majorBidi"/>
           <w:b/>
           <w:sz w:val="20"/>
           <w:lang w:val="fr-FR"/>
@@ -777,6 +998,7 @@
       </w:r>
       <w:r>
         <w:rPr>
+          <w:rFonts w:asciiTheme="majorBidi" w:hAnsiTheme="majorBidi" w:cstheme="majorBidi"/>
           <w:b/>
           <w:spacing w:val="-5"/>
           <w:sz w:val="20"/>
@@ -786,6 +1008,7 @@
       </w:r>
       <w:r>
         <w:rPr>
+          <w:rFonts w:asciiTheme="majorBidi" w:hAnsiTheme="majorBidi" w:cstheme="majorBidi"/>
           <w:b/>
           <w:spacing w:val="-2"/>
           <w:sz w:val="20"/>
@@ -795,6 +1018,7 @@
       </w:r>
       <w:r>
         <w:rPr>
+          <w:rFonts w:asciiTheme="majorBidi" w:hAnsiTheme="majorBidi" w:cstheme="majorBidi"/>
           <w:b/>
           <w:sz w:val="20"/>
           <w:lang w:val="fr-FR"/>
@@ -803,6 +1027,7 @@
       </w:r>
       <w:r>
         <w:rPr>
+          <w:rFonts w:asciiTheme="majorBidi" w:hAnsiTheme="majorBidi" w:cstheme="majorBidi"/>
           <w:sz w:val="20"/>
           <w:lang w:val="fr-FR"/>
         </w:rPr>
@@ -810,6 +1035,7 @@
       </w:r>
       <w:r>
         <w:rPr>
+          <w:rFonts w:asciiTheme="majorBidi" w:hAnsiTheme="majorBidi" w:cstheme="majorBidi"/>
           <w:spacing w:val="-10"/>
           <w:sz w:val="20"/>
           <w:lang w:val="fr-FR"/>
@@ -818,6 +1044,7 @@
       </w:r>
       <w:r>
         <w:rPr>
+          <w:rFonts w:asciiTheme="majorBidi" w:hAnsiTheme="majorBidi" w:cstheme="majorBidi"/>
           <w:spacing w:val="-5"/>
           <w:sz w:val="20"/>
           <w:lang w:val="fr-FR"/>
@@ -832,132 +1059,167 @@
         </w:tabs>
         <w:ind w:left="360"/>
         <w:rPr>
+          <w:rFonts w:asciiTheme="majorBidi" w:hAnsiTheme="majorBidi" w:cstheme="majorBidi"/>
           <w:sz w:val="20"/>
           <w:lang w:val="fr-FR"/>
         </w:rPr>
       </w:pPr>
       <w:r>
         <w:rPr>
+          <w:rFonts w:asciiTheme="majorBidi" w:hAnsiTheme="majorBidi" w:cstheme="majorBidi"/>
+          <w:bCs/>
+          <w:i/>
+          <w:iCs/>
+          <w:sz w:val="20"/>
+          <w:lang w:val="fr-FR"/>
+        </w:rPr>
+        <w:t>BS</w:t>
+      </w:r>
+      <w:r>
+        <w:rPr>
+          <w:rFonts w:asciiTheme="majorBidi" w:hAnsiTheme="majorBidi" w:cstheme="majorBidi"/>
+          <w:bCs/>
+          <w:i/>
+          <w:iCs/>
+          <w:spacing w:val="-6"/>
+          <w:sz w:val="20"/>
+          <w:lang w:val="fr-FR"/>
+        </w:rPr>
+        <w:t xml:space="preserve"> </w:t>
+      </w:r>
+      <w:r>
+        <w:rPr>
+          <w:rFonts w:asciiTheme="majorBidi" w:hAnsiTheme="majorBidi" w:cstheme="majorBidi"/>
+          <w:bCs/>
+          <w:i/>
+          <w:iCs/>
+          <w:sz w:val="20"/>
+          <w:lang w:val="fr-FR"/>
+        </w:rPr>
+        <w:t>in</w:t>
+      </w:r>
+      <w:r>
+        <w:rPr>
+          <w:rFonts w:asciiTheme="majorBidi" w:hAnsiTheme="majorBidi" w:cstheme="majorBidi"/>
+          <w:bCs/>
+          <w:i/>
+          <w:iCs/>
+          <w:spacing w:val="-5"/>
+          <w:sz w:val="20"/>
+          <w:lang w:val="fr-FR"/>
+        </w:rPr>
+        <w:t xml:space="preserve"> </w:t>
+      </w:r>
+      <w:proofErr w:type="spellStart"/>
+      <w:r>
+        <w:rPr>
+          <w:rFonts w:asciiTheme="majorBidi" w:hAnsiTheme="majorBidi" w:cstheme="majorBidi"/>
+          <w:bCs/>
+          <w:i/>
+          <w:iCs/>
+          <w:sz w:val="20"/>
+          <w:lang w:val="fr-FR"/>
+        </w:rPr>
+        <w:t>Mathematics</w:t>
+      </w:r>
+      <w:proofErr w:type="spellEnd"/>
+      <w:r>
+        <w:rPr>
+          <w:rFonts w:asciiTheme="majorBidi" w:hAnsiTheme="majorBidi" w:cstheme="majorBidi"/>
+          <w:bCs/>
+          <w:i/>
+          <w:iCs/>
+          <w:spacing w:val="-6"/>
+          <w:sz w:val="20"/>
+          <w:lang w:val="fr-FR"/>
+        </w:rPr>
+        <w:t xml:space="preserve"> </w:t>
+      </w:r>
+      <w:r>
+        <w:rPr>
+          <w:rFonts w:asciiTheme="majorBidi" w:hAnsiTheme="majorBidi" w:cstheme="majorBidi"/>
+          <w:bCs/>
+          <w:i/>
+          <w:iCs/>
+          <w:sz w:val="20"/>
+          <w:lang w:val="fr-FR"/>
+        </w:rPr>
+        <w:t>and</w:t>
+      </w:r>
+      <w:r>
+        <w:rPr>
+          <w:rFonts w:asciiTheme="majorBidi" w:hAnsiTheme="majorBidi" w:cstheme="majorBidi"/>
+          <w:bCs/>
+          <w:i/>
+          <w:iCs/>
+          <w:spacing w:val="-5"/>
+          <w:sz w:val="20"/>
+          <w:lang w:val="fr-FR"/>
+        </w:rPr>
+        <w:t xml:space="preserve"> </w:t>
+      </w:r>
+      <w:proofErr w:type="spellStart"/>
+      <w:r>
+        <w:rPr>
+          <w:rFonts w:asciiTheme="majorBidi" w:hAnsiTheme="majorBidi" w:cstheme="majorBidi"/>
+          <w:bCs/>
+          <w:i/>
+          <w:iCs/>
+          <w:sz w:val="20"/>
+          <w:lang w:val="fr-FR"/>
+        </w:rPr>
+        <w:t>Physics</w:t>
+      </w:r>
+      <w:proofErr w:type="spellEnd"/>
+      <w:r>
+        <w:rPr>
+          <w:rFonts w:asciiTheme="majorBidi" w:hAnsiTheme="majorBidi" w:cstheme="majorBidi"/>
+          <w:bCs/>
+          <w:sz w:val="20"/>
+          <w:lang w:val="fr-FR"/>
+        </w:rPr>
+        <w:t>,</w:t>
+      </w:r>
+      <w:r>
+        <w:rPr>
+          <w:rFonts w:asciiTheme="majorBidi" w:hAnsiTheme="majorBidi" w:cstheme="majorBidi"/>
           <w:b/>
           <w:sz w:val="20"/>
           <w:lang w:val="fr-FR"/>
         </w:rPr>
-        <w:t>BS</w:t>
-      </w:r>
-      <w:r>
-        <w:rPr>
-          <w:b/>
-          <w:spacing w:val="-6"/>
+        <w:t xml:space="preserve"> </w:t>
+      </w:r>
+      <w:proofErr w:type="gramStart"/>
+      <w:r>
+        <w:rPr>
+          <w:rFonts w:asciiTheme="majorBidi" w:hAnsiTheme="majorBidi" w:cstheme="majorBidi"/>
           <w:sz w:val="20"/>
           <w:lang w:val="fr-FR"/>
         </w:rPr>
-        <w:t xml:space="preserve"> </w:t>
-      </w:r>
-      <w:r>
-        <w:rPr>
-          <w:b/>
+        <w:t>GPA:</w:t>
+      </w:r>
+      <w:proofErr w:type="gramEnd"/>
+      <w:r>
+        <w:rPr>
+          <w:rFonts w:asciiTheme="majorBidi" w:hAnsiTheme="majorBidi" w:cstheme="majorBidi"/>
+          <w:spacing w:val="-5"/>
           <w:sz w:val="20"/>
           <w:lang w:val="fr-FR"/>
         </w:rPr>
-        <w:t>in</w:t>
-      </w:r>
-      <w:r>
-        <w:rPr>
-          <w:b/>
-          <w:spacing w:val="-5"/>
+        <w:t xml:space="preserve"> </w:t>
+      </w:r>
+      <w:r>
+        <w:rPr>
+          <w:rFonts w:asciiTheme="majorBidi" w:hAnsiTheme="majorBidi" w:cstheme="majorBidi"/>
+          <w:spacing w:val="-2"/>
           <w:sz w:val="20"/>
           <w:lang w:val="fr-FR"/>
         </w:rPr>
-        <w:t xml:space="preserve"> </w:t>
-      </w:r>
-      <w:proofErr w:type="spellStart"/>
-      <w:r>
-        <w:rPr>
-          <w:b/>
-          <w:sz w:val="20"/>
-          <w:lang w:val="fr-FR"/>
-        </w:rPr>
-        <w:t>Mathematics</w:t>
-      </w:r>
-      <w:r>
-        <w:rPr>
-          <w:b/>
-          <w:spacing w:val="-6"/>
-          <w:sz w:val="20"/>
-          <w:lang w:val="fr-FR"/>
-        </w:rPr>
-        <w:t xml:space="preserve"> </w:t>
-      </w:r>
-      <w:r>
-        <w:rPr>
-          <w:b/>
-          <w:sz w:val="20"/>
-          <w:lang w:val="fr-FR"/>
-        </w:rPr>
-        <w:t>and</w:t>
-      </w:r>
-      <w:r>
-        <w:rPr>
-          <w:b/>
-          <w:spacing w:val="-5"/>
-          <w:sz w:val="20"/>
-          <w:lang w:val="fr-FR"/>
-        </w:rPr>
-        <w:t xml:space="preserve"> </w:t>
-      </w:r>
-      <w:r>
-        <w:rPr>
-          <w:b/>
-          <w:sz w:val="20"/>
-          <w:lang w:val="fr-FR"/>
-        </w:rPr>
-        <w:t>Physics</w:t>
-      </w:r>
-      <w:proofErr w:type="spellEnd"/>
-      <w:r>
-        <w:rPr>
-          <w:b/>
-          <w:sz w:val="20"/>
-          <w:lang w:val="fr-FR"/>
-        </w:rPr>
-        <w:t>,</w:t>
-      </w:r>
-      <w:r>
-        <w:rPr>
-          <w:b/>
-          <w:spacing w:val="-6"/>
-          <w:sz w:val="20"/>
-          <w:lang w:val="fr-FR"/>
-        </w:rPr>
-        <w:t xml:space="preserve"> </w:t>
-      </w:r>
-      <w:proofErr w:type="gramStart"/>
-      <w:r>
-        <w:rPr>
-          <w:sz w:val="20"/>
-          <w:lang w:val="fr-FR"/>
-        </w:rPr>
-        <w:t>GPA:</w:t>
-      </w:r>
-      <w:proofErr w:type="gramEnd"/>
-      <w:r>
-        <w:rPr>
-          <w:spacing w:val="-5"/>
-          <w:sz w:val="20"/>
-          <w:lang w:val="fr-FR"/>
-        </w:rPr>
-        <w:t xml:space="preserve"> </w:t>
-      </w:r>
-      <w:r>
-        <w:rPr>
-          <w:spacing w:val="-2"/>
-          <w:sz w:val="20"/>
-          <w:lang w:val="fr-FR"/>
-        </w:rPr>
         <w:t>3.75/4.0</w:t>
       </w:r>
       <w:r>
         <w:rPr>
+          <w:rFonts w:asciiTheme="majorBidi" w:hAnsiTheme="majorBidi" w:cstheme="majorBidi"/>
           <w:sz w:val="20"/>
           <w:lang w:val="fr-FR"/>
         </w:rPr>
@@ -966,6 +1228,7 @@
       </w:r>
       <w:r>
         <w:rPr>
+          <w:rFonts w:asciiTheme="majorBidi" w:hAnsiTheme="majorBidi" w:cstheme="majorBidi"/>
           <w:spacing w:val="-5"/>
           <w:sz w:val="20"/>
           <w:lang w:val="fr-FR"/>
@@ -974,6 +1237,7 @@
       </w:r>
       <w:r>
         <w:rPr>
+          <w:rFonts w:asciiTheme="majorBidi" w:hAnsiTheme="majorBidi" w:cstheme="majorBidi"/>
           <w:spacing w:val="-4"/>
           <w:sz w:val="20"/>
           <w:lang w:val="fr-FR"/>
@@ -986,230 +1250,318 @@
         <w:pStyle w:val="BodyText"/>
         <w:spacing w:before="1" w:line="244" w:lineRule="exact"/>
         <w:ind w:left="360" w:firstLine="0"/>
-      </w:pPr>
-      <w:r>
-        <w:rPr>
+        <w:rPr>
+          <w:rFonts w:asciiTheme="majorBidi" w:hAnsiTheme="majorBidi" w:cstheme="majorBidi"/>
+        </w:rPr>
+      </w:pPr>
+      <w:r>
+        <w:rPr>
+          <w:rFonts w:asciiTheme="majorBidi" w:hAnsiTheme="majorBidi" w:cstheme="majorBidi"/>
           <w:spacing w:val="-2"/>
         </w:rPr>
         <w:t>Course</w:t>
       </w:r>
       <w:r>
         <w:rPr>
+          <w:rFonts w:asciiTheme="majorBidi" w:hAnsiTheme="majorBidi" w:cstheme="majorBidi"/>
           <w:spacing w:val="-2"/>
         </w:rPr>
         <w:t>work</w:t>
       </w:r>
       <w:r>
         <w:rPr>
+          <w:rFonts w:asciiTheme="majorBidi" w:hAnsiTheme="majorBidi" w:cstheme="majorBidi"/>
           <w:spacing w:val="-2"/>
         </w:rPr>
         <w:t>:</w:t>
       </w:r>
       <w:r>
         <w:rPr>
+          <w:rFonts w:asciiTheme="majorBidi" w:hAnsiTheme="majorBidi" w:cstheme="majorBidi"/>
           <w:szCs w:val="22"/>
         </w:rPr>
         <w:t xml:space="preserve"> Convex</w:t>
       </w:r>
       <w:r>
         <w:rPr>
+          <w:rFonts w:asciiTheme="majorBidi" w:hAnsiTheme="majorBidi" w:cstheme="majorBidi"/>
           <w:spacing w:val="-11"/>
         </w:rPr>
         <w:t xml:space="preserve"> </w:t>
       </w:r>
       <w:r>
+        <w:rPr>
+          <w:rFonts w:asciiTheme="majorBidi" w:hAnsiTheme="majorBidi" w:cstheme="majorBidi"/>
+        </w:rPr>
         <w:t>Optimization,</w:t>
       </w:r>
       <w:r>
         <w:rPr>
+          <w:rFonts w:asciiTheme="majorBidi" w:hAnsiTheme="majorBidi" w:cstheme="majorBidi"/>
           <w:spacing w:val="-11"/>
         </w:rPr>
         <w:t xml:space="preserve"> </w:t>
       </w:r>
       <w:r>
+        <w:rPr>
+          <w:rFonts w:asciiTheme="majorBidi" w:hAnsiTheme="majorBidi" w:cstheme="majorBidi"/>
+        </w:rPr>
         <w:t>Stochastic</w:t>
       </w:r>
       <w:r>
         <w:rPr>
+          <w:rFonts w:asciiTheme="majorBidi" w:hAnsiTheme="majorBidi" w:cstheme="majorBidi"/>
           <w:spacing w:val="-11"/>
         </w:rPr>
         <w:t xml:space="preserve"> </w:t>
       </w:r>
       <w:r>
         <w:rPr>
+          <w:rFonts w:asciiTheme="majorBidi" w:hAnsiTheme="majorBidi" w:cstheme="majorBidi"/>
           <w:spacing w:val="-2"/>
         </w:rPr>
         <w:t>Processes</w:t>
       </w:r>
       <w:r>
         <w:rPr>
+          <w:rFonts w:asciiTheme="majorBidi" w:hAnsiTheme="majorBidi" w:cstheme="majorBidi"/>
           <w:spacing w:val="-2"/>
         </w:rPr>
         <w:t xml:space="preserve">, </w:t>
       </w:r>
       <w:r>
+        <w:rPr>
+          <w:rFonts w:asciiTheme="majorBidi" w:hAnsiTheme="majorBidi" w:cstheme="majorBidi"/>
+        </w:rPr>
         <w:t>Electrodynamics,</w:t>
       </w:r>
       <w:r>
         <w:rPr>
+          <w:rFonts w:asciiTheme="majorBidi" w:hAnsiTheme="majorBidi" w:cstheme="majorBidi"/>
           <w:spacing w:val="-11"/>
         </w:rPr>
         <w:t xml:space="preserve"> </w:t>
       </w:r>
       <w:r>
         <w:rPr>
+          <w:rFonts w:asciiTheme="majorBidi" w:hAnsiTheme="majorBidi" w:cstheme="majorBidi"/>
           <w:spacing w:val="-11"/>
         </w:rPr>
         <w:t>Adv</w:t>
       </w:r>
       <w:r>
         <w:rPr>
+          <w:rFonts w:asciiTheme="majorBidi" w:hAnsiTheme="majorBidi" w:cstheme="majorBidi"/>
           <w:spacing w:val="-11"/>
         </w:rPr>
         <w:t>.</w:t>
       </w:r>
       <w:r>
         <w:rPr>
+          <w:rFonts w:asciiTheme="majorBidi" w:hAnsiTheme="majorBidi" w:cstheme="majorBidi"/>
           <w:spacing w:val="-11"/>
         </w:rPr>
         <w:t xml:space="preserve"> </w:t>
       </w:r>
       <w:r>
+        <w:rPr>
+          <w:rFonts w:asciiTheme="majorBidi" w:hAnsiTheme="majorBidi" w:cstheme="majorBidi"/>
+        </w:rPr>
         <w:t>Quantum</w:t>
       </w:r>
       <w:r>
         <w:rPr>
+          <w:rFonts w:asciiTheme="majorBidi" w:hAnsiTheme="majorBidi" w:cstheme="majorBidi"/>
           <w:spacing w:val="-11"/>
         </w:rPr>
         <w:t xml:space="preserve"> </w:t>
       </w:r>
       <w:r>
+        <w:rPr>
+          <w:rFonts w:asciiTheme="majorBidi" w:hAnsiTheme="majorBidi" w:cstheme="majorBidi"/>
+        </w:rPr>
         <w:t>Physics,</w:t>
       </w:r>
       <w:r>
         <w:rPr>
+          <w:rFonts w:asciiTheme="majorBidi" w:hAnsiTheme="majorBidi" w:cstheme="majorBidi"/>
           <w:spacing w:val="-11"/>
         </w:rPr>
         <w:t xml:space="preserve"> </w:t>
       </w:r>
       <w:r>
+        <w:rPr>
+          <w:rFonts w:asciiTheme="majorBidi" w:hAnsiTheme="majorBidi" w:cstheme="majorBidi"/>
+        </w:rPr>
         <w:t>Thermodynamics,</w:t>
       </w:r>
       <w:r>
         <w:rPr>
+          <w:rFonts w:asciiTheme="majorBidi" w:hAnsiTheme="majorBidi" w:cstheme="majorBidi"/>
           <w:spacing w:val="-11"/>
         </w:rPr>
         <w:t xml:space="preserve"> </w:t>
       </w:r>
       <w:r>
+        <w:rPr>
+          <w:rFonts w:asciiTheme="majorBidi" w:hAnsiTheme="majorBidi" w:cstheme="majorBidi"/>
+        </w:rPr>
         <w:t>Statistical</w:t>
       </w:r>
       <w:r>
         <w:rPr>
+          <w:rFonts w:asciiTheme="majorBidi" w:hAnsiTheme="majorBidi" w:cstheme="majorBidi"/>
           <w:spacing w:val="-11"/>
         </w:rPr>
         <w:t xml:space="preserve"> </w:t>
       </w:r>
       <w:r>
+        <w:rPr>
+          <w:rFonts w:asciiTheme="majorBidi" w:hAnsiTheme="majorBidi" w:cstheme="majorBidi"/>
+        </w:rPr>
         <w:t>Physics,</w:t>
       </w:r>
       <w:r>
         <w:rPr>
+          <w:rFonts w:asciiTheme="majorBidi" w:hAnsiTheme="majorBidi" w:cstheme="majorBidi"/>
           <w:spacing w:val="-11"/>
         </w:rPr>
         <w:t xml:space="preserve"> </w:t>
       </w:r>
       <w:r>
+        <w:rPr>
+          <w:rFonts w:asciiTheme="majorBidi" w:hAnsiTheme="majorBidi" w:cstheme="majorBidi"/>
+        </w:rPr>
         <w:t>Condensed</w:t>
       </w:r>
       <w:r>
         <w:rPr>
+          <w:rFonts w:asciiTheme="majorBidi" w:hAnsiTheme="majorBidi" w:cstheme="majorBidi"/>
           <w:spacing w:val="-10"/>
         </w:rPr>
         <w:t xml:space="preserve"> </w:t>
       </w:r>
       <w:r>
         <w:rPr>
+          <w:rFonts w:asciiTheme="majorBidi" w:hAnsiTheme="majorBidi" w:cstheme="majorBidi"/>
           <w:spacing w:val="-2"/>
         </w:rPr>
         <w:t>Matter</w:t>
       </w:r>
       <w:r>
         <w:rPr>
+          <w:rFonts w:asciiTheme="majorBidi" w:hAnsiTheme="majorBidi" w:cstheme="majorBidi"/>
           <w:szCs w:val="22"/>
         </w:rPr>
         <w:t xml:space="preserve">, </w:t>
       </w:r>
       <w:r>
+        <w:rPr>
+          <w:rFonts w:asciiTheme="majorBidi" w:hAnsiTheme="majorBidi" w:cstheme="majorBidi"/>
+        </w:rPr>
         <w:t>Algorithms,</w:t>
       </w:r>
       <w:r>
         <w:rPr>
+          <w:rFonts w:asciiTheme="majorBidi" w:hAnsiTheme="majorBidi" w:cstheme="majorBidi"/>
           <w:spacing w:val="-4"/>
         </w:rPr>
         <w:t xml:space="preserve"> </w:t>
       </w:r>
       <w:r>
+        <w:rPr>
+          <w:rFonts w:asciiTheme="majorBidi" w:hAnsiTheme="majorBidi" w:cstheme="majorBidi"/>
+        </w:rPr>
         <w:t>Numerical</w:t>
       </w:r>
       <w:r>
         <w:rPr>
+          <w:rFonts w:asciiTheme="majorBidi" w:hAnsiTheme="majorBidi" w:cstheme="majorBidi"/>
           <w:spacing w:val="-4"/>
         </w:rPr>
         <w:t xml:space="preserve"> </w:t>
       </w:r>
       <w:r>
+        <w:rPr>
+          <w:rFonts w:asciiTheme="majorBidi" w:hAnsiTheme="majorBidi" w:cstheme="majorBidi"/>
+        </w:rPr>
         <w:t>Analysis,</w:t>
       </w:r>
       <w:r>
         <w:rPr>
+          <w:rFonts w:asciiTheme="majorBidi" w:hAnsiTheme="majorBidi" w:cstheme="majorBidi"/>
           <w:spacing w:val="-4"/>
         </w:rPr>
         <w:t xml:space="preserve"> </w:t>
       </w:r>
       <w:r>
+        <w:rPr>
+          <w:rFonts w:asciiTheme="majorBidi" w:hAnsiTheme="majorBidi" w:cstheme="majorBidi"/>
+        </w:rPr>
         <w:t>Web</w:t>
       </w:r>
       <w:r>
         <w:rPr>
+          <w:rFonts w:asciiTheme="majorBidi" w:hAnsiTheme="majorBidi" w:cstheme="majorBidi"/>
           <w:spacing w:val="-4"/>
         </w:rPr>
         <w:t xml:space="preserve"> </w:t>
       </w:r>
       <w:r>
+        <w:rPr>
+          <w:rFonts w:asciiTheme="majorBidi" w:hAnsiTheme="majorBidi" w:cstheme="majorBidi"/>
+        </w:rPr>
         <w:t>Programming,</w:t>
       </w:r>
       <w:r>
         <w:rPr>
+          <w:rFonts w:asciiTheme="majorBidi" w:hAnsiTheme="majorBidi" w:cstheme="majorBidi"/>
           <w:spacing w:val="-4"/>
         </w:rPr>
         <w:t xml:space="preserve"> </w:t>
       </w:r>
       <w:r>
+        <w:rPr>
+          <w:rFonts w:asciiTheme="majorBidi" w:hAnsiTheme="majorBidi" w:cstheme="majorBidi"/>
+        </w:rPr>
         <w:t>Object-Oriented Programming</w:t>
       </w:r>
       <w:r>
+        <w:rPr>
+          <w:rFonts w:asciiTheme="majorBidi" w:hAnsiTheme="majorBidi" w:cstheme="majorBidi"/>
+        </w:rPr>
         <w:t>,</w:t>
       </w:r>
       <w:r>
         <w:rPr>
+          <w:rFonts w:asciiTheme="majorBidi" w:hAnsiTheme="majorBidi" w:cstheme="majorBidi"/>
           <w:spacing w:val="-4"/>
         </w:rPr>
         <w:t xml:space="preserve"> </w:t>
       </w:r>
       <w:r>
+        <w:rPr>
+          <w:rFonts w:asciiTheme="majorBidi" w:hAnsiTheme="majorBidi" w:cstheme="majorBidi"/>
+        </w:rPr>
         <w:t>Machine</w:t>
       </w:r>
       <w:r>
         <w:rPr>
+          <w:rFonts w:asciiTheme="majorBidi" w:hAnsiTheme="majorBidi" w:cstheme="majorBidi"/>
           <w:spacing w:val="-4"/>
         </w:rPr>
         <w:t xml:space="preserve"> </w:t>
       </w:r>
       <w:r>
+        <w:rPr>
+          <w:rFonts w:asciiTheme="majorBidi" w:hAnsiTheme="majorBidi" w:cstheme="majorBidi"/>
+        </w:rPr>
         <w:t>Learning</w:t>
       </w:r>
       <w:r>
+        <w:rPr>
+          <w:rFonts w:asciiTheme="majorBidi" w:hAnsiTheme="majorBidi" w:cstheme="majorBidi"/>
+        </w:rPr>
         <w:t xml:space="preserve"> </w:t>
       </w:r>
     </w:p>
@@ -1219,6 +1571,7 @@
         <w:spacing w:before="1" w:line="244" w:lineRule="exact"/>
         <w:ind w:left="360" w:firstLine="0"/>
         <w:rPr>
+          <w:rFonts w:asciiTheme="majorBidi" w:hAnsiTheme="majorBidi" w:cstheme="majorBidi"/>
           <w:i/>
           <w:sz w:val="22"/>
         </w:rPr>
@@ -1227,9 +1580,13 @@
     <w:p>
       <w:pPr>
         <w:pStyle w:val="Heading1"/>
-      </w:pPr>
-      <w:r>
-        <w:rPr>
+        <w:rPr>
+          <w:rFonts w:asciiTheme="majorBidi" w:hAnsiTheme="majorBidi" w:cstheme="majorBidi"/>
+        </w:rPr>
+      </w:pPr>
+      <w:r>
+        <w:rPr>
+          <w:rFonts w:asciiTheme="majorBidi" w:hAnsiTheme="majorBidi" w:cstheme="majorBidi"/>
           <w:spacing w:val="-2"/>
         </w:rPr>
         <w:t>EXPERIENCE</w:t>
@@ -1241,11 +1598,13 @@
         <w:spacing w:line="20" w:lineRule="exact"/>
         <w:ind w:left="331" w:firstLine="0"/>
         <w:rPr>
+          <w:rFonts w:asciiTheme="majorBidi" w:hAnsiTheme="majorBidi" w:cstheme="majorBidi"/>
           <w:sz w:val="2"/>
         </w:rPr>
       </w:pPr>
       <w:r>
         <w:rPr>
+          <w:rFonts w:asciiTheme="majorBidi" w:hAnsiTheme="majorBidi" w:cstheme="majorBidi"/>
           <w:noProof/>
           <w:sz w:val="2"/>
         </w:rPr>
@@ -1345,18 +1704,231 @@
         </w:tabs>
         <w:ind w:left="360"/>
         <w:rPr>
-          <w:sz w:val="20"/>
-        </w:rPr>
-      </w:pPr>
-      <w:r>
-        <w:rPr>
+          <w:rFonts w:asciiTheme="majorBidi" w:hAnsiTheme="majorBidi" w:cstheme="majorBidi"/>
           <w:b/>
           <w:sz w:val="20"/>
         </w:rPr>
+      </w:pPr>
+      <w:r>
+        <w:rPr>
+          <w:rFonts w:asciiTheme="majorBidi" w:hAnsiTheme="majorBidi" w:cstheme="majorBidi"/>
+          <w:b/>
+          <w:sz w:val="20"/>
+        </w:rPr>
+        <w:t>Columbia Engineering</w:t>
+      </w:r>
+      <w:r>
+        <w:rPr>
+          <w:rFonts w:asciiTheme="majorBidi" w:hAnsiTheme="majorBidi" w:cstheme="majorBidi"/>
+          <w:b/>
+          <w:sz w:val="20"/>
+        </w:rPr>
+        <w:tab/>
+      </w:r>
+      <w:r>
+        <w:rPr>
+          <w:rFonts w:asciiTheme="majorBidi" w:hAnsiTheme="majorBidi" w:cstheme="majorBidi"/>
+          <w:sz w:val="20"/>
+        </w:rPr>
+        <w:t>New</w:t>
+      </w:r>
+      <w:r>
+        <w:rPr>
+          <w:rFonts w:asciiTheme="majorBidi" w:hAnsiTheme="majorBidi" w:cstheme="majorBidi"/>
+          <w:spacing w:val="-6"/>
+          <w:sz w:val="20"/>
+        </w:rPr>
+        <w:t xml:space="preserve"> </w:t>
+      </w:r>
+      <w:r>
+        <w:rPr>
+          <w:rFonts w:asciiTheme="majorBidi" w:hAnsiTheme="majorBidi" w:cstheme="majorBidi"/>
+          <w:sz w:val="20"/>
+        </w:rPr>
+        <w:t>York,</w:t>
+      </w:r>
+      <w:r>
+        <w:rPr>
+          <w:rFonts w:asciiTheme="majorBidi" w:hAnsiTheme="majorBidi" w:cstheme="majorBidi"/>
+          <w:spacing w:val="-4"/>
+          <w:sz w:val="20"/>
+        </w:rPr>
+        <w:t xml:space="preserve"> </w:t>
+      </w:r>
+      <w:r>
+        <w:rPr>
+          <w:rFonts w:asciiTheme="majorBidi" w:hAnsiTheme="majorBidi" w:cstheme="majorBidi"/>
+          <w:spacing w:val="-5"/>
+          <w:sz w:val="20"/>
+        </w:rPr>
+        <w:t>NY</w:t>
+      </w:r>
+    </w:p>
+    <w:p>
+      <w:pPr>
+        <w:tabs>
+          <w:tab w:val="left" w:pos="10027"/>
+        </w:tabs>
+        <w:ind w:left="360"/>
+        <w:rPr>
+          <w:rFonts w:asciiTheme="majorBidi" w:hAnsiTheme="majorBidi" w:cstheme="majorBidi"/>
+          <w:bCs/>
+          <w:sz w:val="20"/>
+        </w:rPr>
+      </w:pPr>
+      <w:r>
+        <w:rPr>
+          <w:rFonts w:asciiTheme="majorBidi" w:hAnsiTheme="majorBidi" w:cstheme="majorBidi"/>
+          <w:bCs/>
+          <w:i/>
+          <w:iCs/>
+          <w:sz w:val="20"/>
+        </w:rPr>
+        <w:t>Course Assistant</w:t>
+      </w:r>
+      <w:r>
+        <w:rPr>
+          <w:rFonts w:asciiTheme="majorBidi" w:hAnsiTheme="majorBidi" w:cstheme="majorBidi"/>
+          <w:bCs/>
+          <w:i/>
+          <w:iCs/>
+          <w:sz w:val="20"/>
+        </w:rPr>
+        <w:t xml:space="preserve">                                                                                                                                                               </w:t>
+      </w:r>
+      <w:r>
+        <w:rPr>
+          <w:rFonts w:asciiTheme="majorBidi" w:hAnsiTheme="majorBidi" w:cstheme="majorBidi"/>
+          <w:bCs/>
+          <w:sz w:val="20"/>
+        </w:rPr>
+        <w:t>Sep 2026 – Present</w:t>
+      </w:r>
+    </w:p>
+    <w:p>
+      <w:pPr>
+        <w:pStyle w:val="ListParagraph"/>
+        <w:numPr>
+          <w:ilvl w:val="0"/>
+          <w:numId w:val="12"/>
+        </w:numPr>
+        <w:tabs>
+          <w:tab w:val="left" w:pos="10027"/>
+        </w:tabs>
+        <w:ind w:left="709"/>
+        <w:rPr>
+          <w:rFonts w:asciiTheme="majorBidi" w:hAnsiTheme="majorBidi" w:cstheme="majorBidi"/>
+          <w:bCs/>
+          <w:sz w:val="20"/>
+        </w:rPr>
+      </w:pPr>
+      <w:r>
+        <w:rPr>
+          <w:rFonts w:asciiTheme="majorBidi" w:hAnsiTheme="majorBidi" w:cstheme="majorBidi"/>
+          <w:bCs/>
+          <w:sz w:val="20"/>
+        </w:rPr>
+        <w:t xml:space="preserve">Supported Prof. </w:t>
+      </w:r>
+      <w:r>
+        <w:rPr>
+          <w:rFonts w:asciiTheme="majorBidi" w:hAnsiTheme="majorBidi" w:cstheme="majorBidi"/>
+          <w:bCs/>
+          <w:sz w:val="20"/>
+        </w:rPr>
+        <w:t xml:space="preserve">Guido </w:t>
+      </w:r>
+      <w:r>
+        <w:rPr>
+          <w:rFonts w:asciiTheme="majorBidi" w:hAnsiTheme="majorBidi" w:cstheme="majorBidi"/>
+          <w:bCs/>
+          <w:sz w:val="20"/>
+        </w:rPr>
+        <w:t>Jajamovich</w:t>
+      </w:r>
+      <w:r>
+        <w:rPr>
+          <w:rFonts w:asciiTheme="majorBidi" w:hAnsiTheme="majorBidi" w:cstheme="majorBidi"/>
+          <w:bCs/>
+          <w:sz w:val="20"/>
+        </w:rPr>
+        <w:t xml:space="preserve"> and his students in Digital Signal Processing by </w:t>
+      </w:r>
+      <w:r>
+        <w:rPr>
+          <w:rFonts w:asciiTheme="majorBidi" w:hAnsiTheme="majorBidi" w:cstheme="majorBidi"/>
+          <w:bCs/>
+          <w:sz w:val="20"/>
+        </w:rPr>
+        <w:t>holding weekly office hours</w:t>
+      </w:r>
+      <w:r>
+        <w:rPr>
+          <w:rFonts w:asciiTheme="majorBidi" w:hAnsiTheme="majorBidi" w:cstheme="majorBidi"/>
+          <w:bCs/>
+          <w:sz w:val="20"/>
+        </w:rPr>
+        <w:t xml:space="preserve"> and review sessions</w:t>
+      </w:r>
+      <w:r>
+        <w:rPr>
+          <w:rFonts w:asciiTheme="majorBidi" w:hAnsiTheme="majorBidi" w:cstheme="majorBidi"/>
+          <w:bCs/>
+          <w:sz w:val="20"/>
+        </w:rPr>
+        <w:t xml:space="preserve"> and grad</w:t>
+      </w:r>
+      <w:r>
+        <w:rPr>
+          <w:rFonts w:asciiTheme="majorBidi" w:hAnsiTheme="majorBidi" w:cstheme="majorBidi"/>
+          <w:bCs/>
+          <w:sz w:val="20"/>
+        </w:rPr>
+        <w:t>ing</w:t>
+      </w:r>
+      <w:r>
+        <w:rPr>
+          <w:rFonts w:asciiTheme="majorBidi" w:hAnsiTheme="majorBidi" w:cstheme="majorBidi"/>
+          <w:bCs/>
+          <w:sz w:val="20"/>
+        </w:rPr>
+        <w:t xml:space="preserve"> homework, assignments, and projects</w:t>
+      </w:r>
+    </w:p>
+    <w:p>
+      <w:pPr>
+        <w:tabs>
+          <w:tab w:val="left" w:pos="10027"/>
+        </w:tabs>
+        <w:rPr>
+          <w:rFonts w:asciiTheme="majorBidi" w:hAnsiTheme="majorBidi" w:cstheme="majorBidi"/>
+          <w:b/>
+          <w:sz w:val="20"/>
+        </w:rPr>
+      </w:pPr>
+    </w:p>
+    <w:p>
+      <w:pPr>
+        <w:tabs>
+          <w:tab w:val="left" w:pos="10027"/>
+        </w:tabs>
+        <w:ind w:left="360"/>
+        <w:rPr>
+          <w:rFonts w:asciiTheme="majorBidi" w:hAnsiTheme="majorBidi" w:cstheme="majorBidi"/>
+          <w:sz w:val="20"/>
+        </w:rPr>
+      </w:pPr>
+      <w:r>
+        <w:rPr>
+          <w:rFonts w:asciiTheme="majorBidi" w:hAnsiTheme="majorBidi" w:cstheme="majorBidi"/>
+          <w:b/>
+          <w:sz w:val="20"/>
+        </w:rPr>
         <w:t>Illumination Diagnostics</w:t>
       </w:r>
       <w:r>
         <w:rPr>
+          <w:rFonts w:asciiTheme="majorBidi" w:hAnsiTheme="majorBidi" w:cstheme="majorBidi"/>
           <w:b/>
           <w:sz w:val="20"/>
         </w:rPr>
@@ -1364,12 +1936,14 @@
       </w:r>
       <w:r>
         <w:rPr>
+          <w:rFonts w:asciiTheme="majorBidi" w:hAnsiTheme="majorBidi" w:cstheme="majorBidi"/>
           <w:sz w:val="20"/>
         </w:rPr>
         <w:t>New</w:t>
       </w:r>
       <w:r>
         <w:rPr>
+          <w:rFonts w:asciiTheme="majorBidi" w:hAnsiTheme="majorBidi" w:cstheme="majorBidi"/>
           <w:spacing w:val="-6"/>
           <w:sz w:val="20"/>
         </w:rPr>
@@ -1377,12 +1951,14 @@
       </w:r>
       <w:r>
         <w:rPr>
+          <w:rFonts w:asciiTheme="majorBidi" w:hAnsiTheme="majorBidi" w:cstheme="majorBidi"/>
           <w:sz w:val="20"/>
         </w:rPr>
         <w:t>York,</w:t>
       </w:r>
       <w:r>
         <w:rPr>
+          <w:rFonts w:asciiTheme="majorBidi" w:hAnsiTheme="majorBidi" w:cstheme="majorBidi"/>
           <w:spacing w:val="-4"/>
           <w:sz w:val="20"/>
         </w:rPr>
@@ -1390,6 +1966,7 @@
       </w:r>
       <w:r>
         <w:rPr>
+          <w:rFonts w:asciiTheme="majorBidi" w:hAnsiTheme="majorBidi" w:cstheme="majorBidi"/>
           <w:spacing w:val="-5"/>
           <w:sz w:val="20"/>
         </w:rPr>
@@ -1402,50 +1979,71 @@
           <w:tab w:val="left" w:pos="9547"/>
         </w:tabs>
         <w:spacing w:line="244" w:lineRule="exact"/>
-        <w:ind w:left="360"/>
-        <w:rPr>
-          <w:sz w:val="20"/>
-        </w:rPr>
-      </w:pPr>
-      <w:r>
-        <w:rPr>
+        <w:ind w:left="360" w:right="180"/>
+        <w:rPr>
+          <w:rFonts w:asciiTheme="majorBidi" w:hAnsiTheme="majorBidi" w:cstheme="majorBidi"/>
+          <w:sz w:val="20"/>
+        </w:rPr>
+      </w:pPr>
+      <w:r>
+        <w:rPr>
+          <w:rFonts w:asciiTheme="majorBidi" w:hAnsiTheme="majorBidi" w:cstheme="majorBidi"/>
+          <w:bCs/>
+          <w:i/>
+          <w:iCs/>
+          <w:sz w:val="20"/>
+        </w:rPr>
+        <w:t>Electrical Engineering</w:t>
+      </w:r>
+      <w:r>
+        <w:rPr>
+          <w:rFonts w:asciiTheme="majorBidi" w:hAnsiTheme="majorBidi" w:cstheme="majorBidi"/>
+          <w:bCs/>
+          <w:i/>
+          <w:iCs/>
+          <w:spacing w:val="-6"/>
+          <w:sz w:val="20"/>
+        </w:rPr>
+        <w:t xml:space="preserve"> </w:t>
+      </w:r>
+      <w:r>
+        <w:rPr>
+          <w:rFonts w:asciiTheme="majorBidi" w:hAnsiTheme="majorBidi" w:cstheme="majorBidi"/>
+          <w:bCs/>
+          <w:i/>
+          <w:iCs/>
+          <w:spacing w:val="-2"/>
+          <w:sz w:val="20"/>
+        </w:rPr>
+        <w:t>Intern</w:t>
+      </w:r>
+      <w:r>
+        <w:rPr>
+          <w:rFonts w:asciiTheme="majorBidi" w:hAnsiTheme="majorBidi" w:cstheme="majorBidi"/>
           <w:b/>
           <w:sz w:val="20"/>
         </w:rPr>
-        <w:t>Electrical Engineering</w:t>
-      </w:r>
-      <w:r>
-        <w:rPr>
+        <w:tab/>
+        <w:t xml:space="preserve">    </w:t>
+      </w:r>
+      <w:r>
+        <w:rPr>
+          <w:rFonts w:asciiTheme="majorBidi" w:hAnsiTheme="majorBidi" w:cstheme="majorBidi"/>
           <w:b/>
-          <w:spacing w:val="-6"/>
-          <w:sz w:val="20"/>
-        </w:rPr>
-        <w:t xml:space="preserve"> </w:t>
-      </w:r>
-      <w:r>
-        <w:rPr>
-          <w:b/>
-          <w:spacing w:val="-2"/>
-          <w:sz w:val="20"/>
-        </w:rPr>
-        <w:t>Intern</w:t>
-      </w:r>
-      <w:r>
-        <w:rPr>
-          <w:b/>
-          <w:sz w:val="20"/>
-        </w:rPr>
-        <w:tab/>
-        <w:t xml:space="preserve">         </w:t>
-      </w:r>
-      <w:r>
-        <w:rPr>
-          <w:sz w:val="20"/>
-        </w:rPr>
-        <w:t>May</w:t>
-      </w:r>
-      <w:r>
-        <w:rPr>
+          <w:sz w:val="20"/>
+        </w:rPr>
+        <w:t xml:space="preserve">     </w:t>
+      </w:r>
+      <w:r>
+        <w:rPr>
+          <w:rFonts w:asciiTheme="majorBidi" w:hAnsiTheme="majorBidi" w:cstheme="majorBidi"/>
+          <w:sz w:val="20"/>
+        </w:rPr>
+        <w:t>Jun - Aug</w:t>
+      </w:r>
+      <w:r>
+        <w:rPr>
+          <w:rFonts w:asciiTheme="majorBidi" w:hAnsiTheme="majorBidi" w:cstheme="majorBidi"/>
           <w:spacing w:val="-5"/>
           <w:sz w:val="20"/>
         </w:rPr>
@@ -1453,10 +2051,11 @@
       </w:r>
       <w:r>
         <w:rPr>
+          <w:rFonts w:asciiTheme="majorBidi" w:hAnsiTheme="majorBidi" w:cstheme="majorBidi"/>
           <w:spacing w:val="-4"/>
           <w:sz w:val="20"/>
         </w:rPr>
-        <w:t>2026 - Present</w:t>
+        <w:t xml:space="preserve">2026 </w:t>
       </w:r>
     </w:p>
     <w:p>
@@ -1470,6 +2069,7 @@
           <w:tab w:val="left" w:pos="10027"/>
         </w:tabs>
         <w:rPr>
+          <w:rFonts w:asciiTheme="majorBidi" w:hAnsiTheme="majorBidi" w:cstheme="majorBidi"/>
           <w:bCs/>
           <w:sz w:val="20"/>
           <w:lang w:val="en-FR"/>
@@ -1477,27 +2077,30 @@
       </w:pPr>
       <w:r>
         <w:rPr>
+          <w:rFonts w:asciiTheme="majorBidi" w:hAnsiTheme="majorBidi" w:cstheme="majorBidi"/>
           <w:bCs/>
           <w:sz w:val="20"/>
           <w:lang w:val="en-FR"/>
         </w:rPr>
-        <w:t>Developed a heart rate extraction pipeline for a 12-channel optical wearable</w:t>
-      </w:r>
-      <w:r>
-        <w:rPr>
+        <w:t xml:space="preserve">Developed a </w:t>
+      </w:r>
+      <w:r>
+        <w:rPr>
+          <w:rFonts w:asciiTheme="majorBidi" w:hAnsiTheme="majorBidi" w:cstheme="majorBidi"/>
           <w:bCs/>
           <w:sz w:val="20"/>
           <w:lang w:val="en-FR"/>
         </w:rPr>
-        <w:t>,</w:t>
-      </w:r>
-      <w:r>
-        <w:rPr>
+        <w:t xml:space="preserve">31 Hz </w:t>
+      </w:r>
+      <w:r>
+        <w:rPr>
+          <w:rFonts w:asciiTheme="majorBidi" w:hAnsiTheme="majorBidi" w:cstheme="majorBidi"/>
           <w:bCs/>
           <w:sz w:val="20"/>
           <w:lang w:val="en-FR"/>
         </w:rPr>
-        <w:t xml:space="preserve"> achieving 1-3 bpm clinical accuracy</w:t>
+        <w:t>heart rate extraction pipeline for a 12-channel optical wearable, achieving 1-3 bpm clinical accuracy</w:t>
       </w:r>
     </w:p>
     <w:p>
@@ -1511,12 +2114,14 @@
           <w:tab w:val="left" w:pos="10027"/>
         </w:tabs>
         <w:rPr>
-          <w:bCs/>
-          <w:sz w:val="20"/>
-        </w:rPr>
-      </w:pPr>
-      <w:r>
-        <w:rPr>
+          <w:rFonts w:asciiTheme="majorBidi" w:hAnsiTheme="majorBidi" w:cstheme="majorBidi"/>
+          <w:bCs/>
+          <w:sz w:val="20"/>
+        </w:rPr>
+      </w:pPr>
+      <w:r>
+        <w:rPr>
+          <w:rFonts w:asciiTheme="majorBidi" w:hAnsiTheme="majorBidi" w:cstheme="majorBidi"/>
           <w:bCs/>
           <w:sz w:val="20"/>
           <w:lang w:val="en-FR"/>
@@ -1535,48 +2140,36 @@
           <w:tab w:val="left" w:pos="10027"/>
         </w:tabs>
         <w:rPr>
-          <w:bCs/>
-          <w:sz w:val="20"/>
-        </w:rPr>
-      </w:pPr>
-      <w:r>
-        <w:rPr>
-          <w:bCs/>
-          <w:sz w:val="20"/>
-          <w:lang w:val="en-FR"/>
-        </w:rPr>
-        <w:t>Assembled an</w:t>
-      </w:r>
-      <w:r>
-        <w:rPr>
-          <w:bCs/>
-          <w:sz w:val="20"/>
-          <w:lang w:val="en-FR"/>
-        </w:rPr>
-        <w:t xml:space="preserve"> IR LED illumination array on</w:t>
-      </w:r>
-      <w:r>
-        <w:rPr>
-          <w:bCs/>
-          <w:sz w:val="20"/>
-          <w:lang w:val="en-FR"/>
-        </w:rPr>
-        <w:t xml:space="preserve"> </w:t>
-      </w:r>
-      <w:r>
-        <w:rPr>
-          <w:bCs/>
-          <w:sz w:val="20"/>
-          <w:lang w:val="en-FR"/>
-        </w:rPr>
-        <w:t xml:space="preserve">perfboard </w:t>
-      </w:r>
-      <w:r>
-        <w:rPr>
-          <w:bCs/>
-          <w:sz w:val="20"/>
-        </w:rPr>
-        <w:t xml:space="preserve">to provide stable background illumination, reducing ambient light interference </w:t>
+          <w:rFonts w:asciiTheme="majorBidi" w:hAnsiTheme="majorBidi" w:cstheme="majorBidi"/>
+          <w:bCs/>
+          <w:sz w:val="20"/>
+        </w:rPr>
+      </w:pPr>
+      <w:r>
+        <w:rPr>
+          <w:rFonts w:asciiTheme="majorBidi" w:hAnsiTheme="majorBidi" w:cstheme="majorBidi"/>
+          <w:bCs/>
+          <w:sz w:val="20"/>
+        </w:rPr>
+        <w:t xml:space="preserve">Assembled a 940 nm IR LED illumination array on </w:t>
+      </w:r>
+      <w:proofErr w:type="spellStart"/>
+      <w:r>
+        <w:rPr>
+          <w:rFonts w:asciiTheme="majorBidi" w:hAnsiTheme="majorBidi" w:cstheme="majorBidi"/>
+          <w:bCs/>
+          <w:sz w:val="20"/>
+        </w:rPr>
+        <w:t>perfboard</w:t>
+      </w:r>
+      <w:proofErr w:type="spellEnd"/>
+      <w:r>
+        <w:rPr>
+          <w:rFonts w:asciiTheme="majorBidi" w:hAnsiTheme="majorBidi" w:cstheme="majorBidi"/>
+          <w:bCs/>
+          <w:sz w:val="20"/>
+        </w:rPr>
+        <w:t xml:space="preserve"> (~14 mA/LED) to provide stable background illumination, reducing ambient light interference in pupil tracking</w:t>
       </w:r>
     </w:p>
     <w:p>
@@ -1590,12 +2183,14 @@
           <w:tab w:val="left" w:pos="10027"/>
         </w:tabs>
         <w:rPr>
-          <w:bCs/>
-          <w:sz w:val="20"/>
-        </w:rPr>
-      </w:pPr>
-      <w:r>
-        <w:rPr>
+          <w:rFonts w:asciiTheme="majorBidi" w:hAnsiTheme="majorBidi" w:cstheme="majorBidi"/>
+          <w:bCs/>
+          <w:sz w:val="20"/>
+        </w:rPr>
+      </w:pPr>
+      <w:r>
+        <w:rPr>
+          <w:rFonts w:asciiTheme="majorBidi" w:hAnsiTheme="majorBidi" w:cstheme="majorBidi"/>
           <w:bCs/>
           <w:sz w:val="20"/>
         </w:rPr>
@@ -1604,6 +2199,7 @@
       <w:proofErr w:type="spellStart"/>
       <w:r>
         <w:rPr>
+          <w:rFonts w:asciiTheme="majorBidi" w:hAnsiTheme="majorBidi" w:cstheme="majorBidi"/>
           <w:bCs/>
           <w:sz w:val="20"/>
         </w:rPr>
@@ -1612,678 +2208,11 @@
       <w:proofErr w:type="spellEnd"/>
       <w:r>
         <w:rPr>
+          <w:rFonts w:asciiTheme="majorBidi" w:hAnsiTheme="majorBidi" w:cstheme="majorBidi"/>
           <w:bCs/>
           <w:sz w:val="20"/>
         </w:rPr>
         <w:t xml:space="preserve"> driver), achieving &lt;0.1° angular resolution for programmable wall-target positioning</w:t>
-      </w:r>
-    </w:p>
-    <w:p>
-      <w:pPr>
-        <w:tabs>
-          <w:tab w:val="left" w:pos="10027"/>
-        </w:tabs>
-        <w:ind w:left="360"/>
-        <w:rPr>
-          <w:bCs/>
-          <w:sz w:val="20"/>
-        </w:rPr>
-      </w:pPr>
-      <w:proofErr w:type="spellStart"/>
-      <w:r>
-        <w:rPr>
-          <w:b/>
-          <w:sz w:val="20"/>
-        </w:rPr>
-        <w:t>TriSpan</w:t>
-      </w:r>
-      <w:proofErr w:type="spellEnd"/>
-      <w:r>
-        <w:rPr>
-          <w:b/>
-          <w:spacing w:val="-7"/>
-          <w:sz w:val="20"/>
-        </w:rPr>
-        <w:t xml:space="preserve"> </w:t>
-      </w:r>
-      <w:r>
-        <w:rPr>
-          <w:b/>
-          <w:spacing w:val="-5"/>
-          <w:sz w:val="20"/>
-        </w:rPr>
-        <w:t>LLP</w:t>
-      </w:r>
-      <w:r>
-        <w:rPr>
-          <w:b/>
-          <w:sz w:val="20"/>
-        </w:rPr>
-        <w:tab/>
-      </w:r>
-      <w:r>
-        <w:rPr>
-          <w:sz w:val="20"/>
-        </w:rPr>
-        <w:t>New</w:t>
-      </w:r>
-      <w:r>
-        <w:rPr>
-          <w:spacing w:val="-6"/>
-          <w:sz w:val="20"/>
-        </w:rPr>
-        <w:t xml:space="preserve"> </w:t>
-      </w:r>
-      <w:r>
-        <w:rPr>
-          <w:sz w:val="20"/>
-        </w:rPr>
-        <w:t>York,</w:t>
-      </w:r>
-      <w:r>
-        <w:rPr>
-          <w:spacing w:val="-4"/>
-          <w:sz w:val="20"/>
-        </w:rPr>
-        <w:t xml:space="preserve"> </w:t>
-      </w:r>
-      <w:r>
-        <w:rPr>
-          <w:spacing w:val="-5"/>
-          <w:sz w:val="20"/>
-        </w:rPr>
-        <w:t>NY</w:t>
-      </w:r>
-    </w:p>
-    <w:p>
-      <w:pPr>
-        <w:tabs>
-          <w:tab w:val="left" w:pos="9547"/>
-        </w:tabs>
-        <w:spacing w:line="244" w:lineRule="exact"/>
-        <w:ind w:left="360"/>
-        <w:rPr>
-          <w:sz w:val="20"/>
-        </w:rPr>
-      </w:pPr>
-      <w:r>
-        <w:rPr>
-          <w:b/>
-          <w:sz w:val="20"/>
-        </w:rPr>
-        <w:t>Private</w:t>
-      </w:r>
-      <w:r>
-        <w:rPr>
-          <w:b/>
-          <w:spacing w:val="-7"/>
-          <w:sz w:val="20"/>
-        </w:rPr>
-        <w:t xml:space="preserve"> </w:t>
-      </w:r>
-      <w:r>
-        <w:rPr>
-          <w:b/>
-          <w:sz w:val="20"/>
-        </w:rPr>
-        <w:t>Equity</w:t>
-      </w:r>
-      <w:r>
-        <w:rPr>
-          <w:b/>
-          <w:spacing w:val="-6"/>
-          <w:sz w:val="20"/>
-        </w:rPr>
-        <w:t xml:space="preserve"> </w:t>
-      </w:r>
-      <w:r>
-        <w:rPr>
-          <w:b/>
-          <w:spacing w:val="-2"/>
-          <w:sz w:val="20"/>
-        </w:rPr>
-        <w:t>Intern</w:t>
-      </w:r>
-      <w:r>
-        <w:rPr>
-          <w:b/>
-          <w:sz w:val="20"/>
-        </w:rPr>
-        <w:tab/>
-        <w:t xml:space="preserve">          </w:t>
-      </w:r>
-      <w:r>
-        <w:rPr>
-          <w:sz w:val="20"/>
-        </w:rPr>
-        <w:t>Jul</w:t>
-      </w:r>
-      <w:r>
-        <w:rPr>
-          <w:spacing w:val="-5"/>
-          <w:sz w:val="20"/>
-        </w:rPr>
-        <w:t xml:space="preserve"> </w:t>
-      </w:r>
-      <w:r>
-        <w:rPr>
-          <w:sz w:val="20"/>
-        </w:rPr>
-        <w:t>-</w:t>
-      </w:r>
-      <w:r>
-        <w:rPr>
-          <w:spacing w:val="-3"/>
-          <w:sz w:val="20"/>
-        </w:rPr>
-        <w:t xml:space="preserve"> </w:t>
-      </w:r>
-      <w:r>
-        <w:rPr>
-          <w:sz w:val="20"/>
-        </w:rPr>
-        <w:t>Aug</w:t>
-      </w:r>
-      <w:r>
-        <w:rPr>
-          <w:spacing w:val="-3"/>
-          <w:sz w:val="20"/>
-        </w:rPr>
-        <w:t xml:space="preserve"> </w:t>
-      </w:r>
-      <w:r>
-        <w:rPr>
-          <w:spacing w:val="-4"/>
-          <w:sz w:val="20"/>
-        </w:rPr>
-        <w:t>2024</w:t>
-      </w:r>
-    </w:p>
-    <w:p>
-      <w:pPr>
-        <w:pStyle w:val="ListParagraph"/>
-        <w:numPr>
-          <w:ilvl w:val="0"/>
-          <w:numId w:val="1"/>
-        </w:numPr>
-        <w:tabs>
-          <w:tab w:val="left" w:pos="734"/>
-        </w:tabs>
-        <w:spacing w:line="254" w:lineRule="exact"/>
-        <w:ind w:left="734" w:hanging="384"/>
-        <w:rPr>
-          <w:sz w:val="20"/>
-        </w:rPr>
-      </w:pPr>
-      <w:r>
-        <w:rPr>
-          <w:sz w:val="20"/>
-        </w:rPr>
-        <w:t>Streamlined</w:t>
-      </w:r>
-      <w:r>
-        <w:rPr>
-          <w:spacing w:val="-9"/>
-          <w:sz w:val="20"/>
-        </w:rPr>
-        <w:t xml:space="preserve"> </w:t>
-      </w:r>
-      <w:r>
-        <w:rPr>
-          <w:sz w:val="20"/>
-        </w:rPr>
-        <w:t>Profit</w:t>
-      </w:r>
-      <w:r>
-        <w:rPr>
-          <w:spacing w:val="-6"/>
-          <w:sz w:val="20"/>
-        </w:rPr>
-        <w:t xml:space="preserve"> </w:t>
-      </w:r>
-      <w:r>
-        <w:rPr>
-          <w:sz w:val="20"/>
-        </w:rPr>
-        <w:t>&amp;</w:t>
-      </w:r>
-      <w:r>
-        <w:rPr>
-          <w:spacing w:val="-7"/>
-          <w:sz w:val="20"/>
-        </w:rPr>
-        <w:t xml:space="preserve"> </w:t>
-      </w:r>
-      <w:r>
-        <w:rPr>
-          <w:sz w:val="20"/>
-        </w:rPr>
-        <w:t>Loss</w:t>
-      </w:r>
-      <w:r>
-        <w:rPr>
-          <w:spacing w:val="-6"/>
-          <w:sz w:val="20"/>
-        </w:rPr>
-        <w:t xml:space="preserve"> </w:t>
-      </w:r>
-      <w:r>
-        <w:rPr>
-          <w:sz w:val="20"/>
-        </w:rPr>
-        <w:t>reporting</w:t>
-      </w:r>
-      <w:r>
-        <w:rPr>
-          <w:spacing w:val="-7"/>
-          <w:sz w:val="20"/>
-        </w:rPr>
-        <w:t xml:space="preserve"> </w:t>
-      </w:r>
-      <w:r>
-        <w:rPr>
-          <w:sz w:val="20"/>
-        </w:rPr>
-        <w:t>across</w:t>
-      </w:r>
-      <w:r>
-        <w:rPr>
-          <w:spacing w:val="-6"/>
-          <w:sz w:val="20"/>
-        </w:rPr>
-        <w:t xml:space="preserve"> </w:t>
-      </w:r>
-      <w:r>
-        <w:rPr>
-          <w:sz w:val="20"/>
-        </w:rPr>
-        <w:t>10</w:t>
-      </w:r>
-      <w:r>
-        <w:rPr>
-          <w:spacing w:val="-6"/>
-          <w:sz w:val="20"/>
-        </w:rPr>
-        <w:t xml:space="preserve"> </w:t>
-      </w:r>
-      <w:r>
-        <w:rPr>
-          <w:sz w:val="20"/>
-        </w:rPr>
-        <w:t>portfolio</w:t>
-      </w:r>
-      <w:r>
-        <w:rPr>
-          <w:spacing w:val="-7"/>
-          <w:sz w:val="20"/>
-        </w:rPr>
-        <w:t xml:space="preserve"> </w:t>
-      </w:r>
-      <w:r>
-        <w:rPr>
-          <w:sz w:val="20"/>
-        </w:rPr>
-        <w:t>companies</w:t>
-      </w:r>
-      <w:r>
-        <w:rPr>
-          <w:spacing w:val="-6"/>
-          <w:sz w:val="20"/>
-        </w:rPr>
-        <w:t xml:space="preserve"> </w:t>
-      </w:r>
-      <w:r>
-        <w:rPr>
-          <w:sz w:val="20"/>
-        </w:rPr>
-        <w:t>using</w:t>
-      </w:r>
-      <w:r>
-        <w:rPr>
-          <w:spacing w:val="-6"/>
-          <w:sz w:val="20"/>
-        </w:rPr>
-        <w:t xml:space="preserve"> </w:t>
-      </w:r>
-      <w:r>
-        <w:rPr>
-          <w:spacing w:val="-2"/>
-          <w:sz w:val="20"/>
-        </w:rPr>
-        <w:t>Excel</w:t>
-      </w:r>
-    </w:p>
-    <w:p>
-      <w:pPr>
-        <w:pStyle w:val="ListParagraph"/>
-        <w:numPr>
-          <w:ilvl w:val="0"/>
-          <w:numId w:val="1"/>
-        </w:numPr>
-        <w:tabs>
-          <w:tab w:val="left" w:pos="734"/>
-        </w:tabs>
-        <w:spacing w:line="254" w:lineRule="exact"/>
-        <w:ind w:left="734" w:hanging="384"/>
-        <w:rPr>
-          <w:sz w:val="20"/>
-        </w:rPr>
-      </w:pPr>
-      <w:r>
-        <w:rPr>
-          <w:sz w:val="20"/>
-        </w:rPr>
-        <w:t>Conducted</w:t>
-      </w:r>
-      <w:r>
-        <w:rPr>
-          <w:spacing w:val="-9"/>
-          <w:sz w:val="20"/>
-        </w:rPr>
-        <w:t xml:space="preserve"> </w:t>
-      </w:r>
-      <w:r>
-        <w:rPr>
-          <w:sz w:val="20"/>
-        </w:rPr>
-        <w:t>Leveraged</w:t>
-      </w:r>
-      <w:r>
-        <w:rPr>
-          <w:spacing w:val="-7"/>
-          <w:sz w:val="20"/>
-        </w:rPr>
-        <w:t xml:space="preserve"> </w:t>
-      </w:r>
-      <w:r>
-        <w:rPr>
-          <w:sz w:val="20"/>
-        </w:rPr>
-        <w:t>Buyout</w:t>
-      </w:r>
-      <w:r>
-        <w:rPr>
-          <w:spacing w:val="-7"/>
-          <w:sz w:val="20"/>
-        </w:rPr>
-        <w:t xml:space="preserve"> </w:t>
-      </w:r>
-      <w:r>
-        <w:rPr>
-          <w:sz w:val="20"/>
-        </w:rPr>
-        <w:t>modeling</w:t>
-      </w:r>
-      <w:r>
-        <w:rPr>
-          <w:spacing w:val="-7"/>
-          <w:sz w:val="20"/>
-        </w:rPr>
-        <w:t xml:space="preserve"> </w:t>
-      </w:r>
-      <w:r>
-        <w:rPr>
-          <w:sz w:val="20"/>
-        </w:rPr>
-        <w:t>using</w:t>
-      </w:r>
-      <w:r>
-        <w:rPr>
-          <w:spacing w:val="-7"/>
-          <w:sz w:val="20"/>
-        </w:rPr>
-        <w:t xml:space="preserve"> </w:t>
-      </w:r>
-      <w:r>
-        <w:rPr>
-          <w:sz w:val="20"/>
-        </w:rPr>
-        <w:t>Excel</w:t>
-      </w:r>
-      <w:r>
-        <w:rPr>
-          <w:spacing w:val="-7"/>
-          <w:sz w:val="20"/>
-        </w:rPr>
-        <w:t xml:space="preserve"> </w:t>
-      </w:r>
-      <w:r>
-        <w:rPr>
-          <w:sz w:val="20"/>
-        </w:rPr>
-        <w:t>and</w:t>
-      </w:r>
-      <w:r>
-        <w:rPr>
-          <w:spacing w:val="-7"/>
-          <w:sz w:val="20"/>
-        </w:rPr>
-        <w:t xml:space="preserve"> </w:t>
-      </w:r>
-      <w:r>
-        <w:rPr>
-          <w:sz w:val="20"/>
-        </w:rPr>
-        <w:t>Bloomberg</w:t>
-      </w:r>
-      <w:r>
-        <w:rPr>
-          <w:spacing w:val="-6"/>
-          <w:sz w:val="20"/>
-        </w:rPr>
-        <w:t xml:space="preserve"> </w:t>
-      </w:r>
-      <w:r>
-        <w:rPr>
-          <w:spacing w:val="-2"/>
-          <w:sz w:val="20"/>
-        </w:rPr>
-        <w:t>terminals</w:t>
-      </w:r>
-    </w:p>
-    <w:p>
-      <w:pPr>
-        <w:pStyle w:val="ListParagraph"/>
-        <w:numPr>
-          <w:ilvl w:val="0"/>
-          <w:numId w:val="1"/>
-        </w:numPr>
-        <w:tabs>
-          <w:tab w:val="left" w:pos="734"/>
-        </w:tabs>
-        <w:ind w:left="734" w:hanging="384"/>
-        <w:rPr>
-          <w:sz w:val="20"/>
-        </w:rPr>
-      </w:pPr>
-      <w:r>
-        <w:rPr>
-          <w:sz w:val="20"/>
-        </w:rPr>
-        <w:t>Drafted</w:t>
-      </w:r>
-      <w:r>
-        <w:rPr>
-          <w:spacing w:val="-9"/>
-          <w:sz w:val="20"/>
-        </w:rPr>
-        <w:t xml:space="preserve"> </w:t>
-      </w:r>
-      <w:r>
-        <w:rPr>
-          <w:sz w:val="20"/>
-        </w:rPr>
-        <w:t>valuation</w:t>
-      </w:r>
-      <w:r>
-        <w:rPr>
-          <w:spacing w:val="-6"/>
-          <w:sz w:val="20"/>
-        </w:rPr>
-        <w:t xml:space="preserve"> </w:t>
-      </w:r>
-      <w:r>
-        <w:rPr>
-          <w:sz w:val="20"/>
-        </w:rPr>
-        <w:t>reports</w:t>
-      </w:r>
-      <w:r>
-        <w:rPr>
-          <w:spacing w:val="-7"/>
-          <w:sz w:val="20"/>
-        </w:rPr>
-        <w:t xml:space="preserve"> </w:t>
-      </w:r>
-      <w:r>
-        <w:rPr>
-          <w:sz w:val="20"/>
-        </w:rPr>
-        <w:t>using</w:t>
-      </w:r>
-      <w:r>
-        <w:rPr>
-          <w:spacing w:val="-6"/>
-          <w:sz w:val="20"/>
-        </w:rPr>
-        <w:t xml:space="preserve"> </w:t>
-      </w:r>
-      <w:r>
-        <w:rPr>
-          <w:sz w:val="20"/>
-        </w:rPr>
-        <w:t>Discounted</w:t>
-      </w:r>
-      <w:r>
-        <w:rPr>
-          <w:spacing w:val="-7"/>
-          <w:sz w:val="20"/>
-        </w:rPr>
-        <w:t xml:space="preserve"> </w:t>
-      </w:r>
-      <w:r>
-        <w:rPr>
-          <w:sz w:val="20"/>
-        </w:rPr>
-        <w:t>Cash</w:t>
-      </w:r>
-      <w:r>
-        <w:rPr>
-          <w:spacing w:val="-6"/>
-          <w:sz w:val="20"/>
-        </w:rPr>
-        <w:t xml:space="preserve"> </w:t>
-      </w:r>
-      <w:r>
-        <w:rPr>
-          <w:sz w:val="20"/>
-        </w:rPr>
-        <w:t>Flow</w:t>
-      </w:r>
-      <w:r>
-        <w:rPr>
-          <w:spacing w:val="-6"/>
-          <w:sz w:val="20"/>
-        </w:rPr>
-        <w:t xml:space="preserve"> </w:t>
-      </w:r>
-      <w:r>
-        <w:rPr>
-          <w:sz w:val="20"/>
-        </w:rPr>
-        <w:t>analysis</w:t>
-      </w:r>
-      <w:r>
-        <w:rPr>
-          <w:spacing w:val="-7"/>
-          <w:sz w:val="20"/>
-        </w:rPr>
-        <w:t xml:space="preserve"> </w:t>
-      </w:r>
-      <w:r>
-        <w:rPr>
-          <w:sz w:val="20"/>
-        </w:rPr>
-        <w:t>for</w:t>
-      </w:r>
-      <w:r>
-        <w:rPr>
-          <w:spacing w:val="-6"/>
-          <w:sz w:val="20"/>
-        </w:rPr>
-        <w:t xml:space="preserve"> </w:t>
-      </w:r>
-      <w:r>
-        <w:rPr>
-          <w:sz w:val="20"/>
-        </w:rPr>
-        <w:t>portfolio</w:t>
-      </w:r>
-      <w:r>
-        <w:rPr>
-          <w:spacing w:val="-7"/>
-          <w:sz w:val="20"/>
-        </w:rPr>
-        <w:t xml:space="preserve"> </w:t>
-      </w:r>
-      <w:r>
-        <w:rPr>
-          <w:sz w:val="20"/>
-        </w:rPr>
-        <w:t>companies</w:t>
-      </w:r>
-      <w:r>
-        <w:rPr>
-          <w:spacing w:val="-6"/>
-          <w:sz w:val="20"/>
-        </w:rPr>
-        <w:t xml:space="preserve"> </w:t>
-      </w:r>
-      <w:r>
-        <w:rPr>
-          <w:sz w:val="20"/>
-        </w:rPr>
-        <w:t>worth</w:t>
-      </w:r>
-      <w:r>
-        <w:rPr>
-          <w:spacing w:val="-7"/>
-          <w:sz w:val="20"/>
-        </w:rPr>
-        <w:t xml:space="preserve"> </w:t>
-      </w:r>
-      <w:r>
-        <w:rPr>
-          <w:sz w:val="20"/>
-        </w:rPr>
-        <w:t>$200M+</w:t>
-      </w:r>
-      <w:r>
-        <w:rPr>
-          <w:spacing w:val="-6"/>
-          <w:sz w:val="20"/>
-        </w:rPr>
-        <w:t xml:space="preserve"> </w:t>
-      </w:r>
-      <w:r>
-        <w:rPr>
-          <w:sz w:val="20"/>
-        </w:rPr>
-        <w:t>in</w:t>
-      </w:r>
-      <w:r>
-        <w:rPr>
-          <w:spacing w:val="-6"/>
-          <w:sz w:val="20"/>
-        </w:rPr>
-        <w:t xml:space="preserve"> </w:t>
-      </w:r>
-      <w:r>
-        <w:rPr>
-          <w:spacing w:val="-2"/>
-          <w:sz w:val="20"/>
-        </w:rPr>
-        <w:t>assets</w:t>
       </w:r>
     </w:p>
     <w:p>
@@ -2293,6 +2222,7 @@
         </w:tabs>
         <w:ind w:right="2100"/>
         <w:rPr>
+          <w:rFonts w:asciiTheme="majorBidi" w:hAnsiTheme="majorBidi" w:cstheme="majorBidi"/>
           <w:iCs/>
         </w:rPr>
       </w:pPr>
@@ -2300,8 +2230,14 @@
     <w:p>
       <w:pPr>
         <w:pStyle w:val="Heading1"/>
-      </w:pPr>
-      <w:r>
+        <w:rPr>
+          <w:rFonts w:asciiTheme="majorBidi" w:hAnsiTheme="majorBidi" w:cstheme="majorBidi"/>
+        </w:rPr>
+      </w:pPr>
+      <w:r>
+        <w:rPr>
+          <w:rFonts w:asciiTheme="majorBidi" w:hAnsiTheme="majorBidi" w:cstheme="majorBidi"/>
+        </w:rPr>
         <w:t>ELECTRICAL ENGINEERING PROJECTS</w:t>
       </w:r>
     </w:p>
@@ -2311,11 +2247,13 @@
         <w:spacing w:line="20" w:lineRule="exact"/>
         <w:ind w:left="331" w:firstLine="0"/>
         <w:rPr>
+          <w:rFonts w:asciiTheme="majorBidi" w:hAnsiTheme="majorBidi" w:cstheme="majorBidi"/>
           <w:sz w:val="2"/>
         </w:rPr>
       </w:pPr>
       <w:r>
         <w:rPr>
+          <w:rFonts w:asciiTheme="majorBidi" w:hAnsiTheme="majorBidi" w:cstheme="majorBidi"/>
           <w:noProof/>
           <w:sz w:val="2"/>
         </w:rPr>
@@ -2414,11 +2352,13 @@
           <w:tab w:val="left" w:pos="10068"/>
         </w:tabs>
         <w:rPr>
-          <w:sz w:val="20"/>
-        </w:rPr>
-      </w:pPr>
-      <w:r>
-        <w:rPr>
+          <w:rFonts w:asciiTheme="majorBidi" w:hAnsiTheme="majorBidi" w:cstheme="majorBidi"/>
+          <w:sz w:val="20"/>
+        </w:rPr>
+      </w:pPr>
+      <w:r>
+        <w:rPr>
+          <w:rFonts w:asciiTheme="majorBidi" w:hAnsiTheme="majorBidi" w:cstheme="majorBidi"/>
           <w:b/>
           <w:sz w:val="20"/>
         </w:rPr>
@@ -2426,6 +2366,7 @@
       </w:r>
       <w:r>
         <w:rPr>
+          <w:rFonts w:asciiTheme="majorBidi" w:hAnsiTheme="majorBidi" w:cstheme="majorBidi"/>
           <w:b/>
           <w:sz w:val="20"/>
         </w:rPr>
@@ -2433,15 +2374,10 @@
       </w:r>
       <w:r>
         <w:rPr>
-          <w:sz w:val="20"/>
-        </w:rPr>
-        <w:t>New York, N</w:t>
-      </w:r>
-      <w:r>
-        <w:rPr>
-          <w:sz w:val="20"/>
-        </w:rPr>
-        <w:t>Y</w:t>
+          <w:rFonts w:asciiTheme="majorBidi" w:hAnsiTheme="majorBidi" w:cstheme="majorBidi"/>
+          <w:sz w:val="20"/>
+        </w:rPr>
+        <w:t>New York, NY</w:t>
       </w:r>
     </w:p>
     <w:p>
@@ -2452,18 +2388,23 @@
         <w:spacing w:line="244" w:lineRule="exact"/>
         <w:ind w:left="360"/>
         <w:rPr>
-          <w:sz w:val="20"/>
-        </w:rPr>
-      </w:pPr>
-      <w:r>
-        <w:rPr>
-          <w:b/>
+          <w:rFonts w:asciiTheme="majorBidi" w:hAnsiTheme="majorBidi" w:cstheme="majorBidi"/>
+          <w:sz w:val="20"/>
+        </w:rPr>
+      </w:pPr>
+      <w:r>
+        <w:rPr>
+          <w:rFonts w:asciiTheme="majorBidi" w:hAnsiTheme="majorBidi" w:cstheme="majorBidi"/>
+          <w:bCs/>
+          <w:i/>
+          <w:iCs/>
           <w:sz w:val="20"/>
         </w:rPr>
         <w:t>Fully Differential Switched-Capacitor Amplifier</w:t>
       </w:r>
       <w:r>
         <w:rPr>
+          <w:rFonts w:asciiTheme="majorBidi" w:hAnsiTheme="majorBidi" w:cstheme="majorBidi"/>
           <w:b/>
           <w:sz w:val="20"/>
         </w:rPr>
@@ -2472,12 +2413,14 @@
       </w:r>
       <w:r>
         <w:rPr>
+          <w:rFonts w:asciiTheme="majorBidi" w:hAnsiTheme="majorBidi" w:cstheme="majorBidi"/>
           <w:sz w:val="20"/>
         </w:rPr>
         <w:t>Feb – May</w:t>
       </w:r>
       <w:r>
         <w:rPr>
+          <w:rFonts w:asciiTheme="majorBidi" w:hAnsiTheme="majorBidi" w:cstheme="majorBidi"/>
           <w:spacing w:val="-2"/>
           <w:sz w:val="20"/>
         </w:rPr>
@@ -2485,6 +2428,7 @@
       </w:r>
       <w:r>
         <w:rPr>
+          <w:rFonts w:asciiTheme="majorBidi" w:hAnsiTheme="majorBidi" w:cstheme="majorBidi"/>
           <w:spacing w:val="-4"/>
           <w:sz w:val="20"/>
         </w:rPr>
@@ -2492,6 +2436,7 @@
       </w:r>
       <w:r>
         <w:rPr>
+          <w:rFonts w:asciiTheme="majorBidi" w:hAnsiTheme="majorBidi" w:cstheme="majorBidi"/>
           <w:spacing w:val="-4"/>
           <w:sz w:val="20"/>
         </w:rPr>
@@ -2509,16 +2454,34 @@
           <w:tab w:val="left" w:pos="10068"/>
         </w:tabs>
         <w:rPr>
+          <w:rFonts w:asciiTheme="majorBidi" w:hAnsiTheme="majorBidi" w:cstheme="majorBidi"/>
           <w:sz w:val="20"/>
           <w:lang w:val="en-FR"/>
         </w:rPr>
       </w:pPr>
       <w:r>
         <w:rPr>
+          <w:rFonts w:asciiTheme="majorBidi" w:hAnsiTheme="majorBidi" w:cstheme="majorBidi"/>
           <w:sz w:val="20"/>
           <w:lang w:val="en-FR"/>
         </w:rPr>
-        <w:t>Designed folded-cascode OTA with CMFB in 0.18 µm CMOS, achieving 56.6 dB gain, 71° phase margin, and 333 dB CMRR at 486 µW</w:t>
+        <w:t>Designed folded-cascode OTA with C</w:t>
+      </w:r>
+      <w:r>
+        <w:rPr>
+          <w:rFonts w:asciiTheme="majorBidi" w:hAnsiTheme="majorBidi" w:cstheme="majorBidi"/>
+          <w:sz w:val="20"/>
+          <w:lang w:val="en-FR"/>
+        </w:rPr>
+        <w:t>ommon-mode Feedback</w:t>
+      </w:r>
+      <w:r>
+        <w:rPr>
+          <w:rFonts w:asciiTheme="majorBidi" w:hAnsiTheme="majorBidi" w:cstheme="majorBidi"/>
+          <w:sz w:val="20"/>
+          <w:lang w:val="en-FR"/>
+        </w:rPr>
+        <w:t xml:space="preserve"> in 0.18 µm CMOS, achieving 56.6 dB gain, 71° phase margin, and 333 dB CMRR at 486 µW</w:t>
       </w:r>
     </w:p>
     <w:p>
@@ -2532,12 +2495,14 @@
           <w:tab w:val="left" w:pos="10068"/>
         </w:tabs>
         <w:rPr>
+          <w:rFonts w:asciiTheme="majorBidi" w:hAnsiTheme="majorBidi" w:cstheme="majorBidi"/>
           <w:sz w:val="20"/>
           <w:lang w:val="en-FR"/>
         </w:rPr>
       </w:pPr>
       <w:r>
         <w:rPr>
+          <w:rFonts w:asciiTheme="majorBidi" w:hAnsiTheme="majorBidi" w:cstheme="majorBidi"/>
           <w:sz w:val="20"/>
           <w:lang w:val="en-FR"/>
         </w:rPr>
@@ -2551,6 +2516,7 @@
         </w:tabs>
         <w:ind w:left="360"/>
         <w:rPr>
+          <w:rFonts w:asciiTheme="majorBidi" w:hAnsiTheme="majorBidi" w:cstheme="majorBidi"/>
           <w:b/>
           <w:sz w:val="20"/>
         </w:rPr>
@@ -2562,41 +2528,32 @@
           <w:tab w:val="left" w:pos="10068"/>
         </w:tabs>
         <w:rPr>
-          <w:sz w:val="20"/>
-        </w:rPr>
-      </w:pPr>
-      <w:r>
-        <w:rPr>
+          <w:rFonts w:asciiTheme="majorBidi" w:hAnsiTheme="majorBidi" w:cstheme="majorBidi"/>
+          <w:sz w:val="20"/>
+        </w:rPr>
+      </w:pPr>
+      <w:r>
+        <w:rPr>
+          <w:rFonts w:asciiTheme="majorBidi" w:hAnsiTheme="majorBidi" w:cstheme="majorBidi"/>
           <w:b/>
           <w:sz w:val="20"/>
         </w:rPr>
-        <w:t xml:space="preserve">       </w:t>
-      </w:r>
-      <w:r>
-        <w:rPr>
+        <w:t xml:space="preserve">       Columbia University</w:t>
+      </w:r>
+      <w:r>
+        <w:rPr>
+          <w:rFonts w:asciiTheme="majorBidi" w:hAnsiTheme="majorBidi" w:cstheme="majorBidi"/>
           <w:b/>
           <w:sz w:val="20"/>
         </w:rPr>
-        <w:t>Columbia University</w:t>
-      </w:r>
-      <w:r>
-        <w:rPr>
-          <w:b/>
-          <w:sz w:val="20"/>
-        </w:rPr>
         <w:tab/>
       </w:r>
       <w:r>
         <w:rPr>
-          <w:sz w:val="20"/>
-        </w:rPr>
-        <w:t>New York, N</w:t>
-      </w:r>
-      <w:r>
-        <w:rPr>
-          <w:sz w:val="20"/>
-        </w:rPr>
-        <w:t>Y</w:t>
+          <w:rFonts w:asciiTheme="majorBidi" w:hAnsiTheme="majorBidi" w:cstheme="majorBidi"/>
+          <w:sz w:val="20"/>
+        </w:rPr>
+        <w:t>New York, NY</w:t>
       </w:r>
     </w:p>
     <w:p>
@@ -2607,6 +2564,7 @@
         <w:spacing w:line="244" w:lineRule="exact"/>
         <w:ind w:left="360"/>
         <w:rPr>
+          <w:rFonts w:asciiTheme="majorBidi" w:hAnsiTheme="majorBidi" w:cstheme="majorBidi"/>
           <w:b/>
           <w:bCs/>
           <w:sz w:val="20"/>
@@ -2616,8 +2574,9 @@
       <w:proofErr w:type="spellStart"/>
       <w:r>
         <w:rPr>
-          <w:b/>
-          <w:bCs/>
+          <w:rFonts w:asciiTheme="majorBidi" w:hAnsiTheme="majorBidi" w:cstheme="majorBidi"/>
+          <w:i/>
+          <w:iCs/>
           <w:sz w:val="20"/>
         </w:rPr>
         <w:t>SignSpeak</w:t>
@@ -2625,14 +2584,16 @@
       <w:proofErr w:type="spellEnd"/>
       <w:r>
         <w:rPr>
-          <w:b/>
-          <w:bCs/>
+          <w:rFonts w:asciiTheme="majorBidi" w:hAnsiTheme="majorBidi" w:cstheme="majorBidi"/>
+          <w:i/>
+          <w:iCs/>
           <w:sz w:val="20"/>
         </w:rPr>
         <w:t>: ASL Recognition on Microcontroller</w:t>
       </w:r>
       <w:r>
         <w:rPr>
+          <w:rFonts w:asciiTheme="majorBidi" w:hAnsiTheme="majorBidi" w:cstheme="majorBidi"/>
           <w:b/>
           <w:sz w:val="20"/>
         </w:rPr>
@@ -2641,12 +2602,14 @@
       </w:r>
       <w:r>
         <w:rPr>
+          <w:rFonts w:asciiTheme="majorBidi" w:hAnsiTheme="majorBidi" w:cstheme="majorBidi"/>
           <w:sz w:val="20"/>
         </w:rPr>
         <w:t xml:space="preserve">Feb – May </w:t>
       </w:r>
       <w:r>
         <w:rPr>
+          <w:rFonts w:asciiTheme="majorBidi" w:hAnsiTheme="majorBidi" w:cstheme="majorBidi"/>
           <w:spacing w:val="-4"/>
           <w:sz w:val="20"/>
         </w:rPr>
@@ -2654,6 +2617,7 @@
       </w:r>
       <w:r>
         <w:rPr>
+          <w:rFonts w:asciiTheme="majorBidi" w:hAnsiTheme="majorBidi" w:cstheme="majorBidi"/>
           <w:spacing w:val="-4"/>
           <w:sz w:val="20"/>
         </w:rPr>
@@ -2672,6 +2636,7 @@
         </w:tabs>
         <w:ind w:right="720"/>
         <w:rPr>
+          <w:rFonts w:asciiTheme="majorBidi" w:hAnsiTheme="majorBidi" w:cstheme="majorBidi"/>
           <w:bCs/>
           <w:sz w:val="20"/>
           <w:lang w:val="en-FR"/>
@@ -2679,6 +2644,7 @@
       </w:pPr>
       <w:r>
         <w:rPr>
+          <w:rFonts w:asciiTheme="majorBidi" w:hAnsiTheme="majorBidi" w:cstheme="majorBidi"/>
           <w:bCs/>
           <w:sz w:val="20"/>
           <w:lang w:val="en-FR"/>
@@ -2698,6 +2664,7 @@
         </w:tabs>
         <w:ind w:right="720"/>
         <w:rPr>
+          <w:rFonts w:asciiTheme="majorBidi" w:hAnsiTheme="majorBidi" w:cstheme="majorBidi"/>
           <w:bCs/>
           <w:sz w:val="20"/>
           <w:lang w:val="en-FR"/>
@@ -2705,30 +2672,16 @@
       </w:pPr>
       <w:r>
         <w:rPr>
+          <w:rFonts w:asciiTheme="majorBidi" w:hAnsiTheme="majorBidi" w:cstheme="majorBidi"/>
           <w:bCs/>
           <w:sz w:val="20"/>
           <w:lang w:val="en-FR"/>
         </w:rPr>
-        <w:t xml:space="preserve">Built </w:t>
-      </w:r>
-      <w:r>
-        <w:rPr>
-          <w:bCs/>
-          <w:sz w:val="20"/>
-          <w:lang w:val="en-FR"/>
-        </w:rPr>
-        <w:t>a full</w:t>
-      </w:r>
-      <w:r>
-        <w:rPr>
-          <w:bCs/>
-          <w:sz w:val="20"/>
-          <w:lang w:val="en-FR"/>
-        </w:rPr>
-        <w:t xml:space="preserve"> on-device inference pipeline from camera capture to OLED display, &lt;110 ms latency with no cloud dependency</w:t>
-      </w:r>
-      <w:r>
-        <w:rPr>
+        <w:t>Built a full on-device inference pipeline from camera capture to OLED display, &lt;110 ms latency with no cloud dependency</w:t>
+      </w:r>
+      <w:r>
+        <w:rPr>
+          <w:rFonts w:asciiTheme="majorBidi" w:hAnsiTheme="majorBidi" w:cstheme="majorBidi"/>
           <w:bCs/>
           <w:sz w:val="20"/>
         </w:rPr>
@@ -2742,11 +2695,13 @@
         </w:tabs>
         <w:ind w:left="360"/>
         <w:rPr>
-          <w:sz w:val="20"/>
-        </w:rPr>
-      </w:pPr>
-      <w:r>
-        <w:rPr>
+          <w:rFonts w:asciiTheme="majorBidi" w:hAnsiTheme="majorBidi" w:cstheme="majorBidi"/>
+          <w:sz w:val="20"/>
+        </w:rPr>
+      </w:pPr>
+      <w:r>
+        <w:rPr>
+          <w:rFonts w:asciiTheme="majorBidi" w:hAnsiTheme="majorBidi" w:cstheme="majorBidi"/>
           <w:b/>
           <w:sz w:val="20"/>
         </w:rPr>
@@ -2754,6 +2709,7 @@
       </w:r>
       <w:r>
         <w:rPr>
+          <w:rFonts w:asciiTheme="majorBidi" w:hAnsiTheme="majorBidi" w:cstheme="majorBidi"/>
           <w:b/>
           <w:sz w:val="20"/>
         </w:rPr>
@@ -2761,6 +2717,7 @@
       </w:r>
       <w:r>
         <w:rPr>
+          <w:rFonts w:asciiTheme="majorBidi" w:hAnsiTheme="majorBidi" w:cstheme="majorBidi"/>
           <w:sz w:val="20"/>
         </w:rPr>
         <w:t>New York, NY</w:t>
@@ -2774,38 +2731,54 @@
         <w:spacing w:line="244" w:lineRule="exact"/>
         <w:ind w:left="360"/>
         <w:rPr>
-          <w:sz w:val="20"/>
-        </w:rPr>
-      </w:pPr>
-      <w:r>
-        <w:rPr>
+          <w:rFonts w:asciiTheme="majorBidi" w:hAnsiTheme="majorBidi" w:cstheme="majorBidi"/>
+          <w:sz w:val="20"/>
+        </w:rPr>
+      </w:pPr>
+      <w:r>
+        <w:rPr>
+          <w:rFonts w:asciiTheme="majorBidi" w:hAnsiTheme="majorBidi" w:cstheme="majorBidi"/>
+          <w:bCs/>
+          <w:i/>
+          <w:iCs/>
+          <w:sz w:val="20"/>
+        </w:rPr>
+        <w:t>250 MS/s 8-bit Current-Steering DAC</w:t>
+      </w:r>
+      <w:r>
+        <w:rPr>
+          <w:rFonts w:asciiTheme="majorBidi" w:hAnsiTheme="majorBidi" w:cstheme="majorBidi"/>
           <w:b/>
           <w:sz w:val="20"/>
         </w:rPr>
-        <w:t>250 MS/s 8-bit Current-Steering DAC</w:t>
-      </w:r>
-      <w:r>
-        <w:rPr>
+        <w:tab/>
+      </w:r>
+      <w:r>
+        <w:rPr>
+          <w:rFonts w:asciiTheme="majorBidi" w:hAnsiTheme="majorBidi" w:cstheme="majorBidi"/>
           <w:b/>
           <w:sz w:val="20"/>
         </w:rPr>
-        <w:tab/>
-      </w:r>
-      <w:r>
-        <w:rPr>
+        <w:t xml:space="preserve">       </w:t>
+      </w:r>
+      <w:r>
+        <w:rPr>
+          <w:rFonts w:asciiTheme="majorBidi" w:hAnsiTheme="majorBidi" w:cstheme="majorBidi"/>
           <w:b/>
           <w:sz w:val="20"/>
         </w:rPr>
-        <w:t xml:space="preserve">       </w:t>
-      </w:r>
-      <w:r>
-        <w:rPr>
+        <w:t xml:space="preserve">    </w:t>
+      </w:r>
+      <w:r>
+        <w:rPr>
+          <w:rFonts w:asciiTheme="majorBidi" w:hAnsiTheme="majorBidi" w:cstheme="majorBidi"/>
           <w:sz w:val="20"/>
         </w:rPr>
         <w:t>Feb</w:t>
       </w:r>
       <w:r>
         <w:rPr>
+          <w:rFonts w:asciiTheme="majorBidi" w:hAnsiTheme="majorBidi" w:cstheme="majorBidi"/>
           <w:spacing w:val="-4"/>
           <w:sz w:val="20"/>
         </w:rPr>
@@ -2813,12 +2786,14 @@
       </w:r>
       <w:r>
         <w:rPr>
+          <w:rFonts w:asciiTheme="majorBidi" w:hAnsiTheme="majorBidi" w:cstheme="majorBidi"/>
           <w:sz w:val="20"/>
         </w:rPr>
         <w:t>-</w:t>
       </w:r>
       <w:r>
         <w:rPr>
+          <w:rFonts w:asciiTheme="majorBidi" w:hAnsiTheme="majorBidi" w:cstheme="majorBidi"/>
           <w:spacing w:val="-3"/>
           <w:sz w:val="20"/>
         </w:rPr>
@@ -2826,12 +2801,14 @@
       </w:r>
       <w:r>
         <w:rPr>
+          <w:rFonts w:asciiTheme="majorBidi" w:hAnsiTheme="majorBidi" w:cstheme="majorBidi"/>
           <w:sz w:val="20"/>
         </w:rPr>
         <w:t>May</w:t>
       </w:r>
       <w:r>
         <w:rPr>
+          <w:rFonts w:asciiTheme="majorBidi" w:hAnsiTheme="majorBidi" w:cstheme="majorBidi"/>
           <w:spacing w:val="-2"/>
           <w:sz w:val="20"/>
         </w:rPr>
@@ -2839,6 +2816,7 @@
       </w:r>
       <w:r>
         <w:rPr>
+          <w:rFonts w:asciiTheme="majorBidi" w:hAnsiTheme="majorBidi" w:cstheme="majorBidi"/>
           <w:spacing w:val="-4"/>
           <w:sz w:val="20"/>
         </w:rPr>
@@ -2846,6 +2824,7 @@
       </w:r>
       <w:r>
         <w:rPr>
+          <w:rFonts w:asciiTheme="majorBidi" w:hAnsiTheme="majorBidi" w:cstheme="majorBidi"/>
           <w:spacing w:val="-4"/>
           <w:sz w:val="20"/>
         </w:rPr>
@@ -2862,23 +2841,27 @@
         <w:spacing w:before="25"/>
         <w:ind w:left="709"/>
         <w:rPr>
+          <w:rFonts w:asciiTheme="majorBidi" w:hAnsiTheme="majorBidi" w:cstheme="majorBidi"/>
           <w:lang w:val="en-FR"/>
         </w:rPr>
       </w:pPr>
       <w:r>
         <w:rPr>
+          <w:rFonts w:asciiTheme="majorBidi" w:hAnsiTheme="majorBidi" w:cstheme="majorBidi"/>
           <w:lang w:val="en-FR"/>
         </w:rPr>
         <w:t xml:space="preserve">Designed </w:t>
       </w:r>
       <w:r>
         <w:rPr>
+          <w:rFonts w:asciiTheme="majorBidi" w:hAnsiTheme="majorBidi" w:cstheme="majorBidi"/>
           <w:lang w:val="en-FR"/>
         </w:rPr>
         <w:t xml:space="preserve">a </w:t>
       </w:r>
       <w:r>
         <w:rPr>
+          <w:rFonts w:asciiTheme="majorBidi" w:hAnsiTheme="majorBidi" w:cstheme="majorBidi"/>
           <w:lang w:val="en-FR"/>
         </w:rPr>
         <w:t>3+5 segmented current-steering DAC in 0.18 µm CMOS with thermometer MSBs and per-cell trim DACs, achieving SFDR &gt;66 dB and DNL &lt;2×10⁻⁴ LSB across all process corners</w:t>
@@ -2894,11 +2877,13 @@
         <w:spacing w:before="25"/>
         <w:ind w:left="709"/>
         <w:rPr>
+          <w:rFonts w:asciiTheme="majorBidi" w:hAnsiTheme="majorBidi" w:cstheme="majorBidi"/>
           <w:lang w:val="en-FR"/>
         </w:rPr>
       </w:pPr>
       <w:r>
         <w:rPr>
+          <w:rFonts w:asciiTheme="majorBidi" w:hAnsiTheme="majorBidi" w:cstheme="majorBidi"/>
           <w:szCs w:val="22"/>
           <w:lang w:val="en-FR"/>
         </w:rPr>
@@ -2906,6 +2891,7 @@
       </w:r>
       <w:r>
         <w:rPr>
+          <w:rFonts w:asciiTheme="majorBidi" w:hAnsiTheme="majorBidi" w:cstheme="majorBidi"/>
           <w:szCs w:val="22"/>
           <w:vertAlign w:val="subscript"/>
           <w:lang w:val="en-FR"/>
@@ -2914,6 +2900,7 @@
       </w:r>
       <w:r>
         <w:rPr>
+          <w:rFonts w:asciiTheme="majorBidi" w:hAnsiTheme="majorBidi" w:cstheme="majorBidi"/>
           <w:szCs w:val="22"/>
           <w:lang w:val="en-FR"/>
         </w:rPr>
@@ -2926,6 +2913,7 @@
         <w:spacing w:before="25"/>
         <w:ind w:left="0" w:firstLine="0"/>
         <w:rPr>
+          <w:rFonts w:asciiTheme="majorBidi" w:hAnsiTheme="majorBidi" w:cstheme="majorBidi"/>
           <w:lang w:val="en-FR"/>
         </w:rPr>
       </w:pPr>
@@ -2937,6 +2925,7 @@
         </w:tabs>
         <w:ind w:right="180"/>
         <w:rPr>
+          <w:rFonts w:asciiTheme="majorBidi" w:hAnsiTheme="majorBidi" w:cstheme="majorBidi"/>
           <w:b/>
           <w:bCs/>
           <w:sz w:val="20"/>
@@ -2945,6 +2934,7 @@
       </w:pPr>
       <w:r>
         <w:rPr>
+          <w:rFonts w:asciiTheme="majorBidi" w:hAnsiTheme="majorBidi" w:cstheme="majorBidi"/>
           <w:sz w:val="20"/>
           <w:lang w:val="en-FR"/>
         </w:rPr>
@@ -2952,6 +2942,7 @@
       </w:r>
       <w:r>
         <w:rPr>
+          <w:rFonts w:asciiTheme="majorBidi" w:hAnsiTheme="majorBidi" w:cstheme="majorBidi"/>
           <w:b/>
           <w:bCs/>
           <w:sz w:val="20"/>
@@ -2961,6 +2952,7 @@
       </w:r>
       <w:r>
         <w:rPr>
+          <w:rFonts w:asciiTheme="majorBidi" w:hAnsiTheme="majorBidi" w:cstheme="majorBidi"/>
           <w:b/>
           <w:bCs/>
           <w:sz w:val="20"/>
@@ -2970,6 +2962,7 @@
       </w:r>
       <w:r>
         <w:rPr>
+          <w:rFonts w:asciiTheme="majorBidi" w:hAnsiTheme="majorBidi" w:cstheme="majorBidi"/>
           <w:b/>
           <w:bCs/>
           <w:sz w:val="20"/>
@@ -2979,6 +2972,7 @@
       </w:r>
       <w:r>
         <w:rPr>
+          <w:rFonts w:asciiTheme="majorBidi" w:hAnsiTheme="majorBidi" w:cstheme="majorBidi"/>
           <w:b/>
           <w:bCs/>
           <w:sz w:val="20"/>
@@ -2988,6 +2982,7 @@
       </w:r>
       <w:r>
         <w:rPr>
+          <w:rFonts w:asciiTheme="majorBidi" w:hAnsiTheme="majorBidi" w:cstheme="majorBidi"/>
           <w:b/>
           <w:bCs/>
           <w:sz w:val="20"/>
@@ -2997,6 +2992,7 @@
       </w:r>
       <w:r>
         <w:rPr>
+          <w:rFonts w:asciiTheme="majorBidi" w:hAnsiTheme="majorBidi" w:cstheme="majorBidi"/>
           <w:b/>
           <w:bCs/>
           <w:sz w:val="20"/>
@@ -3006,6 +3002,7 @@
       </w:r>
       <w:r>
         <w:rPr>
+          <w:rFonts w:asciiTheme="majorBidi" w:hAnsiTheme="majorBidi" w:cstheme="majorBidi"/>
           <w:b/>
           <w:bCs/>
           <w:sz w:val="20"/>
@@ -3015,6 +3012,7 @@
       </w:r>
       <w:r>
         <w:rPr>
+          <w:rFonts w:asciiTheme="majorBidi" w:hAnsiTheme="majorBidi" w:cstheme="majorBidi"/>
           <w:b/>
           <w:bCs/>
           <w:sz w:val="20"/>
@@ -3025,6 +3023,7 @@
       </w:r>
       <w:r>
         <w:rPr>
+          <w:rFonts w:asciiTheme="majorBidi" w:hAnsiTheme="majorBidi" w:cstheme="majorBidi"/>
           <w:b/>
           <w:bCs/>
           <w:sz w:val="20"/>
@@ -3034,6 +3033,17 @@
       </w:r>
       <w:r>
         <w:rPr>
+          <w:rFonts w:asciiTheme="majorBidi" w:hAnsiTheme="majorBidi" w:cstheme="majorBidi"/>
+          <w:b/>
+          <w:bCs/>
+          <w:sz w:val="20"/>
+          <w:lang w:val="en-FR"/>
+        </w:rPr>
+        <w:t xml:space="preserve">   </w:t>
+      </w:r>
+      <w:r>
+        <w:rPr>
+          <w:rFonts w:asciiTheme="majorBidi" w:hAnsiTheme="majorBidi" w:cstheme="majorBidi"/>
           <w:sz w:val="20"/>
           <w:lang w:val="en-FR"/>
         </w:rPr>
@@ -3047,12 +3057,14 @@
         </w:tabs>
         <w:ind w:right="180"/>
         <w:rPr>
+          <w:rFonts w:asciiTheme="majorBidi" w:hAnsiTheme="majorBidi" w:cstheme="majorBidi"/>
           <w:sz w:val="20"/>
           <w:lang w:val="en-FR"/>
         </w:rPr>
       </w:pPr>
       <w:r>
         <w:rPr>
+          <w:rFonts w:asciiTheme="majorBidi" w:hAnsiTheme="majorBidi" w:cstheme="majorBidi"/>
           <w:b/>
           <w:bCs/>
           <w:sz w:val="20"/>
@@ -3062,6 +3074,7 @@
       </w:r>
       <w:r>
         <w:rPr>
+          <w:rFonts w:asciiTheme="majorBidi" w:hAnsiTheme="majorBidi" w:cstheme="majorBidi"/>
           <w:sz w:val="20"/>
           <w:lang w:val="en-FR"/>
         </w:rPr>
@@ -3069,6 +3082,7 @@
       </w:r>
       <w:r>
         <w:rPr>
+          <w:rFonts w:asciiTheme="majorBidi" w:hAnsiTheme="majorBidi" w:cstheme="majorBidi"/>
           <w:sz w:val="20"/>
           <w:lang w:val="en-FR"/>
         </w:rPr>
@@ -3076,25 +3090,43 @@
       </w:r>
       <w:r>
         <w:rPr>
+          <w:rFonts w:asciiTheme="majorBidi" w:hAnsiTheme="majorBidi" w:cstheme="majorBidi"/>
           <w:sz w:val="20"/>
           <w:lang w:val="en-FR"/>
         </w:rPr>
-        <w:tab/>
-      </w:r>
-      <w:r>
-        <w:rPr>
+        <w:t xml:space="preserve">                  </w:t>
+      </w:r>
+      <w:r>
+        <w:rPr>
+          <w:rFonts w:asciiTheme="majorBidi" w:hAnsiTheme="majorBidi" w:cstheme="majorBidi"/>
           <w:sz w:val="20"/>
           <w:lang w:val="en-FR"/>
         </w:rPr>
-        <w:tab/>
-        <w:t xml:space="preserve">        </w:t>
-      </w:r>
-      <w:r>
-        <w:rPr>
+        <w:t xml:space="preserve">   </w:t>
+      </w:r>
+      <w:r>
+        <w:rPr>
+          <w:rFonts w:asciiTheme="majorBidi" w:hAnsiTheme="majorBidi" w:cstheme="majorBidi"/>
           <w:sz w:val="20"/>
           <w:lang w:val="en-FR"/>
         </w:rPr>
-        <w:t>Feb 2024 - Jul 2025</w:t>
+        <w:t xml:space="preserve"> </w:t>
+      </w:r>
+      <w:r>
+        <w:rPr>
+          <w:rFonts w:asciiTheme="majorBidi" w:hAnsiTheme="majorBidi" w:cstheme="majorBidi"/>
+          <w:sz w:val="20"/>
+          <w:lang w:val="en-FR"/>
+        </w:rPr>
+        <w:t>Feb 2024 - Jul 202</w:t>
+      </w:r>
+      <w:r>
+        <w:rPr>
+          <w:rFonts w:asciiTheme="majorBidi" w:hAnsiTheme="majorBidi" w:cstheme="majorBidi"/>
+          <w:sz w:val="20"/>
+          <w:lang w:val="en-FR"/>
+        </w:rPr>
+        <w:t>6</w:t>
       </w:r>
     </w:p>
     <w:p>
@@ -3109,12 +3141,14 @@
         </w:tabs>
         <w:ind w:right="605"/>
         <w:rPr>
+          <w:rFonts w:asciiTheme="majorBidi" w:hAnsiTheme="majorBidi" w:cstheme="majorBidi"/>
           <w:sz w:val="20"/>
           <w:lang w:val="en-FR"/>
         </w:rPr>
       </w:pPr>
       <w:r>
         <w:rPr>
+          <w:rFonts w:asciiTheme="majorBidi" w:hAnsiTheme="majorBidi" w:cstheme="majorBidi"/>
           <w:sz w:val="20"/>
           <w:lang w:val="en-FR"/>
         </w:rPr>
@@ -3133,16 +3167,60 @@
         </w:tabs>
         <w:ind w:right="605"/>
         <w:rPr>
+          <w:rFonts w:asciiTheme="majorBidi" w:hAnsiTheme="majorBidi" w:cstheme="majorBidi"/>
           <w:sz w:val="20"/>
           <w:lang w:val="en-FR"/>
         </w:rPr>
       </w:pPr>
       <w:r>
         <w:rPr>
+          <w:rFonts w:asciiTheme="majorBidi" w:hAnsiTheme="majorBidi" w:cstheme="majorBidi"/>
           <w:sz w:val="20"/>
           <w:lang w:val="en-FR"/>
         </w:rPr>
         <w:t>Extrapolated results to a real Electromagnetic Suspension engine scale, predicting capacity within 2% of Shanghai Maglev</w:t>
+      </w:r>
+    </w:p>
+    <w:p>
+      <w:pPr>
+        <w:pStyle w:val="ListParagraph"/>
+        <w:numPr>
+          <w:ilvl w:val="0"/>
+          <w:numId w:val="6"/>
+        </w:numPr>
+        <w:tabs>
+          <w:tab w:val="left" w:pos="735"/>
+        </w:tabs>
+        <w:ind w:right="605"/>
+        <w:rPr>
+          <w:rFonts w:asciiTheme="majorBidi" w:hAnsiTheme="majorBidi" w:cstheme="majorBidi"/>
+          <w:sz w:val="20"/>
+          <w:lang w:val="en-FR"/>
+        </w:rPr>
+      </w:pPr>
+      <w:r>
+        <w:rPr>
+          <w:rFonts w:asciiTheme="majorBidi" w:hAnsiTheme="majorBidi" w:cstheme="majorBidi"/>
+          <w:sz w:val="20"/>
+          <w:lang w:val="en-FR"/>
+        </w:rPr>
+        <w:t>Submitted a publication to the European Journal of Physics, which is currently provis</w:t>
+      </w:r>
+      <w:r>
+        <w:rPr>
+          <w:rFonts w:asciiTheme="majorBidi" w:hAnsiTheme="majorBidi" w:cstheme="majorBidi"/>
+          <w:sz w:val="20"/>
+          <w:lang w:val="en-FR"/>
+        </w:rPr>
+        <w:t>i</w:t>
+      </w:r>
+      <w:r>
+        <w:rPr>
+          <w:rFonts w:asciiTheme="majorBidi" w:hAnsiTheme="majorBidi" w:cstheme="majorBidi"/>
+          <w:sz w:val="20"/>
+          <w:lang w:val="en-FR"/>
+        </w:rPr>
+        <w:t>onally accepted</w:t>
       </w:r>
     </w:p>
     <w:p>
@@ -3152,6 +3230,7 @@
         </w:tabs>
         <w:ind w:right="720"/>
         <w:rPr>
+          <w:rFonts w:asciiTheme="majorBidi" w:hAnsiTheme="majorBidi" w:cstheme="majorBidi"/>
           <w:sz w:val="20"/>
         </w:rPr>
       </w:pPr>
@@ -3159,18 +3238,26 @@
     <w:p>
       <w:pPr>
         <w:pStyle w:val="Heading1"/>
-      </w:pPr>
-      <w:r>
+        <w:rPr>
+          <w:rFonts w:asciiTheme="majorBidi" w:hAnsiTheme="majorBidi" w:cstheme="majorBidi"/>
+        </w:rPr>
+      </w:pPr>
+      <w:r>
+        <w:rPr>
+          <w:rFonts w:asciiTheme="majorBidi" w:hAnsiTheme="majorBidi" w:cstheme="majorBidi"/>
+        </w:rPr>
         <w:t>TECHNICAL</w:t>
       </w:r>
       <w:r>
         <w:rPr>
+          <w:rFonts w:asciiTheme="majorBidi" w:hAnsiTheme="majorBidi" w:cstheme="majorBidi"/>
           <w:spacing w:val="-10"/>
         </w:rPr>
         <w:t xml:space="preserve"> </w:t>
       </w:r>
       <w:r>
         <w:rPr>
+          <w:rFonts w:asciiTheme="majorBidi" w:hAnsiTheme="majorBidi" w:cstheme="majorBidi"/>
           <w:spacing w:val="-2"/>
         </w:rPr>
         <w:t>SKILLS</w:t>
@@ -3182,11 +3269,13 @@
         <w:spacing w:line="20" w:lineRule="exact"/>
         <w:ind w:left="331" w:firstLine="0"/>
         <w:rPr>
+          <w:rFonts w:asciiTheme="majorBidi" w:hAnsiTheme="majorBidi" w:cstheme="majorBidi"/>
           <w:sz w:val="2"/>
         </w:rPr>
       </w:pPr>
       <w:r>
         <w:rPr>
+          <w:rFonts w:asciiTheme="majorBidi" w:hAnsiTheme="majorBidi" w:cstheme="majorBidi"/>
           <w:noProof/>
           <w:sz w:val="2"/>
         </w:rPr>
@@ -3287,124 +3376,130 @@
         <w:spacing w:before="4" w:line="255" w:lineRule="exact"/>
         <w:ind w:left="350"/>
         <w:rPr>
-          <w:sz w:val="20"/>
-        </w:rPr>
-      </w:pPr>
-      <w:r>
-        <w:rPr>
+          <w:rFonts w:asciiTheme="majorBidi" w:hAnsiTheme="majorBidi" w:cstheme="majorBidi"/>
+          <w:sz w:val="20"/>
+        </w:rPr>
+      </w:pPr>
+      <w:r>
+        <w:rPr>
+          <w:rFonts w:asciiTheme="majorBidi" w:hAnsiTheme="majorBidi" w:cstheme="majorBidi"/>
           <w:b/>
           <w:bCs/>
           <w:spacing w:val="-2"/>
           <w:sz w:val="20"/>
         </w:rPr>
-        <w:t>CAD Tools</w:t>
-      </w:r>
-      <w:r>
-        <w:rPr>
-          <w:b/>
-          <w:bCs/>
+        <w:t>CAD Tools:</w:t>
+      </w:r>
+      <w:r>
+        <w:rPr>
+          <w:rFonts w:asciiTheme="majorBidi" w:hAnsiTheme="majorBidi" w:cstheme="majorBidi"/>
           <w:spacing w:val="-2"/>
           <w:sz w:val="20"/>
         </w:rPr>
-        <w:t>:</w:t>
-      </w:r>
-      <w:r>
-        <w:rPr>
+        <w:t xml:space="preserve"> Cadence </w:t>
+      </w:r>
+      <w:proofErr w:type="spellStart"/>
+      <w:r>
+        <w:rPr>
+          <w:rFonts w:asciiTheme="majorBidi" w:hAnsiTheme="majorBidi" w:cstheme="majorBidi"/>
           <w:spacing w:val="-2"/>
           <w:sz w:val="20"/>
         </w:rPr>
-        <w:t xml:space="preserve"> Cadence </w:t>
+        <w:t>Spectre</w:t>
+      </w:r>
+      <w:proofErr w:type="spellEnd"/>
+      <w:r>
+        <w:rPr>
+          <w:rFonts w:asciiTheme="majorBidi" w:hAnsiTheme="majorBidi" w:cstheme="majorBidi"/>
+          <w:spacing w:val="-2"/>
+          <w:sz w:val="20"/>
+        </w:rPr>
+        <w:t xml:space="preserve">, PLECS, </w:t>
       </w:r>
       <w:proofErr w:type="spellStart"/>
       <w:r>
         <w:rPr>
+          <w:rFonts w:asciiTheme="majorBidi" w:hAnsiTheme="majorBidi" w:cstheme="majorBidi"/>
           <w:spacing w:val="-2"/>
           <w:sz w:val="20"/>
         </w:rPr>
-        <w:t>Spectre</w:t>
+        <w:t>LTSpice</w:t>
       </w:r>
       <w:proofErr w:type="spellEnd"/>
       <w:r>
         <w:rPr>
+          <w:rFonts w:asciiTheme="majorBidi" w:hAnsiTheme="majorBidi" w:cstheme="majorBidi"/>
           <w:spacing w:val="-2"/>
           <w:sz w:val="20"/>
         </w:rPr>
-        <w:t xml:space="preserve">, PLECS, </w:t>
+        <w:t>, Keysight ADS</w:t>
+      </w:r>
+      <w:r>
+        <w:rPr>
+          <w:rFonts w:asciiTheme="majorBidi" w:hAnsiTheme="majorBidi" w:cstheme="majorBidi"/>
+          <w:spacing w:val="-2"/>
+          <w:sz w:val="20"/>
+        </w:rPr>
+        <w:t xml:space="preserve">, </w:t>
       </w:r>
       <w:proofErr w:type="spellStart"/>
       <w:r>
         <w:rPr>
+          <w:rFonts w:asciiTheme="majorBidi" w:hAnsiTheme="majorBidi" w:cstheme="majorBidi"/>
           <w:spacing w:val="-2"/>
           <w:sz w:val="20"/>
         </w:rPr>
-        <w:t>LTSpice</w:t>
+        <w:t>Xschem</w:t>
       </w:r>
       <w:proofErr w:type="spellEnd"/>
       <w:r>
         <w:rPr>
+          <w:rFonts w:asciiTheme="majorBidi" w:hAnsiTheme="majorBidi" w:cstheme="majorBidi"/>
           <w:spacing w:val="-2"/>
           <w:sz w:val="20"/>
         </w:rPr>
-        <w:t>, Keysight ADS</w:t>
-      </w:r>
-      <w:r>
-        <w:rPr>
+        <w:t xml:space="preserve">, </w:t>
+      </w:r>
+      <w:proofErr w:type="spellStart"/>
+      <w:r>
+        <w:rPr>
+          <w:rFonts w:asciiTheme="majorBidi" w:hAnsiTheme="majorBidi" w:cstheme="majorBidi"/>
           <w:spacing w:val="-2"/>
           <w:sz w:val="20"/>
         </w:rPr>
+        <w:t>ngspice</w:t>
+      </w:r>
+      <w:proofErr w:type="spellEnd"/>
+      <w:r>
+        <w:rPr>
+          <w:rFonts w:asciiTheme="majorBidi" w:hAnsiTheme="majorBidi" w:cstheme="majorBidi"/>
+          <w:spacing w:val="-2"/>
+          <w:sz w:val="20"/>
+        </w:rPr>
+        <w:t xml:space="preserve">, Magic VLSI, </w:t>
+      </w:r>
+      <w:proofErr w:type="spellStart"/>
+      <w:r>
+        <w:rPr>
+          <w:rFonts w:asciiTheme="majorBidi" w:hAnsiTheme="majorBidi" w:cstheme="majorBidi"/>
+          <w:spacing w:val="-2"/>
+          <w:sz w:val="20"/>
+        </w:rPr>
+        <w:t>KLayout</w:t>
+      </w:r>
+      <w:proofErr w:type="spellEnd"/>
+      <w:r>
+        <w:rPr>
+          <w:rFonts w:asciiTheme="majorBidi" w:hAnsiTheme="majorBidi" w:cstheme="majorBidi"/>
+          <w:spacing w:val="-2"/>
+          <w:sz w:val="20"/>
+        </w:rPr>
         <w:t xml:space="preserve">, </w:t>
       </w:r>
       <w:proofErr w:type="spellStart"/>
       <w:r>
         <w:rPr>
-          <w:spacing w:val="-2"/>
-          <w:sz w:val="20"/>
-        </w:rPr>
-        <w:t>Xschem</w:t>
-      </w:r>
-      <w:proofErr w:type="spellEnd"/>
-      <w:r>
-        <w:rPr>
-          <w:spacing w:val="-2"/>
-          <w:sz w:val="20"/>
-        </w:rPr>
-        <w:t xml:space="preserve">, </w:t>
-      </w:r>
-      <w:proofErr w:type="spellStart"/>
-      <w:r>
-        <w:rPr>
-          <w:spacing w:val="-2"/>
-          <w:sz w:val="20"/>
-        </w:rPr>
-        <w:t>ngspice</w:t>
-      </w:r>
-      <w:proofErr w:type="spellEnd"/>
-      <w:r>
-        <w:rPr>
-          <w:spacing w:val="-2"/>
-          <w:sz w:val="20"/>
-        </w:rPr>
-        <w:t xml:space="preserve">, Magic VLSI, </w:t>
-      </w:r>
-      <w:proofErr w:type="spellStart"/>
-      <w:r>
-        <w:rPr>
-          <w:spacing w:val="-2"/>
-          <w:sz w:val="20"/>
-        </w:rPr>
-        <w:t>KLayout</w:t>
-      </w:r>
-      <w:proofErr w:type="spellEnd"/>
-      <w:r>
-        <w:rPr>
-          <w:spacing w:val="-2"/>
-          <w:sz w:val="20"/>
-        </w:rPr>
-        <w:t xml:space="preserve">, </w:t>
-      </w:r>
-      <w:proofErr w:type="spellStart"/>
-      <w:r>
-        <w:rPr>
+          <w:rFonts w:asciiTheme="majorBidi" w:hAnsiTheme="majorBidi" w:cstheme="majorBidi"/>
           <w:spacing w:val="-2"/>
           <w:sz w:val="20"/>
         </w:rPr>
@@ -3420,11 +3515,13 @@
         <w:spacing w:line="249" w:lineRule="exact"/>
         <w:ind w:left="350"/>
         <w:rPr>
-          <w:sz w:val="20"/>
-        </w:rPr>
-      </w:pPr>
-      <w:r>
-        <w:rPr>
+          <w:rFonts w:asciiTheme="majorBidi" w:hAnsiTheme="majorBidi" w:cstheme="majorBidi"/>
+          <w:sz w:val="20"/>
+        </w:rPr>
+      </w:pPr>
+      <w:r>
+        <w:rPr>
+          <w:rFonts w:asciiTheme="majorBidi" w:hAnsiTheme="majorBidi" w:cstheme="majorBidi"/>
           <w:b/>
           <w:bCs/>
           <w:sz w:val="20"/>
@@ -3433,6 +3530,7 @@
       </w:r>
       <w:r>
         <w:rPr>
+          <w:rFonts w:asciiTheme="majorBidi" w:hAnsiTheme="majorBidi" w:cstheme="majorBidi"/>
           <w:b/>
           <w:bCs/>
           <w:spacing w:val="-10"/>
@@ -3442,6 +3540,7 @@
       </w:r>
       <w:r>
         <w:rPr>
+          <w:rFonts w:asciiTheme="majorBidi" w:hAnsiTheme="majorBidi" w:cstheme="majorBidi"/>
           <w:b/>
           <w:bCs/>
           <w:sz w:val="20"/>
@@ -3450,6 +3549,7 @@
       </w:r>
       <w:r>
         <w:rPr>
+          <w:rFonts w:asciiTheme="majorBidi" w:hAnsiTheme="majorBidi" w:cstheme="majorBidi"/>
           <w:spacing w:val="-8"/>
           <w:sz w:val="20"/>
         </w:rPr>
@@ -3457,12 +3557,14 @@
       </w:r>
       <w:r>
         <w:rPr>
+          <w:rFonts w:asciiTheme="majorBidi" w:hAnsiTheme="majorBidi" w:cstheme="majorBidi"/>
           <w:sz w:val="20"/>
         </w:rPr>
         <w:t>Python,</w:t>
       </w:r>
       <w:r>
         <w:rPr>
+          <w:rFonts w:asciiTheme="majorBidi" w:hAnsiTheme="majorBidi" w:cstheme="majorBidi"/>
           <w:spacing w:val="-8"/>
           <w:sz w:val="20"/>
         </w:rPr>
@@ -3470,12 +3572,14 @@
       </w:r>
       <w:r>
         <w:rPr>
+          <w:rFonts w:asciiTheme="majorBidi" w:hAnsiTheme="majorBidi" w:cstheme="majorBidi"/>
           <w:sz w:val="20"/>
         </w:rPr>
         <w:t>C++,</w:t>
       </w:r>
       <w:r>
         <w:rPr>
+          <w:rFonts w:asciiTheme="majorBidi" w:hAnsiTheme="majorBidi" w:cstheme="majorBidi"/>
           <w:spacing w:val="-8"/>
           <w:sz w:val="20"/>
         </w:rPr>
@@ -3483,12 +3587,14 @@
       </w:r>
       <w:r>
         <w:rPr>
+          <w:rFonts w:asciiTheme="majorBidi" w:hAnsiTheme="majorBidi" w:cstheme="majorBidi"/>
           <w:sz w:val="20"/>
         </w:rPr>
         <w:t>Arduino,</w:t>
       </w:r>
       <w:r>
         <w:rPr>
+          <w:rFonts w:asciiTheme="majorBidi" w:hAnsiTheme="majorBidi" w:cstheme="majorBidi"/>
           <w:spacing w:val="-8"/>
           <w:sz w:val="20"/>
         </w:rPr>
@@ -3496,12 +3602,14 @@
       </w:r>
       <w:r>
         <w:rPr>
+          <w:rFonts w:asciiTheme="majorBidi" w:hAnsiTheme="majorBidi" w:cstheme="majorBidi"/>
           <w:sz w:val="20"/>
         </w:rPr>
         <w:t>R,</w:t>
       </w:r>
       <w:r>
         <w:rPr>
+          <w:rFonts w:asciiTheme="majorBidi" w:hAnsiTheme="majorBidi" w:cstheme="majorBidi"/>
           <w:spacing w:val="-8"/>
           <w:sz w:val="20"/>
         </w:rPr>
@@ -3509,12 +3617,14 @@
       </w:r>
       <w:r>
         <w:rPr>
+          <w:rFonts w:asciiTheme="majorBidi" w:hAnsiTheme="majorBidi" w:cstheme="majorBidi"/>
           <w:sz w:val="20"/>
         </w:rPr>
         <w:t>MATLAB,</w:t>
       </w:r>
       <w:r>
         <w:rPr>
+          <w:rFonts w:asciiTheme="majorBidi" w:hAnsiTheme="majorBidi" w:cstheme="majorBidi"/>
           <w:spacing w:val="-8"/>
           <w:sz w:val="20"/>
         </w:rPr>
@@ -3522,12 +3632,14 @@
       </w:r>
       <w:r>
         <w:rPr>
+          <w:rFonts w:asciiTheme="majorBidi" w:hAnsiTheme="majorBidi" w:cstheme="majorBidi"/>
           <w:sz w:val="20"/>
         </w:rPr>
         <w:t>HTML,</w:t>
       </w:r>
       <w:r>
         <w:rPr>
+          <w:rFonts w:asciiTheme="majorBidi" w:hAnsiTheme="majorBidi" w:cstheme="majorBidi"/>
           <w:spacing w:val="-8"/>
           <w:sz w:val="20"/>
         </w:rPr>
@@ -3535,12 +3647,14 @@
       </w:r>
       <w:r>
         <w:rPr>
+          <w:rFonts w:asciiTheme="majorBidi" w:hAnsiTheme="majorBidi" w:cstheme="majorBidi"/>
           <w:sz w:val="20"/>
         </w:rPr>
         <w:t>CSS,</w:t>
       </w:r>
       <w:r>
         <w:rPr>
+          <w:rFonts w:asciiTheme="majorBidi" w:hAnsiTheme="majorBidi" w:cstheme="majorBidi"/>
           <w:spacing w:val="-8"/>
           <w:sz w:val="20"/>
         </w:rPr>
@@ -3548,12 +3662,14 @@
       </w:r>
       <w:r>
         <w:rPr>
+          <w:rFonts w:asciiTheme="majorBidi" w:hAnsiTheme="majorBidi" w:cstheme="majorBidi"/>
           <w:sz w:val="20"/>
         </w:rPr>
         <w:t>JavaScript,</w:t>
       </w:r>
       <w:r>
         <w:rPr>
+          <w:rFonts w:asciiTheme="majorBidi" w:hAnsiTheme="majorBidi" w:cstheme="majorBidi"/>
           <w:spacing w:val="-7"/>
           <w:sz w:val="20"/>
         </w:rPr>
@@ -3561,6 +3677,7 @@
       </w:r>
       <w:r>
         <w:rPr>
+          <w:rFonts w:asciiTheme="majorBidi" w:hAnsiTheme="majorBidi" w:cstheme="majorBidi"/>
           <w:spacing w:val="-5"/>
           <w:sz w:val="20"/>
         </w:rPr>
@@ -3574,11 +3691,13 @@
         </w:tabs>
         <w:ind w:left="350"/>
         <w:rPr>
-          <w:sz w:val="20"/>
-        </w:rPr>
-      </w:pPr>
-      <w:r>
-        <w:rPr>
+          <w:rFonts w:asciiTheme="majorBidi" w:hAnsiTheme="majorBidi" w:cstheme="majorBidi"/>
+          <w:sz w:val="20"/>
+        </w:rPr>
+      </w:pPr>
+      <w:r>
+        <w:rPr>
+          <w:rFonts w:asciiTheme="majorBidi" w:hAnsiTheme="majorBidi" w:cstheme="majorBidi"/>
           <w:b/>
           <w:bCs/>
           <w:sz w:val="20"/>
@@ -3587,6 +3706,7 @@
       </w:r>
       <w:r>
         <w:rPr>
+          <w:rFonts w:asciiTheme="majorBidi" w:hAnsiTheme="majorBidi" w:cstheme="majorBidi"/>
           <w:b/>
           <w:bCs/>
           <w:spacing w:val="-10"/>
@@ -3596,6 +3716,7 @@
       </w:r>
       <w:r>
         <w:rPr>
+          <w:rFonts w:asciiTheme="majorBidi" w:hAnsiTheme="majorBidi" w:cstheme="majorBidi"/>
           <w:b/>
           <w:bCs/>
           <w:sz w:val="20"/>
@@ -3604,6 +3725,7 @@
       </w:r>
       <w:r>
         <w:rPr>
+          <w:rFonts w:asciiTheme="majorBidi" w:hAnsiTheme="majorBidi" w:cstheme="majorBidi"/>
           <w:b/>
           <w:bCs/>
           <w:spacing w:val="-8"/>
@@ -3613,6 +3735,7 @@
       </w:r>
       <w:r>
         <w:rPr>
+          <w:rFonts w:asciiTheme="majorBidi" w:hAnsiTheme="majorBidi" w:cstheme="majorBidi"/>
           <w:b/>
           <w:bCs/>
           <w:sz w:val="20"/>
@@ -3621,6 +3744,7 @@
       </w:r>
       <w:r>
         <w:rPr>
+          <w:rFonts w:asciiTheme="majorBidi" w:hAnsiTheme="majorBidi" w:cstheme="majorBidi"/>
           <w:b/>
           <w:bCs/>
           <w:spacing w:val="-8"/>
@@ -3630,6 +3754,7 @@
       </w:r>
       <w:r>
         <w:rPr>
+          <w:rFonts w:asciiTheme="majorBidi" w:hAnsiTheme="majorBidi" w:cstheme="majorBidi"/>
           <w:b/>
           <w:bCs/>
           <w:sz w:val="20"/>
@@ -3638,6 +3763,7 @@
       </w:r>
       <w:r>
         <w:rPr>
+          <w:rFonts w:asciiTheme="majorBidi" w:hAnsiTheme="majorBidi" w:cstheme="majorBidi"/>
           <w:b/>
           <w:bCs/>
           <w:spacing w:val="-8"/>
@@ -3647,6 +3773,7 @@
       </w:r>
       <w:r>
         <w:rPr>
+          <w:rFonts w:asciiTheme="majorBidi" w:hAnsiTheme="majorBidi" w:cstheme="majorBidi"/>
           <w:b/>
           <w:bCs/>
           <w:sz w:val="20"/>
@@ -3655,6 +3782,7 @@
       </w:r>
       <w:r>
         <w:rPr>
+          <w:rFonts w:asciiTheme="majorBidi" w:hAnsiTheme="majorBidi" w:cstheme="majorBidi"/>
           <w:spacing w:val="-7"/>
           <w:sz w:val="20"/>
         </w:rPr>
@@ -3662,12 +3790,14 @@
       </w:r>
       <w:r>
         <w:rPr>
+          <w:rFonts w:asciiTheme="majorBidi" w:hAnsiTheme="majorBidi" w:cstheme="majorBidi"/>
           <w:sz w:val="20"/>
         </w:rPr>
         <w:t>TensorFlow</w:t>
       </w:r>
       <w:r>
         <w:rPr>
+          <w:rFonts w:asciiTheme="majorBidi" w:hAnsiTheme="majorBidi" w:cstheme="majorBidi"/>
           <w:sz w:val="20"/>
         </w:rPr>
         <w:t xml:space="preserve">, </w:t>
@@ -3675,6 +3805,7 @@
       <w:proofErr w:type="spellStart"/>
       <w:r>
         <w:rPr>
+          <w:rFonts w:asciiTheme="majorBidi" w:hAnsiTheme="majorBidi" w:cstheme="majorBidi"/>
           <w:sz w:val="20"/>
         </w:rPr>
         <w:t>Keras</w:t>
@@ -3682,12 +3813,14 @@
       <w:proofErr w:type="spellEnd"/>
       <w:r>
         <w:rPr>
+          <w:rFonts w:asciiTheme="majorBidi" w:hAnsiTheme="majorBidi" w:cstheme="majorBidi"/>
           <w:sz w:val="20"/>
         </w:rPr>
         <w:t>,</w:t>
       </w:r>
       <w:r>
         <w:rPr>
+          <w:rFonts w:asciiTheme="majorBidi" w:hAnsiTheme="majorBidi" w:cstheme="majorBidi"/>
           <w:spacing w:val="-8"/>
           <w:sz w:val="20"/>
         </w:rPr>
@@ -3695,6 +3828,7 @@
       </w:r>
       <w:r>
         <w:rPr>
+          <w:rFonts w:asciiTheme="majorBidi" w:hAnsiTheme="majorBidi" w:cstheme="majorBidi"/>
           <w:sz w:val="20"/>
         </w:rPr>
         <w:t>JAX/</w:t>
@@ -3702,6 +3836,7 @@
       <w:proofErr w:type="spellStart"/>
       <w:r>
         <w:rPr>
+          <w:rFonts w:asciiTheme="majorBidi" w:hAnsiTheme="majorBidi" w:cstheme="majorBidi"/>
           <w:sz w:val="20"/>
         </w:rPr>
         <w:t>Optax</w:t>
@@ -3709,12 +3844,14 @@
       <w:proofErr w:type="spellEnd"/>
       <w:r>
         <w:rPr>
+          <w:rFonts w:asciiTheme="majorBidi" w:hAnsiTheme="majorBidi" w:cstheme="majorBidi"/>
           <w:sz w:val="20"/>
         </w:rPr>
         <w:t>,</w:t>
       </w:r>
       <w:r>
         <w:rPr>
+          <w:rFonts w:asciiTheme="majorBidi" w:hAnsiTheme="majorBidi" w:cstheme="majorBidi"/>
           <w:spacing w:val="-7"/>
           <w:sz w:val="20"/>
         </w:rPr>
@@ -3722,12 +3859,14 @@
       </w:r>
       <w:r>
         <w:rPr>
+          <w:rFonts w:asciiTheme="majorBidi" w:hAnsiTheme="majorBidi" w:cstheme="majorBidi"/>
           <w:sz w:val="20"/>
         </w:rPr>
         <w:t>scikit-learn,</w:t>
       </w:r>
       <w:r>
         <w:rPr>
+          <w:rFonts w:asciiTheme="majorBidi" w:hAnsiTheme="majorBidi" w:cstheme="majorBidi"/>
           <w:spacing w:val="-8"/>
           <w:sz w:val="20"/>
         </w:rPr>
@@ -3735,12 +3874,14 @@
       </w:r>
       <w:r>
         <w:rPr>
+          <w:rFonts w:asciiTheme="majorBidi" w:hAnsiTheme="majorBidi" w:cstheme="majorBidi"/>
           <w:sz w:val="20"/>
         </w:rPr>
         <w:t>NumPy,</w:t>
       </w:r>
       <w:r>
         <w:rPr>
+          <w:rFonts w:asciiTheme="majorBidi" w:hAnsiTheme="majorBidi" w:cstheme="majorBidi"/>
           <w:spacing w:val="-7"/>
           <w:sz w:val="20"/>
         </w:rPr>
@@ -3748,12 +3889,14 @@
       </w:r>
       <w:r>
         <w:rPr>
+          <w:rFonts w:asciiTheme="majorBidi" w:hAnsiTheme="majorBidi" w:cstheme="majorBidi"/>
           <w:sz w:val="20"/>
         </w:rPr>
         <w:t>SciPy,</w:t>
       </w:r>
       <w:r>
         <w:rPr>
+          <w:rFonts w:asciiTheme="majorBidi" w:hAnsiTheme="majorBidi" w:cstheme="majorBidi"/>
           <w:spacing w:val="-8"/>
           <w:sz w:val="20"/>
         </w:rPr>
@@ -3761,12 +3904,14 @@
       </w:r>
       <w:r>
         <w:rPr>
+          <w:rFonts w:asciiTheme="majorBidi" w:hAnsiTheme="majorBidi" w:cstheme="majorBidi"/>
           <w:sz w:val="20"/>
         </w:rPr>
         <w:t>pandas,</w:t>
       </w:r>
       <w:r>
         <w:rPr>
+          <w:rFonts w:asciiTheme="majorBidi" w:hAnsiTheme="majorBidi" w:cstheme="majorBidi"/>
           <w:spacing w:val="-7"/>
           <w:sz w:val="20"/>
         </w:rPr>
@@ -3775,6 +3920,7 @@
       <w:proofErr w:type="spellStart"/>
       <w:r>
         <w:rPr>
+          <w:rFonts w:asciiTheme="majorBidi" w:hAnsiTheme="majorBidi" w:cstheme="majorBidi"/>
           <w:spacing w:val="-2"/>
           <w:sz w:val="20"/>
         </w:rPr>
@@ -3783,6 +3929,7 @@
       <w:proofErr w:type="spellEnd"/>
       <w:r>
         <w:rPr>
+          <w:rFonts w:asciiTheme="majorBidi" w:hAnsiTheme="majorBidi" w:cstheme="majorBidi"/>
           <w:spacing w:val="-2"/>
           <w:sz w:val="20"/>
         </w:rPr>
@@ -3791,6 +3938,7 @@
       <w:proofErr w:type="spellStart"/>
       <w:r>
         <w:rPr>
+          <w:rFonts w:asciiTheme="majorBidi" w:hAnsiTheme="majorBidi" w:cstheme="majorBidi"/>
           <w:sz w:val="20"/>
         </w:rPr>
         <w:t>DSPy</w:t>
@@ -3804,11 +3952,13 @@
         </w:tabs>
         <w:ind w:left="350"/>
         <w:rPr>
-          <w:sz w:val="20"/>
-        </w:rPr>
-      </w:pPr>
-      <w:r>
-        <w:rPr>
+          <w:rFonts w:asciiTheme="majorBidi" w:hAnsiTheme="majorBidi" w:cstheme="majorBidi"/>
+          <w:sz w:val="20"/>
+        </w:rPr>
+      </w:pPr>
+      <w:r>
+        <w:rPr>
+          <w:rFonts w:asciiTheme="majorBidi" w:hAnsiTheme="majorBidi" w:cstheme="majorBidi"/>
           <w:b/>
           <w:bCs/>
           <w:sz w:val="20"/>
@@ -3817,6 +3967,7 @@
       </w:r>
       <w:r>
         <w:rPr>
+          <w:rFonts w:asciiTheme="majorBidi" w:hAnsiTheme="majorBidi" w:cstheme="majorBidi"/>
           <w:b/>
           <w:bCs/>
           <w:spacing w:val="-10"/>
@@ -3826,6 +3977,7 @@
       </w:r>
       <w:r>
         <w:rPr>
+          <w:rFonts w:asciiTheme="majorBidi" w:hAnsiTheme="majorBidi" w:cstheme="majorBidi"/>
           <w:b/>
           <w:bCs/>
           <w:sz w:val="20"/>
@@ -3834,6 +3986,7 @@
       </w:r>
       <w:r>
         <w:rPr>
+          <w:rFonts w:asciiTheme="majorBidi" w:hAnsiTheme="majorBidi" w:cstheme="majorBidi"/>
           <w:spacing w:val="-10"/>
           <w:sz w:val="20"/>
         </w:rPr>
@@ -3842,6 +3995,7 @@
       <w:proofErr w:type="spellStart"/>
       <w:r>
         <w:rPr>
+          <w:rFonts w:asciiTheme="majorBidi" w:hAnsiTheme="majorBidi" w:cstheme="majorBidi"/>
           <w:sz w:val="20"/>
         </w:rPr>
         <w:t>QuTiP</w:t>
@@ -3849,12 +4003,14 @@
       <w:proofErr w:type="spellEnd"/>
       <w:r>
         <w:rPr>
+          <w:rFonts w:asciiTheme="majorBidi" w:hAnsiTheme="majorBidi" w:cstheme="majorBidi"/>
           <w:sz w:val="20"/>
         </w:rPr>
         <w:t>,</w:t>
       </w:r>
       <w:r>
         <w:rPr>
+          <w:rFonts w:asciiTheme="majorBidi" w:hAnsiTheme="majorBidi" w:cstheme="majorBidi"/>
           <w:spacing w:val="-10"/>
           <w:sz w:val="20"/>
         </w:rPr>
@@ -3862,12 +4018,14 @@
       </w:r>
       <w:r>
         <w:rPr>
+          <w:rFonts w:asciiTheme="majorBidi" w:hAnsiTheme="majorBidi" w:cstheme="majorBidi"/>
           <w:sz w:val="20"/>
         </w:rPr>
         <w:t>Scikit-HEP,</w:t>
       </w:r>
       <w:r>
         <w:rPr>
+          <w:rFonts w:asciiTheme="majorBidi" w:hAnsiTheme="majorBidi" w:cstheme="majorBidi"/>
           <w:spacing w:val="-10"/>
           <w:sz w:val="20"/>
         </w:rPr>
@@ -3876,6 +4034,7 @@
       <w:proofErr w:type="spellStart"/>
       <w:r>
         <w:rPr>
+          <w:rFonts w:asciiTheme="majorBidi" w:hAnsiTheme="majorBidi" w:cstheme="majorBidi"/>
           <w:spacing w:val="-2"/>
           <w:sz w:val="20"/>
         </w:rPr>
@@ -3890,11 +4049,13 @@
         </w:tabs>
         <w:ind w:left="350"/>
         <w:rPr>
-          <w:sz w:val="20"/>
-        </w:rPr>
-      </w:pPr>
-      <w:r>
-        <w:rPr>
+          <w:rFonts w:asciiTheme="majorBidi" w:hAnsiTheme="majorBidi" w:cstheme="majorBidi"/>
+          <w:sz w:val="20"/>
+        </w:rPr>
+      </w:pPr>
+      <w:r>
+        <w:rPr>
+          <w:rFonts w:asciiTheme="majorBidi" w:hAnsiTheme="majorBidi" w:cstheme="majorBidi"/>
           <w:b/>
           <w:bCs/>
           <w:sz w:val="20"/>
@@ -3903,6 +4064,7 @@
       </w:r>
       <w:r>
         <w:rPr>
+          <w:rFonts w:asciiTheme="majorBidi" w:hAnsiTheme="majorBidi" w:cstheme="majorBidi"/>
           <w:spacing w:val="-11"/>
           <w:sz w:val="20"/>
         </w:rPr>
@@ -3910,12 +4072,14 @@
       </w:r>
       <w:r>
         <w:rPr>
+          <w:rFonts w:asciiTheme="majorBidi" w:hAnsiTheme="majorBidi" w:cstheme="majorBidi"/>
           <w:sz w:val="20"/>
         </w:rPr>
         <w:t>French</w:t>
       </w:r>
       <w:r>
         <w:rPr>
+          <w:rFonts w:asciiTheme="majorBidi" w:hAnsiTheme="majorBidi" w:cstheme="majorBidi"/>
           <w:spacing w:val="-8"/>
           <w:sz w:val="20"/>
         </w:rPr>
@@ -3923,12 +4087,14 @@
       </w:r>
       <w:r>
         <w:rPr>
+          <w:rFonts w:asciiTheme="majorBidi" w:hAnsiTheme="majorBidi" w:cstheme="majorBidi"/>
           <w:sz w:val="20"/>
         </w:rPr>
         <w:t>(Native),</w:t>
       </w:r>
       <w:r>
         <w:rPr>
+          <w:rFonts w:asciiTheme="majorBidi" w:hAnsiTheme="majorBidi" w:cstheme="majorBidi"/>
           <w:spacing w:val="-9"/>
           <w:sz w:val="20"/>
         </w:rPr>
@@ -3936,12 +4102,14 @@
       </w:r>
       <w:r>
         <w:rPr>
+          <w:rFonts w:asciiTheme="majorBidi" w:hAnsiTheme="majorBidi" w:cstheme="majorBidi"/>
           <w:sz w:val="20"/>
         </w:rPr>
         <w:t>Arabic</w:t>
       </w:r>
       <w:r>
         <w:rPr>
+          <w:rFonts w:asciiTheme="majorBidi" w:hAnsiTheme="majorBidi" w:cstheme="majorBidi"/>
           <w:spacing w:val="-8"/>
           <w:sz w:val="20"/>
         </w:rPr>
@@ -3949,12 +4117,14 @@
       </w:r>
       <w:r>
         <w:rPr>
+          <w:rFonts w:asciiTheme="majorBidi" w:hAnsiTheme="majorBidi" w:cstheme="majorBidi"/>
           <w:sz w:val="20"/>
         </w:rPr>
         <w:t>(Native),</w:t>
       </w:r>
       <w:r>
         <w:rPr>
+          <w:rFonts w:asciiTheme="majorBidi" w:hAnsiTheme="majorBidi" w:cstheme="majorBidi"/>
           <w:spacing w:val="-8"/>
           <w:sz w:val="20"/>
         </w:rPr>
@@ -3962,12 +4132,14 @@
       </w:r>
       <w:r>
         <w:rPr>
+          <w:rFonts w:asciiTheme="majorBidi" w:hAnsiTheme="majorBidi" w:cstheme="majorBidi"/>
           <w:sz w:val="20"/>
         </w:rPr>
         <w:t>German</w:t>
       </w:r>
       <w:r>
         <w:rPr>
+          <w:rFonts w:asciiTheme="majorBidi" w:hAnsiTheme="majorBidi" w:cstheme="majorBidi"/>
           <w:spacing w:val="-9"/>
           <w:sz w:val="20"/>
         </w:rPr>
@@ -3975,12 +4147,14 @@
       </w:r>
       <w:r>
         <w:rPr>
+          <w:rFonts w:asciiTheme="majorBidi" w:hAnsiTheme="majorBidi" w:cstheme="majorBidi"/>
           <w:sz w:val="20"/>
         </w:rPr>
         <w:t>(Advanced),</w:t>
       </w:r>
       <w:r>
         <w:rPr>
+          <w:rFonts w:asciiTheme="majorBidi" w:hAnsiTheme="majorBidi" w:cstheme="majorBidi"/>
           <w:spacing w:val="-8"/>
           <w:sz w:val="20"/>
         </w:rPr>
@@ -3988,12 +4162,14 @@
       </w:r>
       <w:r>
         <w:rPr>
+          <w:rFonts w:asciiTheme="majorBidi" w:hAnsiTheme="majorBidi" w:cstheme="majorBidi"/>
           <w:sz w:val="20"/>
         </w:rPr>
         <w:t>Spanish</w:t>
       </w:r>
       <w:r>
         <w:rPr>
+          <w:rFonts w:asciiTheme="majorBidi" w:hAnsiTheme="majorBidi" w:cstheme="majorBidi"/>
           <w:spacing w:val="-8"/>
           <w:sz w:val="20"/>
         </w:rPr>
@@ -4001,6 +4177,7 @@
       </w:r>
       <w:r>
         <w:rPr>
+          <w:rFonts w:asciiTheme="majorBidi" w:hAnsiTheme="majorBidi" w:cstheme="majorBidi"/>
           <w:spacing w:val="-2"/>
           <w:sz w:val="20"/>
         </w:rPr>
@@ -4013,6 +4190,7 @@
           <w:tab w:val="left" w:pos="734"/>
         </w:tabs>
         <w:rPr>
+          <w:rFonts w:asciiTheme="majorBidi" w:hAnsiTheme="majorBidi" w:cstheme="majorBidi"/>
           <w:sz w:val="20"/>
         </w:rPr>
       </w:pPr>
@@ -4151,6 +4329,119 @@
     </w:lvl>
   </w:abstractNum>
   <w:abstractNum w:abstractNumId="1" w15:restartNumberingAfterBreak="0">
+    <w:nsid w:val="0646684E"/>
+    <w:multiLevelType w:val="hybridMultilevel"/>
+    <w:tmpl w:val="7400AF08"/>
+    <w:lvl w:ilvl="0" w:tplc="08090001">
+      <w:start w:val="1"/>
+      <w:numFmt w:val="bullet"/>
+      <w:lvlText w:val=""/>
+      <w:lvlJc w:val="left"/>
+      <w:pPr>
+        <w:ind w:left="10800" w:hanging="360"/>
+      </w:pPr>
+      <w:rPr>
+        <w:rFonts w:ascii="Symbol" w:hAnsi="Symbol" w:hint="default"/>
+      </w:rPr>
+    </w:lvl>
+    <w:lvl w:ilvl="1" w:tplc="08090003" w:tentative="1">
+      <w:start w:val="1"/>
+      <w:numFmt w:val="bullet"/>
+      <w:lvlText w:val="o"/>
+      <w:lvlJc w:val="left"/>
+      <w:pPr>
+        <w:ind w:left="11520" w:hanging="360"/>
+      </w:pPr>
+      <w:rPr>
+        <w:rFonts w:ascii="Courier New" w:hAnsi="Courier New" w:cs="Courier New" w:hint="default"/>
+      </w:rPr>
+    </w:lvl>
+    <w:lvl w:ilvl="2" w:tplc="08090005" w:tentative="1">
+      <w:start w:val="1"/>
+      <w:numFmt w:val="bullet"/>
+      <w:lvlText w:val=""/>
+      <w:lvlJc w:val="left"/>
+      <w:pPr>
+        <w:ind w:left="12240" w:hanging="360"/>
+      </w:pPr>
+      <w:rPr>
+        <w:rFonts w:ascii="Wingdings" w:hAnsi="Wingdings" w:hint="default"/>
+      </w:rPr>
+    </w:lvl>
+    <w:lvl w:ilvl="3" w:tplc="08090001" w:tentative="1">
+      <w:start w:val="1"/>
+      <w:numFmt w:val="bullet"/>
+      <w:lvlText w:val=""/>
+      <w:lvlJc w:val="left"/>
+      <w:pPr>
+        <w:ind w:left="12960" w:hanging="360"/>
+      </w:pPr>
+      <w:rPr>
+        <w:rFonts w:ascii="Symbol" w:hAnsi="Symbol" w:hint="default"/>
+      </w:rPr>
+    </w:lvl>
+    <w:lvl w:ilvl="4" w:tplc="08090003" w:tentative="1">
+      <w:start w:val="1"/>
+      <w:numFmt w:val="bullet"/>
+      <w:lvlText w:val="o"/>
+      <w:lvlJc w:val="left"/>
+      <w:pPr>
+        <w:ind w:left="13680" w:hanging="360"/>
+      </w:pPr>
+      <w:rPr>
+        <w:rFonts w:ascii="Courier New" w:hAnsi="Courier New" w:cs="Courier New" w:hint="default"/>
+      </w:rPr>
+    </w:lvl>
+    <w:lvl w:ilvl="5" w:tplc="08090005" w:tentative="1">
+      <w:start w:val="1"/>
+      <w:numFmt w:val="bullet"/>
+      <w:lvlText w:val=""/>
+      <w:lvlJc w:val="left"/>
+      <w:pPr>
+        <w:ind w:left="14400" w:hanging="360"/>
+      </w:pPr>
+      <w:rPr>
+        <w:rFonts w:ascii="Wingdings" w:hAnsi="Wingdings" w:hint="default"/>
+      </w:rPr>
+    </w:lvl>
+    <w:lvl w:ilvl="6" w:tplc="08090001" w:tentative="1">
+      <w:start w:val="1"/>
+      <w:numFmt w:val="bullet"/>
+      <w:lvlText w:val=""/>
+      <w:lvlJc w:val="left"/>
+      <w:pPr>
+        <w:ind w:left="15120" w:hanging="360"/>
+      </w:pPr>
+      <w:rPr>
+        <w:rFonts w:ascii="Symbol" w:hAnsi="Symbol" w:hint="default"/>
+      </w:rPr>
+    </w:lvl>
+    <w:lvl w:ilvl="7" w:tplc="08090003" w:tentative="1">
+      <w:start w:val="1"/>
+      <w:numFmt w:val="bullet"/>
+      <w:lvlText w:val="o"/>
+      <w:lvlJc w:val="left"/>
+      <w:pPr>
+        <w:ind w:left="15840" w:hanging="360"/>
+      </w:pPr>
+      <w:rPr>
+        <w:rFonts w:ascii="Courier New" w:hAnsi="Courier New" w:cs="Courier New" w:hint="default"/>
+      </w:rPr>
+    </w:lvl>
+    <w:lvl w:ilvl="8" w:tplc="08090005" w:tentative="1">
+      <w:start w:val="1"/>
+      <w:numFmt w:val="bullet"/>
+      <w:lvlText w:val=""/>
+      <w:lvlJc w:val="left"/>
+      <w:pPr>
+        <w:ind w:left="16560" w:hanging="360"/>
+      </w:pPr>
+      <w:rPr>
+        <w:rFonts w:ascii="Wingdings" w:hAnsi="Wingdings" w:hint="default"/>
+      </w:rPr>
+    </w:lvl>
+  </w:abstractNum>
+  <w:abstractNum w:abstractNumId="2" w15:restartNumberingAfterBreak="0">
     <w:nsid w:val="3042169B"/>
     <w:multiLevelType w:val="hybridMultilevel"/>
     <w:tmpl w:val="0A967914"/>
@@ -4262,7 +4553,7 @@
       </w:rPr>
     </w:lvl>
   </w:abstractNum>
-  <w:abstractNum w:abstractNumId="2" w15:restartNumberingAfterBreak="0">
+  <w:abstractNum w:abstractNumId="3" w15:restartNumberingAfterBreak="0">
     <w:nsid w:val="30D231D8"/>
     <w:multiLevelType w:val="hybridMultilevel"/>
     <w:tmpl w:val="B366DE6C"/>
@@ -4375,7 +4666,7 @@
       </w:rPr>
     </w:lvl>
   </w:abstractNum>
-  <w:abstractNum w:abstractNumId="3" w15:restartNumberingAfterBreak="0">
+  <w:abstractNum w:abstractNumId="4" w15:restartNumberingAfterBreak="0">
     <w:nsid w:val="39843117"/>
     <w:multiLevelType w:val="hybridMultilevel"/>
     <w:tmpl w:val="11E01EDA"/>
@@ -4488,7 +4779,120 @@
       </w:rPr>
     </w:lvl>
   </w:abstractNum>
-  <w:abstractNum w:abstractNumId="4" w15:restartNumberingAfterBreak="0">
+  <w:abstractNum w:abstractNumId="5" w15:restartNumberingAfterBreak="0">
+    <w:nsid w:val="44FD64D1"/>
+    <w:multiLevelType w:val="hybridMultilevel"/>
+    <w:tmpl w:val="C35AE16A"/>
+    <w:lvl w:ilvl="0" w:tplc="08090001">
+      <w:start w:val="1"/>
+      <w:numFmt w:val="bullet"/>
+      <w:lvlText w:val=""/>
+      <w:lvlJc w:val="left"/>
+      <w:pPr>
+        <w:ind w:left="1080" w:hanging="360"/>
+      </w:pPr>
+      <w:rPr>
+        <w:rFonts w:ascii="Symbol" w:hAnsi="Symbol" w:hint="default"/>
+      </w:rPr>
+    </w:lvl>
+    <w:lvl w:ilvl="1" w:tplc="08090003" w:tentative="1">
+      <w:start w:val="1"/>
+      <w:numFmt w:val="bullet"/>
+      <w:lvlText w:val="o"/>
+      <w:lvlJc w:val="left"/>
+      <w:pPr>
+        <w:ind w:left="1800" w:hanging="360"/>
+      </w:pPr>
+      <w:rPr>
+        <w:rFonts w:ascii="Courier New" w:hAnsi="Courier New" w:cs="Courier New" w:hint="default"/>
+      </w:rPr>
+    </w:lvl>
+    <w:lvl w:ilvl="2" w:tplc="08090005" w:tentative="1">
+      <w:start w:val="1"/>
+      <w:numFmt w:val="bullet"/>
+      <w:lvlText w:val=""/>
+      <w:lvlJc w:val="left"/>
+      <w:pPr>
+        <w:ind w:left="2520" w:hanging="360"/>
+      </w:pPr>
+      <w:rPr>
+        <w:rFonts w:ascii="Wingdings" w:hAnsi="Wingdings" w:hint="default"/>
+      </w:rPr>
+    </w:lvl>
+    <w:lvl w:ilvl="3" w:tplc="08090001" w:tentative="1">
+      <w:start w:val="1"/>
+      <w:numFmt w:val="bullet"/>
+      <w:lvlText w:val=""/>
+      <w:lvlJc w:val="left"/>
+      <w:pPr>
+        <w:ind w:left="3240" w:hanging="360"/>
+      </w:pPr>
+      <w:rPr>
+        <w:rFonts w:ascii="Symbol" w:hAnsi="Symbol" w:hint="default"/>
+      </w:rPr>
+    </w:lvl>
+    <w:lvl w:ilvl="4" w:tplc="08090003" w:tentative="1">
+      <w:start w:val="1"/>
+      <w:numFmt w:val="bullet"/>
+      <w:lvlText w:val="o"/>
+      <w:lvlJc w:val="left"/>
+      <w:pPr>
+        <w:ind w:left="3960" w:hanging="360"/>
+      </w:pPr>
+      <w:rPr>
+        <w:rFonts w:ascii="Courier New" w:hAnsi="Courier New" w:cs="Courier New" w:hint="default"/>
+      </w:rPr>
+    </w:lvl>
+    <w:lvl w:ilvl="5" w:tplc="08090005" w:tentative="1">
+      <w:start w:val="1"/>
+      <w:numFmt w:val="bullet"/>
+      <w:lvlText w:val=""/>
+      <w:lvlJc w:val="left"/>
+      <w:pPr>
+        <w:ind w:left="4680" w:hanging="360"/>
+      </w:pPr>
+      <w:rPr>
+        <w:rFonts w:ascii="Wingdings" w:hAnsi="Wingdings" w:hint="default"/>
+      </w:rPr>
+    </w:lvl>
+    <w:lvl w:ilvl="6" w:tplc="08090001" w:tentative="1">
+      <w:start w:val="1"/>
+      <w:numFmt w:val="bullet"/>
+      <w:lvlText w:val=""/>
+      <w:lvlJc w:val="left"/>
+      <w:pPr>
+        <w:ind w:left="5400" w:hanging="360"/>
+      </w:pPr>
+      <w:rPr>
+        <w:rFonts w:ascii="Symbol" w:hAnsi="Symbol" w:hint="default"/>
+      </w:rPr>
+    </w:lvl>
+    <w:lvl w:ilvl="7" w:tplc="08090003" w:tentative="1">
+      <w:start w:val="1"/>
+      <w:numFmt w:val="bullet"/>
+      <w:lvlText w:val="o"/>
+      <w:lvlJc w:val="left"/>
+      <w:pPr>
+        <w:ind w:left="6120" w:hanging="360"/>
+      </w:pPr>
+      <w:rPr>
+        <w:rFonts w:ascii="Courier New" w:hAnsi="Courier New" w:cs="Courier New" w:hint="default"/>
+      </w:rPr>
+    </w:lvl>
+    <w:lvl w:ilvl="8" w:tplc="08090005" w:tentative="1">
+      <w:start w:val="1"/>
+      <w:numFmt w:val="bullet"/>
+      <w:lvlText w:val=""/>
+      <w:lvlJc w:val="left"/>
+      <w:pPr>
+        <w:ind w:left="6840" w:hanging="360"/>
+      </w:pPr>
+      <w:rPr>
+        <w:rFonts w:ascii="Wingdings" w:hAnsi="Wingdings" w:hint="default"/>
+      </w:rPr>
+    </w:lvl>
+  </w:abstractNum>
+  <w:abstractNum w:abstractNumId="6" w15:restartNumberingAfterBreak="0">
     <w:nsid w:val="49D543BD"/>
     <w:multiLevelType w:val="hybridMultilevel"/>
     <w:tmpl w:val="C18EE8CC"/>
@@ -4601,7 +5005,7 @@
       </w:rPr>
     </w:lvl>
   </w:abstractNum>
-  <w:abstractNum w:abstractNumId="5" w15:restartNumberingAfterBreak="0">
+  <w:abstractNum w:abstractNumId="7" w15:restartNumberingAfterBreak="0">
     <w:nsid w:val="4A590EBA"/>
     <w:multiLevelType w:val="hybridMultilevel"/>
     <w:tmpl w:val="6E2282C4"/>
@@ -4714,7 +5118,7 @@
       </w:rPr>
     </w:lvl>
   </w:abstractNum>
-  <w:abstractNum w:abstractNumId="6" w15:restartNumberingAfterBreak="0">
+  <w:abstractNum w:abstractNumId="8" w15:restartNumberingAfterBreak="0">
     <w:nsid w:val="6DBD4C3C"/>
     <w:multiLevelType w:val="hybridMultilevel"/>
     <w:tmpl w:val="CFFEDCE4"/>
@@ -4827,7 +5231,7 @@
       </w:rPr>
     </w:lvl>
   </w:abstractNum>
-  <w:abstractNum w:abstractNumId="7" w15:restartNumberingAfterBreak="0">
+  <w:abstractNum w:abstractNumId="9" w15:restartNumberingAfterBreak="0">
     <w:nsid w:val="6E602514"/>
     <w:multiLevelType w:val="hybridMultilevel"/>
     <w:tmpl w:val="1E448062"/>
@@ -4948,7 +5352,120 @@
       </w:rPr>
     </w:lvl>
   </w:abstractNum>
-  <w:abstractNum w:abstractNumId="8" w15:restartNumberingAfterBreak="0">
+  <w:abstractNum w:abstractNumId="10" w15:restartNumberingAfterBreak="0">
+    <w:nsid w:val="747206DC"/>
+    <w:multiLevelType w:val="hybridMultilevel"/>
+    <w:tmpl w:val="ACB0522C"/>
+    <w:lvl w:ilvl="0" w:tplc="08090001">
+      <w:start w:val="1"/>
+      <w:numFmt w:val="bullet"/>
+      <w:lvlText w:val=""/>
+      <w:lvlJc w:val="left"/>
+      <w:pPr>
+        <w:ind w:left="11160" w:hanging="360"/>
+      </w:pPr>
+      <w:rPr>
+        <w:rFonts w:ascii="Symbol" w:hAnsi="Symbol" w:hint="default"/>
+      </w:rPr>
+    </w:lvl>
+    <w:lvl w:ilvl="1" w:tplc="08090003" w:tentative="1">
+      <w:start w:val="1"/>
+      <w:numFmt w:val="bullet"/>
+      <w:lvlText w:val="o"/>
+      <w:lvlJc w:val="left"/>
+      <w:pPr>
+        <w:ind w:left="11880" w:hanging="360"/>
+      </w:pPr>
+      <w:rPr>
+        <w:rFonts w:ascii="Courier New" w:hAnsi="Courier New" w:cs="Courier New" w:hint="default"/>
+      </w:rPr>
+    </w:lvl>
+    <w:lvl w:ilvl="2" w:tplc="08090005" w:tentative="1">
+      <w:start w:val="1"/>
+      <w:numFmt w:val="bullet"/>
+      <w:lvlText w:val=""/>
+      <w:lvlJc w:val="left"/>
+      <w:pPr>
+        <w:ind w:left="12600" w:hanging="360"/>
+      </w:pPr>
+      <w:rPr>
+        <w:rFonts w:ascii="Wingdings" w:hAnsi="Wingdings" w:hint="default"/>
+      </w:rPr>
+    </w:lvl>
+    <w:lvl w:ilvl="3" w:tplc="08090001" w:tentative="1">
+      <w:start w:val="1"/>
+      <w:numFmt w:val="bullet"/>
+      <w:lvlText w:val=""/>
+      <w:lvlJc w:val="left"/>
+      <w:pPr>
+        <w:ind w:left="13320" w:hanging="360"/>
+      </w:pPr>
+      <w:rPr>
+        <w:rFonts w:ascii="Symbol" w:hAnsi="Symbol" w:hint="default"/>
+      </w:rPr>
+    </w:lvl>
+    <w:lvl w:ilvl="4" w:tplc="08090003" w:tentative="1">
+      <w:start w:val="1"/>
+      <w:numFmt w:val="bullet"/>
+      <w:lvlText w:val="o"/>
+      <w:lvlJc w:val="left"/>
+      <w:pPr>
+        <w:ind w:left="14040" w:hanging="360"/>
+      </w:pPr>
+      <w:rPr>
+        <w:rFonts w:ascii="Courier New" w:hAnsi="Courier New" w:cs="Courier New" w:hint="default"/>
+      </w:rPr>
+    </w:lvl>
+    <w:lvl w:ilvl="5" w:tplc="08090005" w:tentative="1">
+      <w:start w:val="1"/>
+      <w:numFmt w:val="bullet"/>
+      <w:lvlText w:val=""/>
+      <w:lvlJc w:val="left"/>
+      <w:pPr>
+        <w:ind w:left="14760" w:hanging="360"/>
+      </w:pPr>
+      <w:rPr>
+        <w:rFonts w:ascii="Wingdings" w:hAnsi="Wingdings" w:hint="default"/>
+      </w:rPr>
+    </w:lvl>
+    <w:lvl w:ilvl="6" w:tplc="08090001" w:tentative="1">
+      <w:start w:val="1"/>
+      <w:numFmt w:val="bullet"/>
+      <w:lvlText w:val=""/>
+      <w:lvlJc w:val="left"/>
+      <w:pPr>
+        <w:ind w:left="15480" w:hanging="360"/>
+      </w:pPr>
+      <w:rPr>
+        <w:rFonts w:ascii="Symbol" w:hAnsi="Symbol" w:hint="default"/>
+      </w:rPr>
+    </w:lvl>
+    <w:lvl w:ilvl="7" w:tplc="08090003" w:tentative="1">
+      <w:start w:val="1"/>
+      <w:numFmt w:val="bullet"/>
+      <w:lvlText w:val="o"/>
+      <w:lvlJc w:val="left"/>
+      <w:pPr>
+        <w:ind w:left="16200" w:hanging="360"/>
+      </w:pPr>
+      <w:rPr>
+        <w:rFonts w:ascii="Courier New" w:hAnsi="Courier New" w:cs="Courier New" w:hint="default"/>
+      </w:rPr>
+    </w:lvl>
+    <w:lvl w:ilvl="8" w:tplc="08090005" w:tentative="1">
+      <w:start w:val="1"/>
+      <w:numFmt w:val="bullet"/>
+      <w:lvlText w:val=""/>
+      <w:lvlJc w:val="left"/>
+      <w:pPr>
+        <w:ind w:left="16920" w:hanging="360"/>
+      </w:pPr>
+      <w:rPr>
+        <w:rFonts w:ascii="Wingdings" w:hAnsi="Wingdings" w:hint="default"/>
+      </w:rPr>
+    </w:lvl>
+  </w:abstractNum>
+  <w:abstractNum w:abstractNumId="11" w15:restartNumberingAfterBreak="0">
     <w:nsid w:val="7C5649EA"/>
     <w:multiLevelType w:val="hybridMultilevel"/>
     <w:tmpl w:val="AACCE5AE"/>
@@ -5062,31 +5579,40 @@
     </w:lvl>
   </w:abstractNum>
   <w:num w:numId="1" w16cid:durableId="1278636750">
-    <w:abstractNumId w:val="7"/>
+    <w:abstractNumId w:val="9"/>
   </w:num>
   <w:num w:numId="2" w16cid:durableId="63142116">
     <w:abstractNumId w:val="0"/>
   </w:num>
   <w:num w:numId="3" w16cid:durableId="456022391">
+    <w:abstractNumId w:val="11"/>
+  </w:num>
+  <w:num w:numId="4" w16cid:durableId="774637867">
     <w:abstractNumId w:val="8"/>
   </w:num>
-  <w:num w:numId="4" w16cid:durableId="774637867">
+  <w:num w:numId="5" w16cid:durableId="747536180">
+    <w:abstractNumId w:val="7"/>
+  </w:num>
+  <w:num w:numId="6" w16cid:durableId="1922055663">
+    <w:abstractNumId w:val="3"/>
+  </w:num>
+  <w:num w:numId="7" w16cid:durableId="2064789805">
+    <w:abstractNumId w:val="4"/>
+  </w:num>
+  <w:num w:numId="8" w16cid:durableId="408190759">
+    <w:abstractNumId w:val="2"/>
+  </w:num>
+  <w:num w:numId="9" w16cid:durableId="1664503992">
     <w:abstractNumId w:val="6"/>
   </w:num>
-  <w:num w:numId="5" w16cid:durableId="747536180">
-    <w:abstractNumId w:val="5"/>
-  </w:num>
-  <w:num w:numId="6" w16cid:durableId="1922055663">
-    <w:abstractNumId w:val="2"/>
-  </w:num>
-  <w:num w:numId="7" w16cid:durableId="2064789805">
-    <w:abstractNumId w:val="3"/>
-  </w:num>
-  <w:num w:numId="8" w16cid:durableId="408190759">
+  <w:num w:numId="10" w16cid:durableId="1066996039">
     <w:abstractNumId w:val="1"/>
   </w:num>
-  <w:num w:numId="9" w16cid:durableId="1664503992">
-    <w:abstractNumId w:val="4"/>
+  <w:num w:numId="11" w16cid:durableId="1220675723">
+    <w:abstractNumId w:val="10"/>
+  </w:num>
+  <w:num w:numId="12" w16cid:durableId="1515995004">
+    <w:abstractNumId w:val="5"/>
   </w:num>
 </w:numbering>
 </file>

--- a/files/RESUME_PETER_A_SAYEGH_SS26_EE.docx
+++ b/files/RESUME_PETER_A_SAYEGH_SS26_EE.docx
@@ -51,7 +51,6 @@
         <w:rPr>
           <w:rFonts w:asciiTheme="majorBidi" w:hAnsiTheme="majorBidi" w:cstheme="majorBidi"/>
           <w:spacing w:val="-6"/>
-          <w:lang w:val="en-FR"/>
         </w:rPr>
       </w:pPr>
       <w:r>
@@ -219,7 +218,6 @@
         <w:rPr>
           <w:rFonts w:asciiTheme="majorBidi" w:hAnsiTheme="majorBidi" w:cstheme="majorBidi"/>
           <w:spacing w:val="-6"/>
-          <w:lang w:val="en-FR"/>
         </w:rPr>
       </w:pPr>
     </w:p>
@@ -379,7 +377,7 @@
           <w:spacing w:val="-2"/>
           <w:sz w:val="20"/>
         </w:rPr>
-        <w:t>University</w:t>
+        <w:t>University | Columbia Engineering</w:t>
       </w:r>
       <w:r>
         <w:rPr>
@@ -635,6 +633,7 @@
         </w:rPr>
         <w:t>/4.0</w:t>
       </w:r>
+      <w:proofErr w:type="gramStart"/>
       <w:r>
         <w:rPr>
           <w:rFonts w:asciiTheme="majorBidi" w:hAnsiTheme="majorBidi" w:cstheme="majorBidi"/>
@@ -646,10 +645,19 @@
       <w:r>
         <w:rPr>
           <w:rFonts w:asciiTheme="majorBidi" w:hAnsiTheme="majorBidi" w:cstheme="majorBidi"/>
+          <w:b/>
+          <w:sz w:val="20"/>
+        </w:rPr>
+        <w:t xml:space="preserve">  </w:t>
+      </w:r>
+      <w:r>
+        <w:rPr>
+          <w:rFonts w:asciiTheme="majorBidi" w:hAnsiTheme="majorBidi" w:cstheme="majorBidi"/>
           <w:sz w:val="20"/>
         </w:rPr>
         <w:t>Expected</w:t>
       </w:r>
+      <w:proofErr w:type="gramEnd"/>
       <w:r>
         <w:rPr>
           <w:rFonts w:asciiTheme="majorBidi" w:hAnsiTheme="majorBidi" w:cstheme="majorBidi"/>
@@ -888,21 +896,7 @@
           <w:rFonts w:asciiTheme="majorBidi" w:hAnsiTheme="majorBidi" w:cstheme="majorBidi"/>
           <w:spacing w:val="-2"/>
         </w:rPr>
-        <w:t>High</w:t>
-      </w:r>
-      <w:r>
-        <w:rPr>
-          <w:rFonts w:asciiTheme="majorBidi" w:hAnsiTheme="majorBidi" w:cstheme="majorBidi"/>
-          <w:spacing w:val="-2"/>
-        </w:rPr>
-        <w:t>-</w:t>
-      </w:r>
-      <w:r>
-        <w:rPr>
-          <w:rFonts w:asciiTheme="majorBidi" w:hAnsiTheme="majorBidi" w:cstheme="majorBidi"/>
-          <w:spacing w:val="-2"/>
-        </w:rPr>
-        <w:t>Frequency Magnetics Design</w:t>
+        <w:t>High-Frequency Magnetics Design</w:t>
       </w:r>
     </w:p>
     <w:p>
@@ -1224,6 +1218,21 @@
           <w:lang w:val="fr-FR"/>
         </w:rPr>
         <w:tab/>
+      </w:r>
+      <w:r>
+        <w:rPr>
+          <w:rFonts w:asciiTheme="majorBidi" w:hAnsiTheme="majorBidi" w:cstheme="majorBidi"/>
+          <w:sz w:val="20"/>
+          <w:lang w:val="fr-FR"/>
+        </w:rPr>
+        <w:t xml:space="preserve"> </w:t>
+      </w:r>
+      <w:r>
+        <w:rPr>
+          <w:rFonts w:asciiTheme="majorBidi" w:hAnsiTheme="majorBidi" w:cstheme="majorBidi"/>
+          <w:sz w:val="20"/>
+          <w:lang w:val="fr-FR"/>
+        </w:rPr>
         <w:t>Jun</w:t>
       </w:r>
       <w:r>
@@ -1784,7 +1793,7 @@
           <w:iCs/>
           <w:sz w:val="20"/>
         </w:rPr>
-        <w:t>Course Assistant</w:t>
+        <w:t xml:space="preserve">Course Assistant                                                                                                                                                               </w:t>
       </w:r>
       <w:r>
         <w:rPr>
@@ -1794,15 +1803,31 @@
           <w:iCs/>
           <w:sz w:val="20"/>
         </w:rPr>
-        <w:t xml:space="preserve">                                                                                                                                                               </w:t>
-      </w:r>
-      <w:r>
-        <w:rPr>
-          <w:rFonts w:asciiTheme="majorBidi" w:hAnsiTheme="majorBidi" w:cstheme="majorBidi"/>
-          <w:bCs/>
-          <w:sz w:val="20"/>
-        </w:rPr>
-        <w:t>Sep 2026 – Present</w:t>
+        <w:t xml:space="preserve"> </w:t>
+      </w:r>
+      <w:r>
+        <w:rPr>
+          <w:rFonts w:asciiTheme="majorBidi" w:hAnsiTheme="majorBidi" w:cstheme="majorBidi"/>
+          <w:bCs/>
+          <w:sz w:val="20"/>
+        </w:rPr>
+        <w:t xml:space="preserve">Sep 2026 </w:t>
+      </w:r>
+      <w:r>
+        <w:rPr>
+          <w:rFonts w:asciiTheme="majorBidi" w:hAnsiTheme="majorBidi" w:cstheme="majorBidi"/>
+          <w:bCs/>
+          <w:sz w:val="20"/>
+        </w:rPr>
+        <w:t xml:space="preserve">- </w:t>
+      </w:r>
+      <w:r>
+        <w:rPr>
+          <w:rFonts w:asciiTheme="majorBidi" w:hAnsiTheme="majorBidi" w:cstheme="majorBidi"/>
+          <w:bCs/>
+          <w:sz w:val="20"/>
+        </w:rPr>
+        <w:t>Present</w:t>
       </w:r>
     </w:p>
     <w:p>
@@ -1852,47 +1877,7 @@
           <w:bCs/>
           <w:sz w:val="20"/>
         </w:rPr>
-        <w:t xml:space="preserve"> and his students in Digital Signal Processing by </w:t>
-      </w:r>
-      <w:r>
-        <w:rPr>
-          <w:rFonts w:asciiTheme="majorBidi" w:hAnsiTheme="majorBidi" w:cstheme="majorBidi"/>
-          <w:bCs/>
-          <w:sz w:val="20"/>
-        </w:rPr>
-        <w:t>holding weekly office hours</w:t>
-      </w:r>
-      <w:r>
-        <w:rPr>
-          <w:rFonts w:asciiTheme="majorBidi" w:hAnsiTheme="majorBidi" w:cstheme="majorBidi"/>
-          <w:bCs/>
-          <w:sz w:val="20"/>
-        </w:rPr>
-        <w:t xml:space="preserve"> and review sessions</w:t>
-      </w:r>
-      <w:r>
-        <w:rPr>
-          <w:rFonts w:asciiTheme="majorBidi" w:hAnsiTheme="majorBidi" w:cstheme="majorBidi"/>
-          <w:bCs/>
-          <w:sz w:val="20"/>
-        </w:rPr>
-        <w:t xml:space="preserve"> and grad</w:t>
-      </w:r>
-      <w:r>
-        <w:rPr>
-          <w:rFonts w:asciiTheme="majorBidi" w:hAnsiTheme="majorBidi" w:cstheme="majorBidi"/>
-          <w:bCs/>
-          <w:sz w:val="20"/>
-        </w:rPr>
-        <w:t>ing</w:t>
-      </w:r>
-      <w:r>
-        <w:rPr>
-          <w:rFonts w:asciiTheme="majorBidi" w:hAnsiTheme="majorBidi" w:cstheme="majorBidi"/>
-          <w:bCs/>
-          <w:sz w:val="20"/>
-        </w:rPr>
-        <w:t xml:space="preserve"> homework, assignments, and projects</w:t>
+        <w:t xml:space="preserve"> and his students in Digital Signal Processing by holding weekly office hours and review sessions and grading homework, assignments, and projects</w:t>
       </w:r>
     </w:p>
     <w:p>
@@ -2072,35 +2057,31 @@
           <w:rFonts w:asciiTheme="majorBidi" w:hAnsiTheme="majorBidi" w:cstheme="majorBidi"/>
           <w:bCs/>
           <w:sz w:val="20"/>
-          <w:lang w:val="en-FR"/>
-        </w:rPr>
-      </w:pPr>
-      <w:r>
-        <w:rPr>
-          <w:rFonts w:asciiTheme="majorBidi" w:hAnsiTheme="majorBidi" w:cstheme="majorBidi"/>
-          <w:bCs/>
-          <w:sz w:val="20"/>
-          <w:lang w:val="en-FR"/>
-        </w:rPr>
-        <w:t xml:space="preserve">Developed a </w:t>
-      </w:r>
-      <w:r>
-        <w:rPr>
-          <w:rFonts w:asciiTheme="majorBidi" w:hAnsiTheme="majorBidi" w:cstheme="majorBidi"/>
-          <w:bCs/>
-          <w:sz w:val="20"/>
-          <w:lang w:val="en-FR"/>
-        </w:rPr>
-        <w:t xml:space="preserve">31 Hz </w:t>
-      </w:r>
-      <w:r>
-        <w:rPr>
-          <w:rFonts w:asciiTheme="majorBidi" w:hAnsiTheme="majorBidi" w:cstheme="majorBidi"/>
-          <w:bCs/>
-          <w:sz w:val="20"/>
-          <w:lang w:val="en-FR"/>
-        </w:rPr>
-        <w:t>heart rate extraction pipeline for a 12-channel optical wearable, achieving 1-3 bpm clinical accuracy</w:t>
+        </w:rPr>
+      </w:pPr>
+      <w:r>
+        <w:rPr>
+          <w:rFonts w:asciiTheme="majorBidi" w:hAnsiTheme="majorBidi" w:cstheme="majorBidi"/>
+          <w:bCs/>
+          <w:sz w:val="20"/>
+        </w:rPr>
+        <w:t>Developed a heart-rate extraction pipeline sampling 12 optical channels at 31 Hz, achieving 1</w:t>
+      </w:r>
+      <w:r>
+        <w:rPr>
+          <w:rFonts w:asciiTheme="majorBidi" w:hAnsiTheme="majorBidi" w:cstheme="majorBidi"/>
+          <w:bCs/>
+          <w:sz w:val="20"/>
+        </w:rPr>
+        <w:t>-</w:t>
+      </w:r>
+      <w:r>
+        <w:rPr>
+          <w:rFonts w:asciiTheme="majorBidi" w:hAnsiTheme="majorBidi" w:cstheme="majorBidi"/>
+          <w:bCs/>
+          <w:sz w:val="20"/>
+        </w:rPr>
+        <w:t>3 bpm agreement against reference</w:t>
       </w:r>
     </w:p>
     <w:p>
@@ -2124,7 +2105,6 @@
           <w:rFonts w:asciiTheme="majorBidi" w:hAnsiTheme="majorBidi" w:cstheme="majorBidi"/>
           <w:bCs/>
           <w:sz w:val="20"/>
-          <w:lang w:val="en-FR"/>
         </w:rPr>
         <w:t>Prototyped PPG and temperature acquisition systems using ESP32 microcontrollers with synchronized respiration belt recording</w:t>
       </w:r>
@@ -2169,7 +2149,7 @@
           <w:bCs/>
           <w:sz w:val="20"/>
         </w:rPr>
-        <w:t xml:space="preserve"> (~14 mA/LED) to provide stable background illumination, reducing ambient light interference in pupil tracking</w:t>
+        <w:t xml:space="preserve"> (~14 mA/LED) to provide stable background illumination</w:t>
       </w:r>
     </w:p>
     <w:p>
@@ -2362,7 +2342,15 @@
           <w:b/>
           <w:sz w:val="20"/>
         </w:rPr>
-        <w:t xml:space="preserve">        Columbia University</w:t>
+        <w:t xml:space="preserve">        Columbia </w:t>
+      </w:r>
+      <w:r>
+        <w:rPr>
+          <w:rFonts w:asciiTheme="majorBidi" w:hAnsiTheme="majorBidi" w:cstheme="majorBidi"/>
+          <w:b/>
+          <w:sz w:val="20"/>
+        </w:rPr>
+        <w:t>Engineering</w:t>
       </w:r>
       <w:r>
         <w:rPr>
@@ -2416,7 +2404,21 @@
           <w:rFonts w:asciiTheme="majorBidi" w:hAnsiTheme="majorBidi" w:cstheme="majorBidi"/>
           <w:sz w:val="20"/>
         </w:rPr>
-        <w:t>Feb – May</w:t>
+        <w:t xml:space="preserve">Feb </w:t>
+      </w:r>
+      <w:r>
+        <w:rPr>
+          <w:rFonts w:asciiTheme="majorBidi" w:hAnsiTheme="majorBidi" w:cstheme="majorBidi"/>
+          <w:sz w:val="20"/>
+        </w:rPr>
+        <w:t>-</w:t>
+      </w:r>
+      <w:r>
+        <w:rPr>
+          <w:rFonts w:asciiTheme="majorBidi" w:hAnsiTheme="majorBidi" w:cstheme="majorBidi"/>
+          <w:sz w:val="20"/>
+        </w:rPr>
+        <w:t xml:space="preserve"> May</w:t>
       </w:r>
       <w:r>
         <w:rPr>
@@ -2456,32 +2458,30 @@
         <w:rPr>
           <w:rFonts w:asciiTheme="majorBidi" w:hAnsiTheme="majorBidi" w:cstheme="majorBidi"/>
           <w:sz w:val="20"/>
-          <w:lang w:val="en-FR"/>
-        </w:rPr>
-      </w:pPr>
-      <w:r>
-        <w:rPr>
-          <w:rFonts w:asciiTheme="majorBidi" w:hAnsiTheme="majorBidi" w:cstheme="majorBidi"/>
-          <w:sz w:val="20"/>
-          <w:lang w:val="en-FR"/>
-        </w:rPr>
-        <w:t>Designed folded-cascode OTA with C</w:t>
-      </w:r>
-      <w:r>
-        <w:rPr>
-          <w:rFonts w:asciiTheme="majorBidi" w:hAnsiTheme="majorBidi" w:cstheme="majorBidi"/>
-          <w:sz w:val="20"/>
-          <w:lang w:val="en-FR"/>
-        </w:rPr>
-        <w:t>ommon-mode Feedback</w:t>
-      </w:r>
-      <w:r>
-        <w:rPr>
-          <w:rFonts w:asciiTheme="majorBidi" w:hAnsiTheme="majorBidi" w:cstheme="majorBidi"/>
-          <w:sz w:val="20"/>
-          <w:lang w:val="en-FR"/>
-        </w:rPr>
-        <w:t xml:space="preserve"> in 0.18 µm CMOS, achieving 56.6 dB gain, 71° phase margin, and 333 dB CMRR at 486 µW</w:t>
+        </w:rPr>
+      </w:pPr>
+      <w:r>
+        <w:rPr>
+          <w:rFonts w:asciiTheme="majorBidi" w:hAnsiTheme="majorBidi" w:cstheme="majorBidi"/>
+          <w:sz w:val="20"/>
+        </w:rPr>
+        <w:t>Designed folded-</w:t>
+      </w:r>
+      <w:proofErr w:type="spellStart"/>
+      <w:r>
+        <w:rPr>
+          <w:rFonts w:asciiTheme="majorBidi" w:hAnsiTheme="majorBidi" w:cstheme="majorBidi"/>
+          <w:sz w:val="20"/>
+        </w:rPr>
+        <w:t>cascode</w:t>
+      </w:r>
+      <w:proofErr w:type="spellEnd"/>
+      <w:r>
+        <w:rPr>
+          <w:rFonts w:asciiTheme="majorBidi" w:hAnsiTheme="majorBidi" w:cstheme="majorBidi"/>
+          <w:sz w:val="20"/>
+        </w:rPr>
+        <w:t xml:space="preserve"> OTA with switched-capacitor CMFB in 0.18 µm CMOS: 56.6 dB gain, 69° phase margin, 487 µW</w:t>
       </w:r>
     </w:p>
     <w:p>
@@ -2497,17 +2497,42 @@
         <w:rPr>
           <w:rFonts w:asciiTheme="majorBidi" w:hAnsiTheme="majorBidi" w:cstheme="majorBidi"/>
           <w:sz w:val="20"/>
-          <w:lang w:val="en-FR"/>
-        </w:rPr>
-      </w:pPr>
-      <w:r>
-        <w:rPr>
-          <w:rFonts w:asciiTheme="majorBidi" w:hAnsiTheme="majorBidi" w:cstheme="majorBidi"/>
-          <w:sz w:val="20"/>
-          <w:lang w:val="en-FR"/>
-        </w:rPr>
-        <w:t>Derived settling and slew-rate constraints to meet 0.09% settling error within 28 ns for a 7-bit 16 MHz pipelined ADC</w:t>
-      </w:r>
+        </w:rPr>
+      </w:pPr>
+      <w:r>
+        <w:rPr>
+          <w:rFonts w:asciiTheme="majorBidi" w:hAnsiTheme="majorBidi" w:cstheme="majorBidi"/>
+          <w:sz w:val="20"/>
+        </w:rPr>
+        <w:t xml:space="preserve">Met 0.09% settling error in a 28 ns window for a 7-bit 16 MHz pipelined ADC, at 0.24 </w:t>
+      </w:r>
+      <w:proofErr w:type="spellStart"/>
+      <w:r>
+        <w:rPr>
+          <w:rFonts w:asciiTheme="majorBidi" w:hAnsiTheme="majorBidi" w:cstheme="majorBidi"/>
+          <w:sz w:val="20"/>
+        </w:rPr>
+        <w:t>pJ</w:t>
+      </w:r>
+      <w:proofErr w:type="spellEnd"/>
+      <w:r>
+        <w:rPr>
+          <w:rFonts w:asciiTheme="majorBidi" w:hAnsiTheme="majorBidi" w:cstheme="majorBidi"/>
+          <w:sz w:val="20"/>
+        </w:rPr>
+        <w:t>/step</w:t>
+      </w:r>
+    </w:p>
+    <w:p>
+      <w:pPr>
+        <w:tabs>
+          <w:tab w:val="left" w:pos="10068"/>
+        </w:tabs>
+        <w:rPr>
+          <w:rFonts w:asciiTheme="majorBidi" w:hAnsiTheme="majorBidi" w:cstheme="majorBidi"/>
+          <w:sz w:val="20"/>
+        </w:rPr>
+      </w:pPr>
     </w:p>
     <w:p>
       <w:pPr>
@@ -2517,28 +2542,24 @@
         <w:ind w:left="360"/>
         <w:rPr>
           <w:rFonts w:asciiTheme="majorBidi" w:hAnsiTheme="majorBidi" w:cstheme="majorBidi"/>
-          <w:b/>
-          <w:sz w:val="20"/>
-        </w:rPr>
-      </w:pPr>
-    </w:p>
-    <w:p>
-      <w:pPr>
-        <w:tabs>
-          <w:tab w:val="left" w:pos="10068"/>
-        </w:tabs>
-        <w:rPr>
-          <w:rFonts w:asciiTheme="majorBidi" w:hAnsiTheme="majorBidi" w:cstheme="majorBidi"/>
-          <w:sz w:val="20"/>
-        </w:rPr>
-      </w:pPr>
-      <w:r>
-        <w:rPr>
-          <w:rFonts w:asciiTheme="majorBidi" w:hAnsiTheme="majorBidi" w:cstheme="majorBidi"/>
-          <w:b/>
-          <w:sz w:val="20"/>
-        </w:rPr>
-        <w:t xml:space="preserve">       Columbia University</w:t>
+          <w:sz w:val="20"/>
+        </w:rPr>
+      </w:pPr>
+      <w:r>
+        <w:rPr>
+          <w:rFonts w:asciiTheme="majorBidi" w:hAnsiTheme="majorBidi" w:cstheme="majorBidi"/>
+          <w:b/>
+          <w:sz w:val="20"/>
+        </w:rPr>
+        <w:t xml:space="preserve">Columbia </w:t>
+      </w:r>
+      <w:r>
+        <w:rPr>
+          <w:rFonts w:asciiTheme="majorBidi" w:hAnsiTheme="majorBidi" w:cstheme="majorBidi"/>
+          <w:b/>
+          <w:sz w:val="20"/>
+        </w:rPr>
+        <w:t>Engineering</w:t>
       </w:r>
       <w:r>
         <w:rPr>
@@ -2565,23 +2586,233 @@
         <w:ind w:left="360"/>
         <w:rPr>
           <w:rFonts w:asciiTheme="majorBidi" w:hAnsiTheme="majorBidi" w:cstheme="majorBidi"/>
-          <w:b/>
-          <w:bCs/>
-          <w:sz w:val="20"/>
-          <w:lang w:val="en-FR"/>
-        </w:rPr>
-      </w:pPr>
-      <w:proofErr w:type="spellStart"/>
-      <w:r>
-        <w:rPr>
-          <w:rFonts w:asciiTheme="majorBidi" w:hAnsiTheme="majorBidi" w:cstheme="majorBidi"/>
+          <w:sz w:val="20"/>
+        </w:rPr>
+      </w:pPr>
+      <w:r>
+        <w:rPr>
+          <w:rFonts w:asciiTheme="majorBidi" w:hAnsiTheme="majorBidi" w:cstheme="majorBidi"/>
+          <w:bCs/>
           <w:i/>
           <w:iCs/>
           <w:sz w:val="20"/>
         </w:rPr>
-        <w:t>SignSpeak</w:t>
+        <w:t>250 MS/s 8-bit Current-Steering DAC</w:t>
+      </w:r>
+      <w:r>
+        <w:rPr>
+          <w:rFonts w:asciiTheme="majorBidi" w:hAnsiTheme="majorBidi" w:cstheme="majorBidi"/>
+          <w:b/>
+          <w:sz w:val="20"/>
+        </w:rPr>
+        <w:tab/>
+        <w:t xml:space="preserve">         </w:t>
+      </w:r>
+      <w:r>
+        <w:rPr>
+          <w:rFonts w:asciiTheme="majorBidi" w:hAnsiTheme="majorBidi" w:cstheme="majorBidi"/>
+          <w:sz w:val="20"/>
+        </w:rPr>
+        <w:t>Feb</w:t>
+      </w:r>
+      <w:r>
+        <w:rPr>
+          <w:rFonts w:asciiTheme="majorBidi" w:hAnsiTheme="majorBidi" w:cstheme="majorBidi"/>
+          <w:spacing w:val="-4"/>
+          <w:sz w:val="20"/>
+        </w:rPr>
+        <w:t xml:space="preserve"> </w:t>
+      </w:r>
+      <w:r>
+        <w:rPr>
+          <w:rFonts w:asciiTheme="majorBidi" w:hAnsiTheme="majorBidi" w:cstheme="majorBidi"/>
+          <w:sz w:val="20"/>
+        </w:rPr>
+        <w:t>-</w:t>
+      </w:r>
+      <w:r>
+        <w:rPr>
+          <w:rFonts w:asciiTheme="majorBidi" w:hAnsiTheme="majorBidi" w:cstheme="majorBidi"/>
+          <w:spacing w:val="-3"/>
+          <w:sz w:val="20"/>
+        </w:rPr>
+        <w:t xml:space="preserve"> </w:t>
+      </w:r>
+      <w:r>
+        <w:rPr>
+          <w:rFonts w:asciiTheme="majorBidi" w:hAnsiTheme="majorBidi" w:cstheme="majorBidi"/>
+          <w:sz w:val="20"/>
+        </w:rPr>
+        <w:t>May</w:t>
+      </w:r>
+      <w:r>
+        <w:rPr>
+          <w:rFonts w:asciiTheme="majorBidi" w:hAnsiTheme="majorBidi" w:cstheme="majorBidi"/>
+          <w:spacing w:val="-2"/>
+          <w:sz w:val="20"/>
+        </w:rPr>
+        <w:t xml:space="preserve"> </w:t>
+      </w:r>
+      <w:r>
+        <w:rPr>
+          <w:rFonts w:asciiTheme="majorBidi" w:hAnsiTheme="majorBidi" w:cstheme="majorBidi"/>
+          <w:spacing w:val="-4"/>
+          <w:sz w:val="20"/>
+        </w:rPr>
+        <w:t>2026</w:t>
+      </w:r>
+    </w:p>
+    <w:p>
+      <w:pPr>
+        <w:pStyle w:val="BodyText"/>
+        <w:numPr>
+          <w:ilvl w:val="0"/>
+          <w:numId w:val="4"/>
+        </w:numPr>
+        <w:spacing w:before="25"/>
+        <w:ind w:left="709"/>
+        <w:rPr>
+          <w:rFonts w:asciiTheme="majorBidi" w:hAnsiTheme="majorBidi" w:cstheme="majorBidi"/>
+        </w:rPr>
+      </w:pPr>
+      <w:r>
+        <w:rPr>
+          <w:rFonts w:asciiTheme="majorBidi" w:hAnsiTheme="majorBidi" w:cstheme="majorBidi"/>
+        </w:rPr>
+        <w:t xml:space="preserve">Designed a 3+5 segmented current-steering DAC in 0.18 µm CMOS: 1.53 </w:t>
+      </w:r>
+      <w:proofErr w:type="spellStart"/>
+      <w:proofErr w:type="gramStart"/>
+      <w:r>
+        <w:rPr>
+          <w:rFonts w:asciiTheme="majorBidi" w:hAnsiTheme="majorBidi" w:cstheme="majorBidi"/>
+        </w:rPr>
+        <w:t>V</w:t>
+      </w:r>
+      <w:r>
+        <w:rPr>
+          <w:rFonts w:asciiTheme="majorBidi" w:hAnsiTheme="majorBidi" w:cstheme="majorBidi"/>
+          <w:vertAlign w:val="subscript"/>
+        </w:rPr>
+        <w:t>pp,diff</w:t>
       </w:r>
       <w:proofErr w:type="spellEnd"/>
+      <w:proofErr w:type="gramEnd"/>
+      <w:r>
+        <w:rPr>
+          <w:rFonts w:asciiTheme="majorBidi" w:hAnsiTheme="majorBidi" w:cstheme="majorBidi"/>
+        </w:rPr>
+        <w:t xml:space="preserve"> into 100 Ω at 250 MS/s, 27.6 </w:t>
+      </w:r>
+      <w:proofErr w:type="spellStart"/>
+      <w:r>
+        <w:rPr>
+          <w:rFonts w:asciiTheme="majorBidi" w:hAnsiTheme="majorBidi" w:cstheme="majorBidi"/>
+        </w:rPr>
+        <w:t>mW</w:t>
+      </w:r>
+      <w:proofErr w:type="spellEnd"/>
+    </w:p>
+    <w:p>
+      <w:pPr>
+        <w:pStyle w:val="BodyText"/>
+        <w:numPr>
+          <w:ilvl w:val="0"/>
+          <w:numId w:val="4"/>
+        </w:numPr>
+        <w:spacing w:before="25"/>
+        <w:ind w:left="709"/>
+        <w:rPr>
+          <w:rFonts w:asciiTheme="majorBidi" w:hAnsiTheme="majorBidi" w:cstheme="majorBidi"/>
+        </w:rPr>
+      </w:pPr>
+      <w:r>
+        <w:rPr>
+          <w:rFonts w:asciiTheme="majorBidi" w:hAnsiTheme="majorBidi" w:cstheme="majorBidi"/>
+        </w:rPr>
+        <w:t xml:space="preserve">Sized </w:t>
+      </w:r>
+      <w:proofErr w:type="gramStart"/>
+      <w:r>
+        <w:rPr>
+          <w:rFonts w:asciiTheme="majorBidi" w:hAnsiTheme="majorBidi" w:cstheme="majorBidi"/>
+        </w:rPr>
+        <w:t>255 unit</w:t>
+      </w:r>
+      <w:proofErr w:type="gramEnd"/>
+      <w:r>
+        <w:rPr>
+          <w:rFonts w:asciiTheme="majorBidi" w:hAnsiTheme="majorBidi" w:cstheme="majorBidi"/>
+        </w:rPr>
+        <w:t xml:space="preserve"> cells to 0.67% σ(I)/I mismatch, bounding 3σ DNL under 0.65 LSB; SFDR ≥ 60 dB across corners</w:t>
+      </w:r>
+    </w:p>
+    <w:p>
+      <w:pPr>
+        <w:pStyle w:val="BodyText"/>
+        <w:spacing w:before="25"/>
+        <w:rPr>
+          <w:rFonts w:asciiTheme="majorBidi" w:hAnsiTheme="majorBidi" w:cstheme="majorBidi"/>
+        </w:rPr>
+      </w:pPr>
+    </w:p>
+    <w:p>
+      <w:pPr>
+        <w:tabs>
+          <w:tab w:val="left" w:pos="10068"/>
+        </w:tabs>
+        <w:rPr>
+          <w:rFonts w:asciiTheme="majorBidi" w:hAnsiTheme="majorBidi" w:cstheme="majorBidi"/>
+          <w:sz w:val="20"/>
+        </w:rPr>
+      </w:pPr>
+      <w:r>
+        <w:rPr>
+          <w:rFonts w:asciiTheme="majorBidi" w:hAnsiTheme="majorBidi" w:cstheme="majorBidi"/>
+          <w:b/>
+          <w:sz w:val="20"/>
+        </w:rPr>
+        <w:t xml:space="preserve">       Columbia </w:t>
+      </w:r>
+      <w:r>
+        <w:rPr>
+          <w:rFonts w:asciiTheme="majorBidi" w:hAnsiTheme="majorBidi" w:cstheme="majorBidi"/>
+          <w:b/>
+          <w:sz w:val="20"/>
+        </w:rPr>
+        <w:t>Engineering</w:t>
+      </w:r>
+      <w:r>
+        <w:rPr>
+          <w:rFonts w:asciiTheme="majorBidi" w:hAnsiTheme="majorBidi" w:cstheme="majorBidi"/>
+          <w:b/>
+          <w:sz w:val="20"/>
+        </w:rPr>
+        <w:tab/>
+      </w:r>
+      <w:r>
+        <w:rPr>
+          <w:rFonts w:asciiTheme="majorBidi" w:hAnsiTheme="majorBidi" w:cstheme="majorBidi"/>
+          <w:sz w:val="20"/>
+        </w:rPr>
+        <w:t>New York, NY</w:t>
+      </w:r>
+    </w:p>
+    <w:p>
+      <w:pPr>
+        <w:tabs>
+          <w:tab w:val="left" w:pos="9565"/>
+        </w:tabs>
+        <w:spacing w:line="244" w:lineRule="exact"/>
+        <w:ind w:left="360"/>
+        <w:rPr>
+          <w:rFonts w:asciiTheme="majorBidi" w:hAnsiTheme="majorBidi" w:cstheme="majorBidi"/>
+          <w:b/>
+          <w:bCs/>
+          <w:sz w:val="20"/>
+        </w:rPr>
+      </w:pPr>
+      <w:proofErr w:type="spellStart"/>
       <w:r>
         <w:rPr>
           <w:rFonts w:asciiTheme="majorBidi" w:hAnsiTheme="majorBidi" w:cstheme="majorBidi"/>
@@ -2589,6 +2820,16 @@
           <w:iCs/>
           <w:sz w:val="20"/>
         </w:rPr>
+        <w:t>SignSpeak</w:t>
+      </w:r>
+      <w:proofErr w:type="spellEnd"/>
+      <w:r>
+        <w:rPr>
+          <w:rFonts w:asciiTheme="majorBidi" w:hAnsiTheme="majorBidi" w:cstheme="majorBidi"/>
+          <w:i/>
+          <w:iCs/>
+          <w:sz w:val="20"/>
+        </w:rPr>
         <w:t>: ASL Recognition on Microcontroller</w:t>
       </w:r>
       <w:r>
@@ -2605,7 +2846,21 @@
           <w:rFonts w:asciiTheme="majorBidi" w:hAnsiTheme="majorBidi" w:cstheme="majorBidi"/>
           <w:sz w:val="20"/>
         </w:rPr>
-        <w:t xml:space="preserve">Feb – May </w:t>
+        <w:t xml:space="preserve">Feb </w:t>
+      </w:r>
+      <w:r>
+        <w:rPr>
+          <w:rFonts w:asciiTheme="majorBidi" w:hAnsiTheme="majorBidi" w:cstheme="majorBidi"/>
+          <w:sz w:val="20"/>
+        </w:rPr>
+        <w:t xml:space="preserve">- </w:t>
+      </w:r>
+      <w:r>
+        <w:rPr>
+          <w:rFonts w:asciiTheme="majorBidi" w:hAnsiTheme="majorBidi" w:cstheme="majorBidi"/>
+          <w:sz w:val="20"/>
+        </w:rPr>
+        <w:t xml:space="preserve">May </w:t>
       </w:r>
       <w:r>
         <w:rPr>
@@ -2639,17 +2894,51 @@
           <w:rFonts w:asciiTheme="majorBidi" w:hAnsiTheme="majorBidi" w:cstheme="majorBidi"/>
           <w:bCs/>
           <w:sz w:val="20"/>
-          <w:lang w:val="en-FR"/>
-        </w:rPr>
-      </w:pPr>
-      <w:r>
-        <w:rPr>
-          <w:rFonts w:asciiTheme="majorBidi" w:hAnsiTheme="majorBidi" w:cstheme="majorBidi"/>
-          <w:bCs/>
-          <w:sz w:val="20"/>
-          <w:lang w:val="en-FR"/>
-        </w:rPr>
-        <w:t>Deployed 16K-parameter depthwise-separable CNN on ESP32S3 via TFLite Micro INT8 quantization, achieving 97.4% accuracy in 67.4 KB flash</w:t>
+        </w:rPr>
+      </w:pPr>
+      <w:r>
+        <w:rPr>
+          <w:rFonts w:asciiTheme="majorBidi" w:hAnsiTheme="majorBidi" w:cstheme="majorBidi"/>
+          <w:bCs/>
+          <w:sz w:val="20"/>
+        </w:rPr>
+        <w:t xml:space="preserve">Deployed 16K-parameter </w:t>
+      </w:r>
+      <w:proofErr w:type="spellStart"/>
+      <w:r>
+        <w:rPr>
+          <w:rFonts w:asciiTheme="majorBidi" w:hAnsiTheme="majorBidi" w:cstheme="majorBidi"/>
+          <w:bCs/>
+          <w:sz w:val="20"/>
+        </w:rPr>
+        <w:t>depthwise</w:t>
+      </w:r>
+      <w:proofErr w:type="spellEnd"/>
+      <w:r>
+        <w:rPr>
+          <w:rFonts w:asciiTheme="majorBidi" w:hAnsiTheme="majorBidi" w:cstheme="majorBidi"/>
+          <w:bCs/>
+          <w:sz w:val="20"/>
+        </w:rPr>
+        <w:t xml:space="preserve">-separable CNN on ESP32S3 via </w:t>
+      </w:r>
+      <w:proofErr w:type="spellStart"/>
+      <w:r>
+        <w:rPr>
+          <w:rFonts w:asciiTheme="majorBidi" w:hAnsiTheme="majorBidi" w:cstheme="majorBidi"/>
+          <w:bCs/>
+          <w:sz w:val="20"/>
+        </w:rPr>
+        <w:t>TFLite</w:t>
+      </w:r>
+      <w:proofErr w:type="spellEnd"/>
+      <w:r>
+        <w:rPr>
+          <w:rFonts w:asciiTheme="majorBidi" w:hAnsiTheme="majorBidi" w:cstheme="majorBidi"/>
+          <w:bCs/>
+          <w:sz w:val="20"/>
+        </w:rPr>
+        <w:t xml:space="preserve"> Micro INT8 quantization, achieving 97.4% accuracy in 67.4 KB flash</w:t>
       </w:r>
     </w:p>
     <w:p>
@@ -2667,256 +2956,181 @@
           <w:rFonts w:asciiTheme="majorBidi" w:hAnsiTheme="majorBidi" w:cstheme="majorBidi"/>
           <w:bCs/>
           <w:sz w:val="20"/>
-          <w:lang w:val="en-FR"/>
-        </w:rPr>
-      </w:pPr>
-      <w:r>
-        <w:rPr>
-          <w:rFonts w:asciiTheme="majorBidi" w:hAnsiTheme="majorBidi" w:cstheme="majorBidi"/>
-          <w:bCs/>
-          <w:sz w:val="20"/>
-          <w:lang w:val="en-FR"/>
-        </w:rPr>
-        <w:t>Built a full on-device inference pipeline from camera capture to OLED display, &lt;110 ms latency with no cloud dependency</w:t>
-      </w:r>
-      <w:r>
-        <w:rPr>
-          <w:rFonts w:asciiTheme="majorBidi" w:hAnsiTheme="majorBidi" w:cstheme="majorBidi"/>
-          <w:bCs/>
-          <w:sz w:val="20"/>
-        </w:rPr>
-        <w:br/>
+        </w:rPr>
+      </w:pPr>
+      <w:r>
+        <w:rPr>
+          <w:rFonts w:asciiTheme="majorBidi" w:hAnsiTheme="majorBidi" w:cstheme="majorBidi"/>
+          <w:bCs/>
+          <w:sz w:val="20"/>
+        </w:rPr>
+        <w:t xml:space="preserve">Built a full on-device inference pipeline from camera capture to OLED display, &lt;110 </w:t>
+      </w:r>
+      <w:proofErr w:type="spellStart"/>
+      <w:r>
+        <w:rPr>
+          <w:rFonts w:asciiTheme="majorBidi" w:hAnsiTheme="majorBidi" w:cstheme="majorBidi"/>
+          <w:bCs/>
+          <w:sz w:val="20"/>
+        </w:rPr>
+        <w:t>ms</w:t>
+      </w:r>
+      <w:proofErr w:type="spellEnd"/>
+      <w:r>
+        <w:rPr>
+          <w:rFonts w:asciiTheme="majorBidi" w:hAnsiTheme="majorBidi" w:cstheme="majorBidi"/>
+          <w:bCs/>
+          <w:sz w:val="20"/>
+        </w:rPr>
+        <w:t xml:space="preserve"> latency with no cloud dependency</w:t>
       </w:r>
     </w:p>
     <w:p>
       <w:pPr>
-        <w:tabs>
-          <w:tab w:val="left" w:pos="10068"/>
-        </w:tabs>
-        <w:ind w:left="360"/>
-        <w:rPr>
-          <w:rFonts w:asciiTheme="majorBidi" w:hAnsiTheme="majorBidi" w:cstheme="majorBidi"/>
-          <w:sz w:val="20"/>
-        </w:rPr>
-      </w:pPr>
-      <w:r>
-        <w:rPr>
-          <w:rFonts w:asciiTheme="majorBidi" w:hAnsiTheme="majorBidi" w:cstheme="majorBidi"/>
-          <w:b/>
-          <w:sz w:val="20"/>
-        </w:rPr>
-        <w:t>Columbia University</w:t>
-      </w:r>
-      <w:r>
-        <w:rPr>
-          <w:rFonts w:asciiTheme="majorBidi" w:hAnsiTheme="majorBidi" w:cstheme="majorBidi"/>
-          <w:b/>
-          <w:sz w:val="20"/>
-        </w:rPr>
-        <w:tab/>
-      </w:r>
-      <w:r>
-        <w:rPr>
-          <w:rFonts w:asciiTheme="majorBidi" w:hAnsiTheme="majorBidi" w:cstheme="majorBidi"/>
-          <w:sz w:val="20"/>
-        </w:rPr>
-        <w:t>New York, NY</w:t>
-      </w:r>
+        <w:pStyle w:val="BodyText"/>
+        <w:spacing w:before="25"/>
+        <w:rPr>
+          <w:rFonts w:asciiTheme="majorBidi" w:hAnsiTheme="majorBidi" w:cstheme="majorBidi"/>
+        </w:rPr>
+      </w:pPr>
     </w:p>
     <w:p>
       <w:pPr>
-        <w:tabs>
-          <w:tab w:val="left" w:pos="9565"/>
-        </w:tabs>
-        <w:spacing w:line="244" w:lineRule="exact"/>
-        <w:ind w:left="360"/>
-        <w:rPr>
-          <w:rFonts w:asciiTheme="majorBidi" w:hAnsiTheme="majorBidi" w:cstheme="majorBidi"/>
-          <w:sz w:val="20"/>
-        </w:rPr>
-      </w:pPr>
-      <w:r>
-        <w:rPr>
-          <w:rFonts w:asciiTheme="majorBidi" w:hAnsiTheme="majorBidi" w:cstheme="majorBidi"/>
-          <w:bCs/>
-          <w:i/>
-          <w:iCs/>
-          <w:sz w:val="20"/>
-        </w:rPr>
-        <w:t>250 MS/s 8-bit Current-Steering DAC</w:t>
-      </w:r>
-      <w:r>
-        <w:rPr>
-          <w:rFonts w:asciiTheme="majorBidi" w:hAnsiTheme="majorBidi" w:cstheme="majorBidi"/>
-          <w:b/>
-          <w:sz w:val="20"/>
-        </w:rPr>
-        <w:tab/>
-      </w:r>
-      <w:r>
-        <w:rPr>
-          <w:rFonts w:asciiTheme="majorBidi" w:hAnsiTheme="majorBidi" w:cstheme="majorBidi"/>
-          <w:b/>
-          <w:sz w:val="20"/>
-        </w:rPr>
-        <w:t xml:space="preserve">       </w:t>
-      </w:r>
-      <w:r>
-        <w:rPr>
-          <w:rFonts w:asciiTheme="majorBidi" w:hAnsiTheme="majorBidi" w:cstheme="majorBidi"/>
-          <w:b/>
-          <w:sz w:val="20"/>
-        </w:rPr>
-        <w:t xml:space="preserve">    </w:t>
-      </w:r>
-      <w:r>
-        <w:rPr>
-          <w:rFonts w:asciiTheme="majorBidi" w:hAnsiTheme="majorBidi" w:cstheme="majorBidi"/>
-          <w:sz w:val="20"/>
-        </w:rPr>
-        <w:t>Feb</w:t>
-      </w:r>
-      <w:r>
-        <w:rPr>
-          <w:rFonts w:asciiTheme="majorBidi" w:hAnsiTheme="majorBidi" w:cstheme="majorBidi"/>
-          <w:spacing w:val="-4"/>
-          <w:sz w:val="20"/>
-        </w:rPr>
-        <w:t xml:space="preserve"> </w:t>
-      </w:r>
-      <w:r>
-        <w:rPr>
-          <w:rFonts w:asciiTheme="majorBidi" w:hAnsiTheme="majorBidi" w:cstheme="majorBidi"/>
-          <w:sz w:val="20"/>
-        </w:rPr>
-        <w:t>-</w:t>
-      </w:r>
-      <w:r>
-        <w:rPr>
-          <w:rFonts w:asciiTheme="majorBidi" w:hAnsiTheme="majorBidi" w:cstheme="majorBidi"/>
-          <w:spacing w:val="-3"/>
-          <w:sz w:val="20"/>
-        </w:rPr>
-        <w:t xml:space="preserve"> </w:t>
-      </w:r>
-      <w:r>
-        <w:rPr>
-          <w:rFonts w:asciiTheme="majorBidi" w:hAnsiTheme="majorBidi" w:cstheme="majorBidi"/>
-          <w:sz w:val="20"/>
-        </w:rPr>
-        <w:t>May</w:t>
-      </w:r>
-      <w:r>
-        <w:rPr>
-          <w:rFonts w:asciiTheme="majorBidi" w:hAnsiTheme="majorBidi" w:cstheme="majorBidi"/>
-          <w:spacing w:val="-2"/>
-          <w:sz w:val="20"/>
-        </w:rPr>
-        <w:t xml:space="preserve"> </w:t>
-      </w:r>
-      <w:r>
-        <w:rPr>
-          <w:rFonts w:asciiTheme="majorBidi" w:hAnsiTheme="majorBidi" w:cstheme="majorBidi"/>
-          <w:spacing w:val="-4"/>
-          <w:sz w:val="20"/>
-        </w:rPr>
-        <w:t>202</w:t>
-      </w:r>
-      <w:r>
-        <w:rPr>
-          <w:rFonts w:asciiTheme="majorBidi" w:hAnsiTheme="majorBidi" w:cstheme="majorBidi"/>
-          <w:spacing w:val="-4"/>
-          <w:sz w:val="20"/>
-        </w:rPr>
-        <w:t>6</w:t>
+        <w:pStyle w:val="BodyText"/>
+        <w:pBdr>
+          <w:bottom w:val="single" w:sz="6" w:space="1" w:color="auto"/>
+        </w:pBdr>
+        <w:spacing w:before="25"/>
+        <w:ind w:left="349" w:firstLine="0"/>
+        <w:rPr>
+          <w:rFonts w:asciiTheme="majorBidi" w:hAnsiTheme="majorBidi" w:cstheme="majorBidi"/>
+          <w:b/>
+          <w:bCs/>
+        </w:rPr>
+      </w:pPr>
+      <w:r>
+        <w:rPr>
+          <w:rFonts w:asciiTheme="majorBidi" w:hAnsiTheme="majorBidi" w:cstheme="majorBidi"/>
+          <w:b/>
+          <w:bCs/>
+        </w:rPr>
+        <w:t>RESEARCH</w:t>
       </w:r>
     </w:p>
     <w:p>
       <w:pPr>
         <w:pStyle w:val="BodyText"/>
-        <w:numPr>
-          <w:ilvl w:val="0"/>
-          <w:numId w:val="4"/>
-        </w:numPr>
         <w:spacing w:before="25"/>
-        <w:ind w:left="709"/>
-        <w:rPr>
-          <w:rFonts w:asciiTheme="majorBidi" w:hAnsiTheme="majorBidi" w:cstheme="majorBidi"/>
-          <w:lang w:val="en-FR"/>
-        </w:rPr>
-      </w:pPr>
-      <w:r>
-        <w:rPr>
-          <w:rFonts w:asciiTheme="majorBidi" w:hAnsiTheme="majorBidi" w:cstheme="majorBidi"/>
-          <w:lang w:val="en-FR"/>
-        </w:rPr>
-        <w:t xml:space="preserve">Designed </w:t>
-      </w:r>
-      <w:r>
-        <w:rPr>
-          <w:rFonts w:asciiTheme="majorBidi" w:hAnsiTheme="majorBidi" w:cstheme="majorBidi"/>
-          <w:lang w:val="en-FR"/>
-        </w:rPr>
-        <w:t xml:space="preserve">a </w:t>
-      </w:r>
-      <w:r>
-        <w:rPr>
-          <w:rFonts w:asciiTheme="majorBidi" w:hAnsiTheme="majorBidi" w:cstheme="majorBidi"/>
-          <w:lang w:val="en-FR"/>
-        </w:rPr>
-        <w:t>3+5 segmented current-steering DAC in 0.18 µm CMOS with thermometer MSBs and per-cell trim DACs, achieving SFDR &gt;66 dB and DNL &lt;2×10⁻⁴ LSB across all process corners</w:t>
-      </w:r>
-    </w:p>
-    <w:p>
-      <w:pPr>
-        <w:pStyle w:val="BodyText"/>
-        <w:numPr>
-          <w:ilvl w:val="0"/>
-          <w:numId w:val="4"/>
-        </w:numPr>
-        <w:spacing w:before="25"/>
-        <w:ind w:left="709"/>
-        <w:rPr>
-          <w:rFonts w:asciiTheme="majorBidi" w:hAnsiTheme="majorBidi" w:cstheme="majorBidi"/>
-          <w:lang w:val="en-FR"/>
-        </w:rPr>
-      </w:pPr>
-      <w:r>
-        <w:rPr>
-          <w:rFonts w:asciiTheme="majorBidi" w:hAnsiTheme="majorBidi" w:cstheme="majorBidi"/>
-          <w:szCs w:val="22"/>
-          <w:lang w:val="en-FR"/>
-        </w:rPr>
-        <w:t>Optimized cascode unit cell sizing to meet 1% mismatch budget, delivering ≥1.53 V</w:t>
-      </w:r>
-      <w:r>
-        <w:rPr>
-          <w:rFonts w:asciiTheme="majorBidi" w:hAnsiTheme="majorBidi" w:cstheme="majorBidi"/>
-          <w:szCs w:val="22"/>
-          <w:vertAlign w:val="subscript"/>
-          <w:lang w:val="en-FR"/>
-        </w:rPr>
-        <w:t xml:space="preserve">pp,diff </w:t>
-      </w:r>
-      <w:r>
-        <w:rPr>
-          <w:rFonts w:asciiTheme="majorBidi" w:hAnsiTheme="majorBidi" w:cstheme="majorBidi"/>
-          <w:szCs w:val="22"/>
-          <w:lang w:val="en-FR"/>
-        </w:rPr>
-        <w:t>into 100 Ω at 250 MS/s within 27.6 mW</w:t>
-      </w:r>
-    </w:p>
-    <w:p>
-      <w:pPr>
-        <w:pStyle w:val="BodyText"/>
-        <w:spacing w:before="25"/>
-        <w:ind w:left="0" w:firstLine="0"/>
-        <w:rPr>
-          <w:rFonts w:asciiTheme="majorBidi" w:hAnsiTheme="majorBidi" w:cstheme="majorBidi"/>
-          <w:lang w:val="en-FR"/>
-        </w:rPr>
-      </w:pPr>
+        <w:ind w:left="349" w:firstLine="0"/>
+        <w:rPr>
+          <w:rFonts w:asciiTheme="majorBidi" w:hAnsiTheme="majorBidi" w:cstheme="majorBidi"/>
+          <w:b/>
+          <w:bCs/>
+        </w:rPr>
+      </w:pPr>
+      <w:r>
+        <w:rPr>
+          <w:rFonts w:asciiTheme="majorBidi" w:hAnsiTheme="majorBidi" w:cstheme="majorBidi"/>
+          <w:b/>
+          <w:bCs/>
+        </w:rPr>
+        <w:t xml:space="preserve"> </w:t>
+      </w:r>
+      <w:r>
+        <w:rPr>
+          <w:rFonts w:asciiTheme="majorBidi" w:hAnsiTheme="majorBidi" w:cstheme="majorBidi"/>
+          <w:b/>
+          <w:bCs/>
+        </w:rPr>
+        <w:t>École Polytechnique - Center for Theoretical Physics</w:t>
+      </w:r>
+      <w:r>
+        <w:rPr>
+          <w:rFonts w:asciiTheme="majorBidi" w:hAnsiTheme="majorBidi" w:cstheme="majorBidi"/>
+          <w:b/>
+          <w:bCs/>
+        </w:rPr>
+        <w:tab/>
+      </w:r>
+      <w:r>
+        <w:rPr>
+          <w:rFonts w:asciiTheme="majorBidi" w:hAnsiTheme="majorBidi" w:cstheme="majorBidi"/>
+          <w:b/>
+          <w:bCs/>
+        </w:rPr>
+        <w:tab/>
+      </w:r>
+      <w:r>
+        <w:rPr>
+          <w:rFonts w:asciiTheme="majorBidi" w:hAnsiTheme="majorBidi" w:cstheme="majorBidi"/>
+          <w:b/>
+          <w:bCs/>
+        </w:rPr>
+        <w:tab/>
+      </w:r>
+      <w:r>
+        <w:rPr>
+          <w:rFonts w:asciiTheme="majorBidi" w:hAnsiTheme="majorBidi" w:cstheme="majorBidi"/>
+          <w:b/>
+          <w:bCs/>
+        </w:rPr>
+        <w:tab/>
+      </w:r>
+      <w:r>
+        <w:rPr>
+          <w:rFonts w:asciiTheme="majorBidi" w:hAnsiTheme="majorBidi" w:cstheme="majorBidi"/>
+          <w:b/>
+          <w:bCs/>
+        </w:rPr>
+        <w:tab/>
+      </w:r>
+      <w:r>
+        <w:rPr>
+          <w:rFonts w:asciiTheme="majorBidi" w:hAnsiTheme="majorBidi" w:cstheme="majorBidi"/>
+          <w:b/>
+          <w:bCs/>
+        </w:rPr>
+        <w:tab/>
+      </w:r>
+      <w:r>
+        <w:rPr>
+          <w:rFonts w:asciiTheme="majorBidi" w:hAnsiTheme="majorBidi" w:cstheme="majorBidi"/>
+          <w:b/>
+          <w:bCs/>
+        </w:rPr>
+        <w:tab/>
+        <w:t xml:space="preserve">        </w:t>
+      </w:r>
+      <w:r>
+        <w:rPr>
+          <w:rFonts w:asciiTheme="majorBidi" w:hAnsiTheme="majorBidi" w:cstheme="majorBidi"/>
+          <w:b/>
+          <w:bCs/>
+        </w:rPr>
+        <w:tab/>
+      </w:r>
+      <w:r>
+        <w:rPr>
+          <w:rFonts w:asciiTheme="majorBidi" w:hAnsiTheme="majorBidi" w:cstheme="majorBidi"/>
+          <w:b/>
+          <w:bCs/>
+        </w:rPr>
+        <w:t xml:space="preserve">   </w:t>
+      </w:r>
+      <w:proofErr w:type="spellStart"/>
+      <w:r>
+        <w:rPr>
+          <w:rFonts w:asciiTheme="majorBidi" w:hAnsiTheme="majorBidi" w:cstheme="majorBidi"/>
+        </w:rPr>
+        <w:t>Palaiseau</w:t>
+      </w:r>
+      <w:proofErr w:type="spellEnd"/>
+      <w:r>
+        <w:rPr>
+          <w:rFonts w:asciiTheme="majorBidi" w:hAnsiTheme="majorBidi" w:cstheme="majorBidi"/>
+        </w:rPr>
+        <w:t>, FR</w:t>
+      </w:r>
     </w:p>
     <w:p>
       <w:pPr>
@@ -2926,17 +3140,15 @@
         <w:ind w:right="180"/>
         <w:rPr>
           <w:rFonts w:asciiTheme="majorBidi" w:hAnsiTheme="majorBidi" w:cstheme="majorBidi"/>
-          <w:b/>
-          <w:bCs/>
-          <w:sz w:val="20"/>
-          <w:lang w:val="en-FR"/>
-        </w:rPr>
-      </w:pPr>
-      <w:r>
-        <w:rPr>
-          <w:rFonts w:asciiTheme="majorBidi" w:hAnsiTheme="majorBidi" w:cstheme="majorBidi"/>
-          <w:sz w:val="20"/>
-          <w:lang w:val="en-FR"/>
+          <w:sz w:val="20"/>
+        </w:rPr>
+      </w:pPr>
+      <w:r>
+        <w:rPr>
+          <w:rFonts w:asciiTheme="majorBidi" w:hAnsiTheme="majorBidi" w:cstheme="majorBidi"/>
+          <w:b/>
+          <w:bCs/>
+          <w:sz w:val="20"/>
         </w:rPr>
         <w:t xml:space="preserve">        </w:t>
       </w:r>
@@ -2946,185 +3158,114 @@
           <w:b/>
           <w:bCs/>
           <w:sz w:val="20"/>
-          <w:lang w:val="en-FR"/>
-        </w:rPr>
-        <w:t>École Polytechnique - Center for Theoretical Physics</w:t>
-      </w:r>
-      <w:r>
-        <w:rPr>
-          <w:rFonts w:asciiTheme="majorBidi" w:hAnsiTheme="majorBidi" w:cstheme="majorBidi"/>
-          <w:b/>
-          <w:bCs/>
-          <w:sz w:val="20"/>
-          <w:lang w:val="en-FR"/>
+        </w:rPr>
+        <w:t>Levitation and Stability in Maglev</w:t>
+      </w:r>
+      <w:r>
+        <w:rPr>
+          <w:rFonts w:asciiTheme="majorBidi" w:hAnsiTheme="majorBidi" w:cstheme="majorBidi"/>
+          <w:b/>
+          <w:bCs/>
+          <w:sz w:val="20"/>
+        </w:rPr>
+        <w:t xml:space="preserve"> Systems</w:t>
+      </w:r>
+      <w:r>
+        <w:rPr>
+          <w:rFonts w:asciiTheme="majorBidi" w:hAnsiTheme="majorBidi" w:cstheme="majorBidi"/>
+          <w:sz w:val="20"/>
         </w:rPr>
         <w:tab/>
       </w:r>
       <w:r>
         <w:rPr>
           <w:rFonts w:asciiTheme="majorBidi" w:hAnsiTheme="majorBidi" w:cstheme="majorBidi"/>
-          <w:b/>
-          <w:bCs/>
-          <w:sz w:val="20"/>
-          <w:lang w:val="en-FR"/>
+          <w:sz w:val="20"/>
         </w:rPr>
         <w:tab/>
       </w:r>
       <w:r>
         <w:rPr>
           <w:rFonts w:asciiTheme="majorBidi" w:hAnsiTheme="majorBidi" w:cstheme="majorBidi"/>
-          <w:b/>
-          <w:bCs/>
-          <w:sz w:val="20"/>
-          <w:lang w:val="en-FR"/>
+          <w:sz w:val="20"/>
+        </w:rPr>
+        <w:t xml:space="preserve">                  </w:t>
+      </w:r>
+      <w:r>
+        <w:rPr>
+          <w:rFonts w:asciiTheme="majorBidi" w:hAnsiTheme="majorBidi" w:cstheme="majorBidi"/>
+          <w:sz w:val="20"/>
+        </w:rPr>
+        <w:t xml:space="preserve">   </w:t>
+      </w:r>
+      <w:r>
+        <w:rPr>
+          <w:rFonts w:asciiTheme="majorBidi" w:hAnsiTheme="majorBidi" w:cstheme="majorBidi"/>
+          <w:sz w:val="20"/>
         </w:rPr>
         <w:tab/>
       </w:r>
       <w:r>
         <w:rPr>
           <w:rFonts w:asciiTheme="majorBidi" w:hAnsiTheme="majorBidi" w:cstheme="majorBidi"/>
-          <w:b/>
-          <w:bCs/>
-          <w:sz w:val="20"/>
-          <w:lang w:val="en-FR"/>
+          <w:sz w:val="20"/>
         </w:rPr>
         <w:tab/>
       </w:r>
       <w:r>
         <w:rPr>
           <w:rFonts w:asciiTheme="majorBidi" w:hAnsiTheme="majorBidi" w:cstheme="majorBidi"/>
-          <w:b/>
-          <w:bCs/>
-          <w:sz w:val="20"/>
-          <w:lang w:val="en-FR"/>
+          <w:sz w:val="20"/>
         </w:rPr>
         <w:tab/>
       </w:r>
       <w:r>
         <w:rPr>
           <w:rFonts w:asciiTheme="majorBidi" w:hAnsiTheme="majorBidi" w:cstheme="majorBidi"/>
-          <w:b/>
-          <w:bCs/>
-          <w:sz w:val="20"/>
-          <w:lang w:val="en-FR"/>
+          <w:sz w:val="20"/>
         </w:rPr>
         <w:tab/>
       </w:r>
       <w:r>
         <w:rPr>
           <w:rFonts w:asciiTheme="majorBidi" w:hAnsiTheme="majorBidi" w:cstheme="majorBidi"/>
-          <w:b/>
-          <w:bCs/>
-          <w:sz w:val="20"/>
-          <w:lang w:val="en-FR"/>
+          <w:sz w:val="20"/>
         </w:rPr>
         <w:tab/>
-        <w:t xml:space="preserve">        </w:t>
-      </w:r>
-      <w:r>
-        <w:rPr>
-          <w:rFonts w:asciiTheme="majorBidi" w:hAnsiTheme="majorBidi" w:cstheme="majorBidi"/>
-          <w:b/>
-          <w:bCs/>
-          <w:sz w:val="20"/>
-          <w:lang w:val="en-FR"/>
-        </w:rPr>
-        <w:tab/>
-      </w:r>
-      <w:r>
-        <w:rPr>
-          <w:rFonts w:asciiTheme="majorBidi" w:hAnsiTheme="majorBidi" w:cstheme="majorBidi"/>
-          <w:b/>
-          <w:bCs/>
-          <w:sz w:val="20"/>
-          <w:lang w:val="en-FR"/>
-        </w:rPr>
-        <w:t xml:space="preserve">   </w:t>
-      </w:r>
-      <w:r>
-        <w:rPr>
-          <w:rFonts w:asciiTheme="majorBidi" w:hAnsiTheme="majorBidi" w:cstheme="majorBidi"/>
-          <w:sz w:val="20"/>
-          <w:lang w:val="en-FR"/>
-        </w:rPr>
-        <w:t>Palaiseau, FR</w:t>
-      </w:r>
-    </w:p>
-    <w:p>
-      <w:pPr>
-        <w:tabs>
-          <w:tab w:val="left" w:pos="735"/>
-        </w:tabs>
-        <w:ind w:right="180"/>
-        <w:rPr>
-          <w:rFonts w:asciiTheme="majorBidi" w:hAnsiTheme="majorBidi" w:cstheme="majorBidi"/>
-          <w:sz w:val="20"/>
-          <w:lang w:val="en-FR"/>
-        </w:rPr>
-      </w:pPr>
-      <w:r>
-        <w:rPr>
-          <w:rFonts w:asciiTheme="majorBidi" w:hAnsiTheme="majorBidi" w:cstheme="majorBidi"/>
-          <w:b/>
-          <w:bCs/>
-          <w:sz w:val="20"/>
-          <w:lang w:val="en-FR"/>
-        </w:rPr>
-        <w:t xml:space="preserve">        Dynamic Stability and Levitation Control in Magnetic Levitation (Maglev) Systems</w:t>
-      </w:r>
-      <w:r>
-        <w:rPr>
-          <w:rFonts w:asciiTheme="majorBidi" w:hAnsiTheme="majorBidi" w:cstheme="majorBidi"/>
-          <w:sz w:val="20"/>
-          <w:lang w:val="en-FR"/>
-        </w:rPr>
-        <w:tab/>
-      </w:r>
-      <w:r>
-        <w:rPr>
-          <w:rFonts w:asciiTheme="majorBidi" w:hAnsiTheme="majorBidi" w:cstheme="majorBidi"/>
-          <w:sz w:val="20"/>
-          <w:lang w:val="en-FR"/>
-        </w:rPr>
-        <w:tab/>
-      </w:r>
-      <w:r>
-        <w:rPr>
-          <w:rFonts w:asciiTheme="majorBidi" w:hAnsiTheme="majorBidi" w:cstheme="majorBidi"/>
-          <w:sz w:val="20"/>
-          <w:lang w:val="en-FR"/>
-        </w:rPr>
-        <w:t xml:space="preserve">                  </w:t>
-      </w:r>
-      <w:r>
-        <w:rPr>
-          <w:rFonts w:asciiTheme="majorBidi" w:hAnsiTheme="majorBidi" w:cstheme="majorBidi"/>
-          <w:sz w:val="20"/>
-          <w:lang w:val="en-FR"/>
-        </w:rPr>
-        <w:t xml:space="preserve">   </w:t>
-      </w:r>
-      <w:r>
-        <w:rPr>
-          <w:rFonts w:asciiTheme="majorBidi" w:hAnsiTheme="majorBidi" w:cstheme="majorBidi"/>
-          <w:sz w:val="20"/>
-          <w:lang w:val="en-FR"/>
-        </w:rPr>
-        <w:t xml:space="preserve"> </w:t>
-      </w:r>
-      <w:r>
-        <w:rPr>
-          <w:rFonts w:asciiTheme="majorBidi" w:hAnsiTheme="majorBidi" w:cstheme="majorBidi"/>
-          <w:sz w:val="20"/>
-          <w:lang w:val="en-FR"/>
-        </w:rPr>
-        <w:t>Feb 2024 - Jul 202</w:t>
-      </w:r>
-      <w:r>
-        <w:rPr>
-          <w:rFonts w:asciiTheme="majorBidi" w:hAnsiTheme="majorBidi" w:cstheme="majorBidi"/>
-          <w:sz w:val="20"/>
-          <w:lang w:val="en-FR"/>
+        <w:t xml:space="preserve">      </w:t>
+      </w:r>
+      <w:r>
+        <w:rPr>
+          <w:rFonts w:asciiTheme="majorBidi" w:hAnsiTheme="majorBidi" w:cstheme="majorBidi"/>
+          <w:sz w:val="20"/>
+        </w:rPr>
+        <w:t xml:space="preserve"> </w:t>
+      </w:r>
+      <w:r>
+        <w:rPr>
+          <w:rFonts w:asciiTheme="majorBidi" w:hAnsiTheme="majorBidi" w:cstheme="majorBidi"/>
+          <w:sz w:val="20"/>
+        </w:rPr>
+        <w:t xml:space="preserve">Feb 2024 </w:t>
+      </w:r>
+      <w:r>
+        <w:rPr>
+          <w:rFonts w:asciiTheme="majorBidi" w:hAnsiTheme="majorBidi" w:cstheme="majorBidi"/>
+          <w:sz w:val="20"/>
+        </w:rPr>
+        <w:t xml:space="preserve">- </w:t>
+      </w:r>
+      <w:r>
+        <w:rPr>
+          <w:rFonts w:asciiTheme="majorBidi" w:hAnsiTheme="majorBidi" w:cstheme="majorBidi"/>
+          <w:sz w:val="20"/>
+        </w:rPr>
+        <w:t>Jul 202</w:t>
+      </w:r>
+      <w:r>
+        <w:rPr>
+          <w:rFonts w:asciiTheme="majorBidi" w:hAnsiTheme="majorBidi" w:cstheme="majorBidi"/>
+          <w:sz w:val="20"/>
         </w:rPr>
         <w:t>6</w:t>
       </w:r>
@@ -3143,16 +3284,14 @@
         <w:rPr>
           <w:rFonts w:asciiTheme="majorBidi" w:hAnsiTheme="majorBidi" w:cstheme="majorBidi"/>
           <w:sz w:val="20"/>
-          <w:lang w:val="en-FR"/>
-        </w:rPr>
-      </w:pPr>
-      <w:r>
-        <w:rPr>
-          <w:rFonts w:asciiTheme="majorBidi" w:hAnsiTheme="majorBidi" w:cstheme="majorBidi"/>
-          <w:sz w:val="20"/>
-          <w:lang w:val="en-FR"/>
-        </w:rPr>
-        <w:t>Designed and constructed a scaled Maglev train prototype using magnetic field analysis, achieving 96% theoretical validation</w:t>
+        </w:rPr>
+      </w:pPr>
+      <w:r>
+        <w:rPr>
+          <w:rFonts w:asciiTheme="majorBidi" w:hAnsiTheme="majorBidi" w:cstheme="majorBidi"/>
+          <w:sz w:val="20"/>
+        </w:rPr>
+        <w:t>Derived a closed-form dipole-layer force model for a scaled maglev prototype, fitting 24 gap-versus-load measurements with R² = 0.96 and predicting the unloaded levitation gap within 0.4 mm</w:t>
       </w:r>
     </w:p>
     <w:p>
@@ -3169,16 +3308,30 @@
         <w:rPr>
           <w:rFonts w:asciiTheme="majorBidi" w:hAnsiTheme="majorBidi" w:cstheme="majorBidi"/>
           <w:sz w:val="20"/>
-          <w:lang w:val="en-FR"/>
-        </w:rPr>
-      </w:pPr>
-      <w:r>
-        <w:rPr>
-          <w:rFonts w:asciiTheme="majorBidi" w:hAnsiTheme="majorBidi" w:cstheme="majorBidi"/>
-          <w:sz w:val="20"/>
-          <w:lang w:val="en-FR"/>
-        </w:rPr>
-        <w:t>Extrapolated results to a real Electromagnetic Suspension engine scale, predicting capacity within 2% of Shanghai Maglev</w:t>
+        </w:rPr>
+      </w:pPr>
+      <w:r>
+        <w:rPr>
+          <w:rFonts w:asciiTheme="majorBidi" w:hAnsiTheme="majorBidi" w:cstheme="majorBidi"/>
+          <w:sz w:val="20"/>
+        </w:rPr>
+        <w:t xml:space="preserve">Extrapolated to the </w:t>
+      </w:r>
+      <w:proofErr w:type="spellStart"/>
+      <w:r>
+        <w:rPr>
+          <w:rFonts w:asciiTheme="majorBidi" w:hAnsiTheme="majorBidi" w:cstheme="majorBidi"/>
+          <w:sz w:val="20"/>
+        </w:rPr>
+        <w:t>Transrapid</w:t>
+      </w:r>
+      <w:proofErr w:type="spellEnd"/>
+      <w:r>
+        <w:rPr>
+          <w:rFonts w:asciiTheme="majorBidi" w:hAnsiTheme="majorBidi" w:cstheme="majorBidi"/>
+          <w:sz w:val="20"/>
+        </w:rPr>
+        <w:t xml:space="preserve"> TR08 using a single fitted parameter, reproducing its 574-passenger nominal capacity</w:t>
       </w:r>
     </w:p>
     <w:p>
@@ -3195,32 +3348,14 @@
         <w:rPr>
           <w:rFonts w:asciiTheme="majorBidi" w:hAnsiTheme="majorBidi" w:cstheme="majorBidi"/>
           <w:sz w:val="20"/>
-          <w:lang w:val="en-FR"/>
-        </w:rPr>
-      </w:pPr>
-      <w:r>
-        <w:rPr>
-          <w:rFonts w:asciiTheme="majorBidi" w:hAnsiTheme="majorBidi" w:cstheme="majorBidi"/>
-          <w:sz w:val="20"/>
-          <w:lang w:val="en-FR"/>
-        </w:rPr>
-        <w:t>Submitted a publication to the European Journal of Physics, which is currently provis</w:t>
-      </w:r>
-      <w:r>
-        <w:rPr>
-          <w:rFonts w:asciiTheme="majorBidi" w:hAnsiTheme="majorBidi" w:cstheme="majorBidi"/>
-          <w:sz w:val="20"/>
-          <w:lang w:val="en-FR"/>
-        </w:rPr>
-        <w:t>i</w:t>
-      </w:r>
-      <w:r>
-        <w:rPr>
-          <w:rFonts w:asciiTheme="majorBidi" w:hAnsiTheme="majorBidi" w:cstheme="majorBidi"/>
-          <w:sz w:val="20"/>
-          <w:lang w:val="en-FR"/>
-        </w:rPr>
-        <w:t>onally accepted</w:t>
+        </w:rPr>
+      </w:pPr>
+      <w:r>
+        <w:rPr>
+          <w:rFonts w:asciiTheme="majorBidi" w:hAnsiTheme="majorBidi" w:cstheme="majorBidi"/>
+          <w:sz w:val="20"/>
+        </w:rPr>
+        <w:t>First-author manuscript provisionally accepted, European Journal of Physics</w:t>
       </w:r>
     </w:p>
     <w:p>
@@ -3228,7 +3363,7 @@
         <w:tabs>
           <w:tab w:val="left" w:pos="735"/>
         </w:tabs>
-        <w:ind w:right="720"/>
+        <w:ind w:right="605"/>
         <w:rPr>
           <w:rFonts w:asciiTheme="majorBidi" w:hAnsiTheme="majorBidi" w:cstheme="majorBidi"/>
           <w:sz w:val="20"/>
@@ -3377,17 +3512,18 @@
         <w:ind w:left="350"/>
         <w:rPr>
           <w:rFonts w:asciiTheme="majorBidi" w:hAnsiTheme="majorBidi" w:cstheme="majorBidi"/>
-          <w:sz w:val="20"/>
-        </w:rPr>
-      </w:pPr>
-      <w:r>
-        <w:rPr>
-          <w:rFonts w:asciiTheme="majorBidi" w:hAnsiTheme="majorBidi" w:cstheme="majorBidi"/>
-          <w:b/>
-          <w:bCs/>
           <w:spacing w:val="-2"/>
           <w:sz w:val="20"/>
         </w:rPr>
+      </w:pPr>
+      <w:r>
+        <w:rPr>
+          <w:rFonts w:asciiTheme="majorBidi" w:hAnsiTheme="majorBidi" w:cstheme="majorBidi"/>
+          <w:b/>
+          <w:bCs/>
+          <w:spacing w:val="-2"/>
+          <w:sz w:val="20"/>
+        </w:rPr>
         <w:t>CAD Tools:</w:t>
       </w:r>
       <w:r>
@@ -3414,7 +3550,23 @@
           <w:spacing w:val="-2"/>
           <w:sz w:val="20"/>
         </w:rPr>
-        <w:t xml:space="preserve">, PLECS, </w:t>
+        <w:t>,</w:t>
+      </w:r>
+      <w:r>
+        <w:rPr>
+          <w:rFonts w:asciiTheme="majorBidi" w:hAnsiTheme="majorBidi" w:cstheme="majorBidi"/>
+          <w:spacing w:val="-2"/>
+          <w:sz w:val="20"/>
+        </w:rPr>
+        <w:t xml:space="preserve"> Virtuoso, ADE,</w:t>
+      </w:r>
+      <w:r>
+        <w:rPr>
+          <w:rFonts w:asciiTheme="majorBidi" w:hAnsiTheme="majorBidi" w:cstheme="majorBidi"/>
+          <w:spacing w:val="-2"/>
+          <w:sz w:val="20"/>
+        </w:rPr>
+        <w:t xml:space="preserve"> PLECS, </w:t>
       </w:r>
       <w:proofErr w:type="spellStart"/>
       <w:r>
@@ -3476,7 +3628,7 @@
           <w:spacing w:val="-2"/>
           <w:sz w:val="20"/>
         </w:rPr>
-        <w:t xml:space="preserve">, Magic VLSI, </w:t>
+        <w:t xml:space="preserve">, </w:t>
       </w:r>
       <w:proofErr w:type="spellStart"/>
       <w:r>
@@ -3496,16 +3648,67 @@
         </w:rPr>
         <w:t xml:space="preserve">, </w:t>
       </w:r>
+      <w:r>
+        <w:rPr>
+          <w:rFonts w:asciiTheme="majorBidi" w:hAnsiTheme="majorBidi" w:cstheme="majorBidi"/>
+          <w:spacing w:val="-2"/>
+          <w:sz w:val="20"/>
+        </w:rPr>
+        <w:t>Ansys Maxwell</w:t>
+      </w:r>
+    </w:p>
+    <w:p>
+      <w:pPr>
+        <w:tabs>
+          <w:tab w:val="left" w:pos="734"/>
+        </w:tabs>
+        <w:spacing w:before="4" w:line="255" w:lineRule="exact"/>
+        <w:ind w:left="350"/>
+        <w:rPr>
+          <w:rFonts w:asciiTheme="majorBidi" w:hAnsiTheme="majorBidi" w:cstheme="majorBidi"/>
+          <w:sz w:val="20"/>
+        </w:rPr>
+      </w:pPr>
+      <w:r>
+        <w:rPr>
+          <w:rFonts w:asciiTheme="majorBidi" w:hAnsiTheme="majorBidi" w:cstheme="majorBidi"/>
+          <w:b/>
+          <w:bCs/>
+          <w:spacing w:val="-2"/>
+          <w:sz w:val="20"/>
+        </w:rPr>
+        <w:t>Lab and Test:</w:t>
+      </w:r>
+      <w:r>
+        <w:rPr>
+          <w:rFonts w:asciiTheme="majorBidi" w:hAnsiTheme="majorBidi" w:cstheme="majorBidi"/>
+          <w:sz w:val="20"/>
+        </w:rPr>
+        <w:t xml:space="preserve"> </w:t>
+      </w:r>
+      <w:r>
+        <w:rPr>
+          <w:rFonts w:asciiTheme="majorBidi" w:hAnsiTheme="majorBidi" w:cstheme="majorBidi"/>
+          <w:sz w:val="20"/>
+        </w:rPr>
+        <w:t xml:space="preserve">Oscilloscope, function generator, DMM, soldering and rework, </w:t>
+      </w:r>
       <w:proofErr w:type="spellStart"/>
       <w:r>
         <w:rPr>
           <w:rFonts w:asciiTheme="majorBidi" w:hAnsiTheme="majorBidi" w:cstheme="majorBidi"/>
-          <w:spacing w:val="-2"/>
-          <w:sz w:val="20"/>
-        </w:rPr>
-        <w:t>OpenROAD</w:t>
+          <w:sz w:val="20"/>
+        </w:rPr>
+        <w:t>perfboard</w:t>
       </w:r>
       <w:proofErr w:type="spellEnd"/>
+      <w:r>
+        <w:rPr>
+          <w:rFonts w:asciiTheme="majorBidi" w:hAnsiTheme="majorBidi" w:cstheme="majorBidi"/>
+          <w:sz w:val="20"/>
+        </w:rPr>
+        <w:t xml:space="preserve"> prototyping, benchtop characterization</w:t>
+      </w:r>
     </w:p>
     <w:p>
       <w:pPr>
@@ -6063,6 +6266,7 @@
   <w:style w:type="character" w:default="1" w:styleId="DefaultParagraphFont">
     <w:name w:val="Default Paragraph Font"/>
     <w:uiPriority w:val="1"/>
+    <w:semiHidden/>
     <w:unhideWhenUsed/>
   </w:style>
   <w:style w:type="table" w:default="1" w:styleId="TableNormal">
